--- a/校园社交小程序项目需求说明书1.2.docx
+++ b/校园社交小程序项目需求说明书1.2.docx
@@ -1911,7 +1911,24 @@
           <w:rFonts w:ascii="宋体" w:hAnsi="宋体" w:eastAsia="宋体"/>
           <w:sz w:val="24"/>
         </w:rPr>
-        <w:t>本产品聚焦 XX 学校在校师生的校园社交与服务需求，解决社交壁垒高、信息传播分散、互助无渠道等痛点。</w:t>
+        <w:t>本产品聚焦</w:t>
+      </w:r>
+      <w:r>
+        <w:rPr>
+          <w:rFonts w:hint="eastAsia" w:ascii="宋体" w:hAnsi="宋体" w:eastAsia="宋体"/>
+          <w:sz w:val="24"/>
+          <w:lang w:val="en-US" w:eastAsia="zh-CN"/>
+        </w:rPr>
+        <w:t>西安电子科技大学</w:t>
+      </w:r>
+      <w:bookmarkStart w:id="0" w:name="_GoBack"/>
+      <w:bookmarkEnd w:id="0"/>
+      <w:r>
+        <w:rPr>
+          <w:rFonts w:ascii="宋体" w:hAnsi="宋体" w:eastAsia="宋体"/>
+          <w:sz w:val="24"/>
+        </w:rPr>
+        <w:t>在校师生的校园社交与服务需求，解决社交壁垒高、信息传播分散、互助无渠道等痛点。</w:t>
       </w:r>
       <w:r>
         <w:rPr>
@@ -4628,7 +4645,7 @@
                         </wps:wsp>
                         <wps:wsp>
                           <wps:cNvPr id="114" name="直接连接符 114"/>
-                          <wps:cNvSpPr/>
+                          <wps:cNvCnPr/>
                           <wps:spPr>
                             <a:xfrm>
                               <a:off x="1043" y="2391"/>
@@ -4650,7 +4667,7 @@
                         </wps:wsp>
                         <wps:wsp>
                           <wps:cNvPr id="115" name="直接连接符 115"/>
-                          <wps:cNvSpPr/>
+                          <wps:cNvCnPr/>
                           <wps:spPr>
                             <a:xfrm>
                               <a:off x="868" y="2457"/>
@@ -5188,7 +5205,7 @@
                       </wps:wsp>
                       <wps:wsp>
                         <wps:cNvPr id="132" name="直接连接符 132"/>
-                        <wps:cNvSpPr/>
+                        <wps:cNvCnPr/>
                         <wps:spPr>
                           <a:xfrm>
                             <a:off x="1229360" y="1586230"/>
@@ -5210,7 +5227,7 @@
                       </wps:wsp>
                       <wps:wsp>
                         <wps:cNvPr id="133" name="直接连接符 133"/>
-                        <wps:cNvSpPr/>
+                        <wps:cNvCnPr/>
                         <wps:spPr>
                           <a:xfrm flipH="1">
                             <a:off x="1548130" y="1586230"/>
@@ -5232,7 +5249,7 @@
                       </wps:wsp>
                       <wps:wsp>
                         <wps:cNvPr id="134" name="直接连接符 134"/>
-                        <wps:cNvSpPr/>
+                        <wps:cNvCnPr/>
                         <wps:spPr>
                           <a:xfrm flipH="1" flipV="1">
                             <a:off x="1548130" y="1540510"/>
@@ -5254,7 +5271,7 @@
                       </wps:wsp>
                       <wps:wsp>
                         <wps:cNvPr id="135" name="直接连接符 135"/>
-                        <wps:cNvSpPr/>
+                        <wps:cNvCnPr/>
                         <wps:spPr>
                           <a:xfrm flipH="1">
                             <a:off x="814070" y="1586230"/>
@@ -5276,7 +5293,7 @@
                       </wps:wsp>
                       <wps:wsp>
                         <wps:cNvPr id="136" name="直接连接符 136"/>
-                        <wps:cNvSpPr/>
+                        <wps:cNvCnPr/>
                         <wps:spPr>
                           <a:xfrm>
                             <a:off x="2280285" y="2355215"/>
@@ -5298,7 +5315,7 @@
                       </wps:wsp>
                       <wps:wsp>
                         <wps:cNvPr id="137" name="直接连接符 137"/>
-                        <wps:cNvSpPr/>
+                        <wps:cNvCnPr/>
                         <wps:spPr>
                           <a:xfrm flipH="1" flipV="1">
                             <a:off x="2402205" y="2525395"/>
@@ -5320,7 +5337,7 @@
                       </wps:wsp>
                       <wps:wsp>
                         <wps:cNvPr id="138" name="直接连接符 138"/>
-                        <wps:cNvSpPr/>
+                        <wps:cNvCnPr/>
                         <wps:spPr>
                           <a:xfrm flipH="1" flipV="1">
                             <a:off x="2332990" y="2567940"/>
@@ -5342,7 +5359,7 @@
                       </wps:wsp>
                       <wps:wsp>
                         <wps:cNvPr id="139" name="直接连接符 139"/>
-                        <wps:cNvSpPr/>
+                        <wps:cNvCnPr/>
                         <wps:spPr>
                           <a:xfrm flipH="1" flipV="1">
                             <a:off x="2149475" y="2066290"/>
@@ -5400,7 +5417,7 @@
                       </wps:wsp>
                       <wps:wsp>
                         <wps:cNvPr id="141" name="直接连接符 141"/>
-                        <wps:cNvSpPr/>
+                        <wps:cNvCnPr/>
                         <wps:spPr>
                           <a:xfrm>
                             <a:off x="2599055" y="2023745"/>
@@ -5422,7 +5439,7 @@
                       </wps:wsp>
                       <wps:wsp>
                         <wps:cNvPr id="142" name="直接连接符 142"/>
-                        <wps:cNvSpPr/>
+                        <wps:cNvCnPr/>
                         <wps:spPr>
                           <a:xfrm flipH="1" flipV="1">
                             <a:off x="2936875" y="2193925"/>
@@ -5444,7 +5461,7 @@
                       </wps:wsp>
                       <wps:wsp>
                         <wps:cNvPr id="143" name="直接连接符 143"/>
-                        <wps:cNvSpPr/>
+                        <wps:cNvCnPr/>
                         <wps:spPr>
                           <a:xfrm flipH="1" flipV="1">
                             <a:off x="2894330" y="2273300"/>
@@ -5466,7 +5483,7 @@
                       </wps:wsp>
                       <wps:wsp>
                         <wps:cNvPr id="144" name="直接连接符 144"/>
-                        <wps:cNvSpPr/>
+                        <wps:cNvCnPr/>
                         <wps:spPr>
                           <a:xfrm flipH="1" flipV="1">
                             <a:off x="2200275" y="1759585"/>
@@ -5524,7 +5541,7 @@
                       </wps:wsp>
                       <wps:wsp>
                         <wps:cNvPr id="146" name="直接连接符 146"/>
-                        <wps:cNvSpPr/>
+                        <wps:cNvCnPr/>
                         <wps:spPr>
                           <a:xfrm flipV="1">
                             <a:off x="2226945" y="826770"/>
@@ -5546,7 +5563,7 @@
                       </wps:wsp>
                       <wps:wsp>
                         <wps:cNvPr id="147" name="直接连接符 147"/>
-                        <wps:cNvSpPr/>
+                        <wps:cNvCnPr/>
                         <wps:spPr>
                           <a:xfrm flipH="1">
                             <a:off x="2394585" y="826770"/>
@@ -5568,7 +5585,7 @@
                       </wps:wsp>
                       <wps:wsp>
                         <wps:cNvPr id="148" name="直接连接符 148"/>
-                        <wps:cNvSpPr/>
+                        <wps:cNvCnPr/>
                         <wps:spPr>
                           <a:xfrm flipH="1">
                             <a:off x="2330450" y="826770"/>
@@ -5590,7 +5607,7 @@
                       </wps:wsp>
                       <wps:wsp>
                         <wps:cNvPr id="149" name="直接连接符 149"/>
-                        <wps:cNvSpPr/>
+                        <wps:cNvCnPr/>
                         <wps:spPr>
                           <a:xfrm flipH="1">
                             <a:off x="2037715" y="1118235"/>
@@ -5648,7 +5665,7 @@
                       </wps:wsp>
                       <wps:wsp>
                         <wps:cNvPr id="151" name="直接连接符 151"/>
-                        <wps:cNvSpPr/>
+                        <wps:cNvCnPr/>
                         <wps:spPr>
                           <a:xfrm flipV="1">
                             <a:off x="2743200" y="854075"/>
@@ -5670,7 +5687,7 @@
                       </wps:wsp>
                       <wps:wsp>
                         <wps:cNvPr id="152" name="直接连接符 152"/>
-                        <wps:cNvSpPr/>
+                        <wps:cNvCnPr/>
                         <wps:spPr>
                           <a:xfrm flipH="1">
                             <a:off x="3192780" y="854075"/>
@@ -5692,7 +5709,7 @@
                       </wps:wsp>
                       <wps:wsp>
                         <wps:cNvPr id="153" name="直接连接符 153"/>
-                        <wps:cNvSpPr/>
+                        <wps:cNvCnPr/>
                         <wps:spPr>
                           <a:xfrm flipH="1">
                             <a:off x="3160395" y="854075"/>
@@ -5714,7 +5731,7 @@
                       </wps:wsp>
                       <wps:wsp>
                         <wps:cNvPr id="154" name="直接连接符 154"/>
-                        <wps:cNvSpPr/>
+                        <wps:cNvCnPr/>
                         <wps:spPr>
                           <a:xfrm flipH="1">
                             <a:off x="2226945" y="1136650"/>
@@ -5772,7 +5789,7 @@
                       </wps:wsp>
                       <wps:wsp>
                         <wps:cNvPr id="156" name="直接连接符 156"/>
-                        <wps:cNvSpPr/>
+                        <wps:cNvCnPr/>
                         <wps:spPr>
                           <a:xfrm flipV="1">
                             <a:off x="2905125" y="1379855"/>
@@ -5794,7 +5811,7 @@
                       </wps:wsp>
                       <wps:wsp>
                         <wps:cNvPr id="157" name="直接连接符 157"/>
-                        <wps:cNvSpPr/>
+                        <wps:cNvCnPr/>
                         <wps:spPr>
                           <a:xfrm flipH="1">
                             <a:off x="3493135" y="1379855"/>
@@ -5816,7 +5833,7 @@
                       </wps:wsp>
                       <wps:wsp>
                         <wps:cNvPr id="158" name="直接连接符 158"/>
-                        <wps:cNvSpPr/>
+                        <wps:cNvCnPr/>
                         <wps:spPr>
                           <a:xfrm flipH="1" flipV="1">
                             <a:off x="3482340" y="1346200"/>
@@ -5838,7 +5855,7 @@
                       </wps:wsp>
                       <wps:wsp>
                         <wps:cNvPr id="159" name="直接连接符 159"/>
-                        <wps:cNvSpPr/>
+                        <wps:cNvCnPr/>
                         <wps:spPr>
                           <a:xfrm flipH="1">
                             <a:off x="2226945" y="1458595"/>
@@ -5928,7 +5945,7 @@
                       </wps:wsp>
                       <wps:wsp>
                         <wps:cNvPr id="162" name="直接连接符 162"/>
-                        <wps:cNvSpPr/>
+                        <wps:cNvCnPr/>
                         <wps:spPr>
                           <a:xfrm>
                             <a:off x="2915920" y="1811020"/>
@@ -5950,7 +5967,7 @@
                       </wps:wsp>
                       <wps:wsp>
                         <wps:cNvPr id="163" name="直接连接符 163"/>
-                        <wps:cNvSpPr/>
+                        <wps:cNvCnPr/>
                         <wps:spPr>
                           <a:xfrm flipH="1" flipV="1">
                             <a:off x="3519805" y="1911350"/>
@@ -5972,7 +5989,7 @@
                       </wps:wsp>
                       <wps:wsp>
                         <wps:cNvPr id="164" name="直接连接符 164"/>
-                        <wps:cNvSpPr/>
+                        <wps:cNvCnPr/>
                         <wps:spPr>
                           <a:xfrm flipH="1">
                             <a:off x="3503930" y="1978025"/>
@@ -5994,7 +6011,7 @@
                       </wps:wsp>
                       <wps:wsp>
                         <wps:cNvPr id="165" name="直接连接符 165"/>
-                        <wps:cNvSpPr/>
+                        <wps:cNvCnPr/>
                         <wps:spPr>
                           <a:xfrm flipH="1" flipV="1">
                             <a:off x="2226945" y="1647190"/>
@@ -6094,15 +6111,15 @@
           </mc:Choice>
           <mc:Fallback>
             <w:pict>
-              <v:group id="_x0000_s1026" o:spid="_x0000_s1026" o:spt="203" style="height:292.8pt;width:391.4pt;" coordsize="4970780,3718560" editas="canvas" o:gfxdata="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">
+              <v:group id="_x0000_s1026" o:spid="_x0000_s1026" o:spt="203" style="height:292.8pt;width:391.4pt;" coordsize="4970780,3718560" editas="canvas" o:gfxdata="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">
                 <o:lock v:ext="edit" aspectratio="f"/>
-                <v:rect id="_x0000_s1026" o:spid="_x0000_s1026" o:spt="1" style="position:absolute;left:0;top:0;height:3718560;width:4970780;" filled="f" stroked="f" coordsize="21600,21600" o:gfxdata="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">
+                <v:shape id="_x0000_s1026" o:spid="_x0000_s1026" style="position:absolute;left:0;top:0;height:3718560;width:4970780;" filled="f" stroked="f" coordsize="21600,21600" o:gfxdata="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">
                   <v:fill on="f" focussize="0,0"/>
                   <v:stroke on="f"/>
                   <v:imagedata o:title=""/>
-                  <o:lock v:ext="edit" rotation="t" text="t" aspectratio="t"/>
-                </v:rect>
-                <v:group id="_x0000_s1026" o:spid="_x0000_s1026" o:spt="203" style="position:absolute;left:507999;top:1362710;height:475615;width:308610;" coordorigin="800,2146" coordsize="486,749" o:gfxdata="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">
+                  <o:lock v:ext="edit" aspectratio="t"/>
+                </v:shape>
+                <v:group id="_x0000_s1026" o:spid="_x0000_s1026" o:spt="203" style="position:absolute;left:508000;top:1362710;height:475615;width:308610;" coordorigin="800,2146" coordsize="486,749" o:gfxdata="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">
                   <o:lock v:ext="edit" aspectratio="f"/>
                   <v:shape id="_x0000_s1026" o:spid="_x0000_s1026" o:spt="3" type="#_x0000_t3" style="position:absolute;left:937;top:2146;height:248;width:221;" filled="f" stroked="t" coordsize="21600,21600" o:gfxdata="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">
                     <v:fill on="f" focussize="0,0"/>
@@ -6281,7 +6298,7 @@
                     </w:txbxContent>
                   </v:textbox>
                 </v:rect>
-                <v:shape id="_x0000_s1026" o:spid="_x0000_s1026" o:spt="3" type="#_x0000_t3" style="position:absolute;left:3289935;top:518159;height:337185;width:571500;" fillcolor="#FFFFCC" filled="t" stroked="t" coordsize="21600,21600" o:gfxdata="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">
+                <v:shape id="_x0000_s1026" o:spid="_x0000_s1026" o:spt="3" type="#_x0000_t3" style="position:absolute;left:3289935;top:518160;height:337185;width:571500;" fillcolor="#FFFFCC" filled="t" stroked="t" coordsize="21600,21600" o:gfxdata="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">
                   <v:fill on="t" focussize="0,0"/>
                   <v:stroke weight="0.25pt" color="#990033" joinstyle="round"/>
                   <v:imagedata o:title=""/>
@@ -6379,49 +6396,49 @@
                     </w:txbxContent>
                   </v:textbox>
                 </v:rect>
-                <v:line id="_x0000_s1026" o:spid="_x0000_s1026" o:spt="20" style="position:absolute;left:1229360;top:1586230;height:635;width:414655;" filled="f" stroked="t" coordsize="21600,21600" o:gfxdata="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">
+                <v:line id="_x0000_s1026" o:spid="_x0000_s1026" o:spt="20" style="position:absolute;left:1229360;top:1586230;height:635;width:414655;" filled="f" stroked="t" coordsize="21600,21600" o:gfxdata="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">
                   <v:fill on="f" focussize="0,0"/>
                   <v:stroke weight="0.2pt" color="#990033" joinstyle="round"/>
                   <v:imagedata o:title=""/>
                   <o:lock v:ext="edit" aspectratio="f"/>
                 </v:line>
-                <v:line id="_x0000_s1026" o:spid="_x0000_s1026" o:spt="20" style="position:absolute;left:1548130;top:1586230;flip:x;height:45720;width:95885;" filled="f" stroked="t" coordsize="21600,21600" o:gfxdata="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">
+                <v:line id="_x0000_s1026" o:spid="_x0000_s1026" o:spt="20" style="position:absolute;left:1548130;top:1586230;flip:x;height:45720;width:95885;" filled="f" stroked="t" coordsize="21600,21600" o:gfxdata="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">
                   <v:fill on="f" focussize="0,0"/>
                   <v:stroke weight="0.2pt" color="#990033" joinstyle="round"/>
                   <v:imagedata o:title=""/>
                   <o:lock v:ext="edit" aspectratio="f"/>
                 </v:line>
-                <v:line id="_x0000_s1026" o:spid="_x0000_s1026" o:spt="20" style="position:absolute;left:1548130;top:1540510;flip:x y;height:45720;width:95885;" filled="f" stroked="t" coordsize="21600,21600" o:gfxdata="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">
+                <v:line id="_x0000_s1026" o:spid="_x0000_s1026" o:spt="20" style="position:absolute;left:1548130;top:1540510;flip:x y;height:45720;width:95885;" filled="f" stroked="t" coordsize="21600,21600" o:gfxdata="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">
                   <v:fill on="f" focussize="0,0"/>
                   <v:stroke weight="0.2pt" color="#990033" joinstyle="round"/>
                   <v:imagedata o:title=""/>
                   <o:lock v:ext="edit" aspectratio="f"/>
                 </v:line>
-                <v:line id="_x0000_s1026" o:spid="_x0000_s1026" o:spt="20" style="position:absolute;left:814070;top:1586230;flip:x;height:635;width:415290;" filled="f" stroked="t" coordsize="21600,21600" o:gfxdata="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">
+                <v:line id="_x0000_s1026" o:spid="_x0000_s1026" o:spt="20" style="position:absolute;left:814070;top:1586230;flip:x;height:635;width:415290;" filled="f" stroked="t" coordsize="21600,21600" o:gfxdata="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">
                   <v:fill on="f" focussize="0,0"/>
                   <v:stroke weight="0.2pt" color="#990033" joinstyle="round"/>
                   <v:imagedata o:title=""/>
                   <o:lock v:ext="edit" aspectratio="f"/>
                 </v:line>
-                <v:line id="_x0000_s1026" o:spid="_x0000_s1026" o:spt="20" style="position:absolute;left:2280285;top:2355215;height:288290;width:132715;" filled="f" stroked="t" coordsize="21600,21600" o:gfxdata="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">
+                <v:line id="_x0000_s1026" o:spid="_x0000_s1026" o:spt="20" style="position:absolute;left:2280285;top:2355215;height:288290;width:132715;" filled="f" stroked="t" coordsize="21600,21600" o:gfxdata="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">
                   <v:fill on="f" focussize="0,0"/>
                   <v:stroke weight="0.2pt" color="#990033" joinstyle="round"/>
                   <v:imagedata o:title=""/>
                   <o:lock v:ext="edit" aspectratio="f"/>
                 </v:line>
-                <v:line id="_x0000_s1026" o:spid="_x0000_s1026" o:spt="20" style="position:absolute;left:2402205;top:2525395;flip:x y;height:118110;width:10795;" filled="f" stroked="t" coordsize="21600,21600" o:gfxdata="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">
+                <v:line id="_x0000_s1026" o:spid="_x0000_s1026" o:spt="20" style="position:absolute;left:2402205;top:2525395;flip:x y;height:118110;width:10795;" filled="f" stroked="t" coordsize="21600,21600" o:gfxdata="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">
                   <v:fill on="f" focussize="0,0"/>
                   <v:stroke weight="0.2pt" color="#990033" joinstyle="round"/>
                   <v:imagedata o:title=""/>
                   <o:lock v:ext="edit" aspectratio="f"/>
                 </v:line>
-                <v:line id="_x0000_s1026" o:spid="_x0000_s1026" o:spt="20" style="position:absolute;left:2332990;top:2567940;flip:x y;height:75565;width:80010;" filled="f" stroked="t" coordsize="21600,21600" o:gfxdata="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">
+                <v:line id="_x0000_s1026" o:spid="_x0000_s1026" o:spt="20" style="position:absolute;left:2332990;top:2567940;flip:x y;height:75565;width:80010;" filled="f" stroked="t" coordsize="21600,21600" o:gfxdata="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">
                   <v:fill on="f" focussize="0,0"/>
                   <v:stroke weight="0.2pt" color="#990033" joinstyle="round"/>
                   <v:imagedata o:title=""/>
                   <o:lock v:ext="edit" aspectratio="f"/>
                 </v:line>
-                <v:line id="_x0000_s1026" o:spid="_x0000_s1026" o:spt="20" style="position:absolute;left:2149475;top:2066290;flip:x y;height:288925;width:130810;" filled="f" stroked="t" coordsize="21600,21600" o:gfxdata="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">
+                <v:line id="_x0000_s1026" o:spid="_x0000_s1026" o:spt="20" style="position:absolute;left:2149475;top:2066290;flip:x y;height:288925;width:130810;" filled="f" stroked="t" coordsize="21600,21600" o:gfxdata="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">
                   <v:fill on="f" focussize="0,0"/>
                   <v:stroke weight="0.2pt" color="#990033" joinstyle="round"/>
                   <v:imagedata o:title=""/>
@@ -6449,25 +6466,25 @@
                     </w:txbxContent>
                   </v:textbox>
                 </v:rect>
-                <v:line id="_x0000_s1026" o:spid="_x0000_s1026" o:spt="20" style="position:absolute;left:2599055;top:2023745;height:264795;width:399415;" filled="f" stroked="t" coordsize="21600,21600" o:gfxdata="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">
+                <v:line id="_x0000_s1026" o:spid="_x0000_s1026" o:spt="20" style="position:absolute;left:2599055;top:2023745;height:264795;width:399415;" filled="f" stroked="t" coordsize="21600,21600" o:gfxdata="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">
                   <v:fill on="f" focussize="0,0"/>
                   <v:stroke weight="0.2pt" color="#990033" joinstyle="round"/>
                   <v:imagedata o:title=""/>
                   <o:lock v:ext="edit" aspectratio="f"/>
                 </v:line>
-                <v:line id="_x0000_s1026" o:spid="_x0000_s1026" o:spt="20" style="position:absolute;left:2936875;top:2193925;flip:x y;height:94615;width:61595;" filled="f" stroked="t" coordsize="21600,21600" o:gfxdata="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">
+                <v:line id="_x0000_s1026" o:spid="_x0000_s1026" o:spt="20" style="position:absolute;left:2936875;top:2193925;flip:x y;height:94615;width:61595;" filled="f" stroked="t" coordsize="21600,21600" o:gfxdata="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">
                   <v:fill on="f" focussize="0,0"/>
                   <v:stroke weight="0.2pt" color="#990033" joinstyle="round"/>
                   <v:imagedata o:title=""/>
                   <o:lock v:ext="edit" aspectratio="f"/>
                 </v:line>
-                <v:line id="_x0000_s1026" o:spid="_x0000_s1026" o:spt="20" style="position:absolute;left:2894329;top:2273300;flip:x y;height:15240;width:104140;" filled="f" stroked="t" coordsize="21600,21600" o:gfxdata="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">
+                <v:line id="_x0000_s1026" o:spid="_x0000_s1026" o:spt="20" style="position:absolute;left:2894330;top:2273300;flip:x y;height:15240;width:104140;" filled="f" stroked="t" coordsize="21600,21600" o:gfxdata="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">
                   <v:fill on="f" focussize="0,0"/>
                   <v:stroke weight="0.2pt" color="#990033" joinstyle="round"/>
                   <v:imagedata o:title=""/>
                   <o:lock v:ext="edit" aspectratio="f"/>
                 </v:line>
-                <v:line id="_x0000_s1026" o:spid="_x0000_s1026" o:spt="20" style="position:absolute;left:2200275;top:1759585;flip:x y;height:264160;width:398780;" filled="f" stroked="t" coordsize="21600,21600" o:gfxdata="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">
+                <v:line id="_x0000_s1026" o:spid="_x0000_s1026" o:spt="20" style="position:absolute;left:2200275;top:1759585;flip:x y;height:264160;width:398780;" filled="f" stroked="t" coordsize="21600,21600" o:gfxdata="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">
                   <v:fill on="f" focussize="0,0"/>
                   <v:stroke weight="0.2pt" color="#990033" joinstyle="round"/>
                   <v:imagedata o:title=""/>
@@ -6495,25 +6512,25 @@
                     </w:txbxContent>
                   </v:textbox>
                 </v:rect>
-                <v:line id="_x0000_s1026" o:spid="_x0000_s1026" o:spt="20" style="position:absolute;left:2226945;top:826770;flip:y;height:291465;width:191135;" filled="f" stroked="t" coordsize="21600,21600" o:gfxdata="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">
+                <v:line id="_x0000_s1026" o:spid="_x0000_s1026" o:spt="20" style="position:absolute;left:2226945;top:826770;flip:y;height:291465;width:191135;" filled="f" stroked="t" coordsize="21600,21600" o:gfxdata="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">
                   <v:fill on="f" focussize="0,0"/>
                   <v:stroke weight="0.2pt" color="#990033" joinstyle="round"/>
                   <v:imagedata o:title=""/>
                   <o:lock v:ext="edit" aspectratio="f"/>
                 </v:line>
-                <v:line id="_x0000_s1026" o:spid="_x0000_s1026" o:spt="20" style="position:absolute;left:2394585;top:826770;flip:x;height:115570;width:23495;" filled="f" stroked="t" coordsize="21600,21600" o:gfxdata="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">
+                <v:line id="_x0000_s1026" o:spid="_x0000_s1026" o:spt="20" style="position:absolute;left:2394585;top:826770;flip:x;height:115570;width:23495;" filled="f" stroked="t" coordsize="21600,21600" o:gfxdata="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">
                   <v:fill on="f" focussize="0,0"/>
                   <v:stroke weight="0.2pt" color="#990033" joinstyle="round"/>
                   <v:imagedata o:title=""/>
                   <o:lock v:ext="edit" aspectratio="f"/>
                 </v:line>
-                <v:line id="_x0000_s1026" o:spid="_x0000_s1026" o:spt="20" style="position:absolute;left:2330450;top:826770;flip:x;height:60325;width:87630;" filled="f" stroked="t" coordsize="21600,21600" o:gfxdata="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">
+                <v:line id="_x0000_s1026" o:spid="_x0000_s1026" o:spt="20" style="position:absolute;left:2330450;top:826770;flip:x;height:60325;width:87630;" filled="f" stroked="t" coordsize="21600,21600" o:gfxdata="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">
                   <v:fill on="f" focussize="0,0"/>
                   <v:stroke weight="0.2pt" color="#990033" joinstyle="round"/>
                   <v:imagedata o:title=""/>
                   <o:lock v:ext="edit" aspectratio="f"/>
                 </v:line>
-                <v:line id="_x0000_s1026" o:spid="_x0000_s1026" o:spt="20" style="position:absolute;left:2037714;top:1118235;flip:x;height:294640;width:189230;" filled="f" stroked="t" coordsize="21600,21600" o:gfxdata="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">
+                <v:line id="_x0000_s1026" o:spid="_x0000_s1026" o:spt="20" style="position:absolute;left:2037715;top:1118235;flip:x;height:294640;width:189230;" filled="f" stroked="t" coordsize="21600,21600" o:gfxdata="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">
                   <v:fill on="f" focussize="0,0"/>
                   <v:stroke weight="0.2pt" color="#990033" joinstyle="round"/>
                   <v:imagedata o:title=""/>
@@ -6541,25 +6558,25 @@
                     </w:txbxContent>
                   </v:textbox>
                 </v:rect>
-                <v:line id="_x0000_s1026" o:spid="_x0000_s1026" o:spt="20" style="position:absolute;left:2743200;top:854075;flip:y;height:282575;width:518795;" filled="f" stroked="t" coordsize="21600,21600" o:gfxdata="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">
+                <v:line id="_x0000_s1026" o:spid="_x0000_s1026" o:spt="20" style="position:absolute;left:2743200;top:854075;flip:y;height:282575;width:518795;" filled="f" stroked="t" coordsize="21600,21600" o:gfxdata="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">
                   <v:fill on="f" focussize="0,0"/>
                   <v:stroke weight="0.2pt" color="#990033" joinstyle="round"/>
                   <v:imagedata o:title=""/>
                   <o:lock v:ext="edit" aspectratio="f"/>
                 </v:line>
-                <v:line id="_x0000_s1026" o:spid="_x0000_s1026" o:spt="20" style="position:absolute;left:3192780;top:854075;flip:x;height:90805;width:69215;" filled="f" stroked="t" coordsize="21600,21600" o:gfxdata="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">
+                <v:line id="_x0000_s1026" o:spid="_x0000_s1026" o:spt="20" style="position:absolute;left:3192780;top:854075;flip:x;height:90805;width:69215;" filled="f" stroked="t" coordsize="21600,21600" o:gfxdata="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">
                   <v:fill on="f" focussize="0,0"/>
                   <v:stroke weight="0.2pt" color="#990033" joinstyle="round"/>
                   <v:imagedata o:title=""/>
                   <o:lock v:ext="edit" aspectratio="f"/>
                 </v:line>
-                <v:line id="_x0000_s1026" o:spid="_x0000_s1026" o:spt="20" style="position:absolute;left:3160395;top:854075;flip:x;height:5715;width:101600;" filled="f" stroked="t" coordsize="21600,21600" o:gfxdata="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">
+                <v:line id="_x0000_s1026" o:spid="_x0000_s1026" o:spt="20" style="position:absolute;left:3160395;top:854075;flip:x;height:5715;width:101600;" filled="f" stroked="t" coordsize="21600,21600" o:gfxdata="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">
                   <v:fill on="f" focussize="0,0"/>
                   <v:stroke weight="0.2pt" color="#990033" joinstyle="round"/>
                   <v:imagedata o:title=""/>
                   <o:lock v:ext="edit" aspectratio="f"/>
                 </v:line>
-                <v:line id="_x0000_s1026" o:spid="_x0000_s1026" o:spt="20" style="position:absolute;left:2226945;top:1136650;flip:x;height:282575;width:516255;" filled="f" stroked="t" coordsize="21600,21600" o:gfxdata="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">
+                <v:line id="_x0000_s1026" o:spid="_x0000_s1026" o:spt="20" style="position:absolute;left:2226945;top:1136650;flip:x;height:282575;width:516255;" filled="f" stroked="t" coordsize="21600,21600" o:gfxdata="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">
                   <v:fill on="f" focussize="0,0"/>
                   <v:stroke weight="0.2pt" color="#990033" joinstyle="round"/>
                   <v:imagedata o:title=""/>
@@ -6587,25 +6604,25 @@
                     </w:txbxContent>
                   </v:textbox>
                 </v:rect>
-                <v:line id="_x0000_s1026" o:spid="_x0000_s1026" o:spt="20" style="position:absolute;left:2905125;top:1379855;flip:y;height:78740;width:678815;" filled="f" stroked="t" coordsize="21600,21600" o:gfxdata="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">
+                <v:line id="_x0000_s1026" o:spid="_x0000_s1026" o:spt="20" style="position:absolute;left:2905125;top:1379855;flip:y;height:78740;width:678815;" filled="f" stroked="t" coordsize="21600,21600" o:gfxdata="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">
                   <v:fill on="f" focussize="0,0"/>
                   <v:stroke weight="0.2pt" color="#990033" joinstyle="round"/>
                   <v:imagedata o:title=""/>
                   <o:lock v:ext="edit" aspectratio="f"/>
                 </v:line>
-                <v:line id="_x0000_s1026" o:spid="_x0000_s1026" o:spt="20" style="position:absolute;left:3493135;top:1379855;flip:x;height:57785;width:90805;" filled="f" stroked="t" coordsize="21600,21600" o:gfxdata="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">
+                <v:line id="_x0000_s1026" o:spid="_x0000_s1026" o:spt="20" style="position:absolute;left:3493135;top:1379855;flip:x;height:57785;width:90805;" filled="f" stroked="t" coordsize="21600,21600" o:gfxdata="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">
                   <v:fill on="f" focussize="0,0"/>
                   <v:stroke weight="0.2pt" color="#990033" joinstyle="round"/>
                   <v:imagedata o:title=""/>
                   <o:lock v:ext="edit" aspectratio="f"/>
                 </v:line>
-                <v:line id="_x0000_s1026" o:spid="_x0000_s1026" o:spt="20" style="position:absolute;left:3482340;top:1346200;flip:x y;height:33655;width:101600;" filled="f" stroked="t" coordsize="21600,21600" o:gfxdata="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">
+                <v:line id="_x0000_s1026" o:spid="_x0000_s1026" o:spt="20" style="position:absolute;left:3482340;top:1346200;flip:x y;height:33655;width:101600;" filled="f" stroked="t" coordsize="21600,21600" o:gfxdata="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">
                   <v:fill on="f" focussize="0,0"/>
                   <v:stroke weight="0.2pt" color="#990033" joinstyle="round"/>
                   <v:imagedata o:title=""/>
                   <o:lock v:ext="edit" aspectratio="f"/>
                 </v:line>
-                <v:line id="_x0000_s1026" o:spid="_x0000_s1026" o:spt="20" style="position:absolute;left:2226945;top:1458595;flip:x;height:81915;width:678180;" filled="f" stroked="t" coordsize="21600,21600" o:gfxdata="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">
+                <v:line id="_x0000_s1026" o:spid="_x0000_s1026" o:spt="20" style="position:absolute;left:2226945;top:1458595;flip:x;height:81915;width:678180;" filled="f" stroked="t" coordsize="21600,21600" o:gfxdata="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">
                   <v:fill on="f" focussize="0,0"/>
                   <v:stroke weight="0.2pt" color="#990033" joinstyle="round"/>
                   <v:imagedata o:title=""/>
@@ -6646,25 +6663,25 @@
                     </w:txbxContent>
                   </v:textbox>
                 </v:rect>
-                <v:line id="_x0000_s1026" o:spid="_x0000_s1026" o:spt="20" style="position:absolute;left:2915920;top:1811020;height:167005;width:688975;" filled="f" stroked="t" coordsize="21600,21600" o:gfxdata="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">
+                <v:line id="_x0000_s1026" o:spid="_x0000_s1026" o:spt="20" style="position:absolute;left:2915920;top:1811020;height:167005;width:688975;" filled="f" stroked="t" coordsize="21600,21600" o:gfxdata="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">
                   <v:fill on="f" focussize="0,0"/>
                   <v:stroke weight="0.2pt" color="#990033" joinstyle="round"/>
                   <v:imagedata o:title=""/>
                   <o:lock v:ext="edit" aspectratio="f"/>
                 </v:line>
-                <v:line id="_x0000_s1026" o:spid="_x0000_s1026" o:spt="20" style="position:absolute;left:3519805;top:1911350;flip:x y;height:66675;width:85090;" filled="f" stroked="t" coordsize="21600,21600" o:gfxdata="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">
+                <v:line id="_x0000_s1026" o:spid="_x0000_s1026" o:spt="20" style="position:absolute;left:3519805;top:1911350;flip:x y;height:66675;width:85090;" filled="f" stroked="t" coordsize="21600,21600" o:gfxdata="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">
                   <v:fill on="f" focussize="0,0"/>
                   <v:stroke weight="0.2pt" color="#990033" joinstyle="round"/>
                   <v:imagedata o:title=""/>
                   <o:lock v:ext="edit" aspectratio="f"/>
                 </v:line>
-                <v:line id="_x0000_s1026" o:spid="_x0000_s1026" o:spt="20" style="position:absolute;left:3503930;top:1978025;flip:x;height:24765;width:100965;" filled="f" stroked="t" coordsize="21600,21600" o:gfxdata="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">
+                <v:line id="_x0000_s1026" o:spid="_x0000_s1026" o:spt="20" style="position:absolute;left:3503930;top:1978025;flip:x;height:24765;width:100965;" filled="f" stroked="t" coordsize="21600,21600" o:gfxdata="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">
                   <v:fill on="f" focussize="0,0"/>
                   <v:stroke weight="0.2pt" color="#990033" joinstyle="round"/>
                   <v:imagedata o:title=""/>
                   <o:lock v:ext="edit" aspectratio="f"/>
                 </v:line>
-                <v:line id="_x0000_s1026" o:spid="_x0000_s1026" o:spt="20" style="position:absolute;left:2226945;top:1647190;flip:x y;height:163830;width:688975;" filled="f" stroked="t" coordsize="21600,21600" o:gfxdata="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">
+                <v:line id="_x0000_s1026" o:spid="_x0000_s1026" o:spt="20" style="position:absolute;left:2226945;top:1647190;flip:x y;height:163830;width:688975;" filled="f" stroked="t" coordsize="21600,21600" o:gfxdata="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">
                   <v:fill on="f" focussize="0,0"/>
                   <v:stroke weight="0.2pt" color="#990033" joinstyle="round"/>
                   <v:imagedata o:title=""/>
@@ -7659,8 +7676,6 @@
         </w:rPr>
         <w:t>逻辑架构：采用分层架构，分为表现层（小程序/Web）、业务逻辑层（SpringBoot 服务）、数据访问层（MyBatis）、数据存储层（MySQL/OSS）。</w:t>
       </w:r>
-      <w:bookmarkStart w:id="0" w:name="_GoBack"/>
-      <w:bookmarkEnd w:id="0"/>
     </w:p>
     <w:p>
       <w:pPr>
@@ -14652,6 +14667,7 @@
     <w:name w:val="标题 1 字符"/>
     <w:basedOn w:val="14"/>
     <w:link w:val="2"/>
+    <w:qFormat/>
     <w:uiPriority w:val="9"/>
     <w:rPr>
       <w:rFonts w:asciiTheme="majorHAnsi" w:hAnsiTheme="majorHAnsi" w:eastAsiaTheme="majorEastAsia" w:cstheme="majorBidi"/>
@@ -14665,6 +14681,7 @@
     <w:basedOn w:val="14"/>
     <w:link w:val="3"/>
     <w:semiHidden/>
+    <w:qFormat/>
     <w:uiPriority w:val="9"/>
     <w:rPr>
       <w:rFonts w:asciiTheme="majorHAnsi" w:hAnsiTheme="majorHAnsi" w:eastAsiaTheme="majorEastAsia" w:cstheme="majorBidi"/>
@@ -14678,6 +14695,7 @@
     <w:basedOn w:val="14"/>
     <w:link w:val="4"/>
     <w:semiHidden/>
+    <w:qFormat/>
     <w:uiPriority w:val="9"/>
     <w:rPr>
       <w:rFonts w:asciiTheme="majorHAnsi" w:hAnsiTheme="majorHAnsi" w:eastAsiaTheme="majorEastAsia" w:cstheme="majorBidi"/>
@@ -14691,6 +14709,7 @@
     <w:basedOn w:val="14"/>
     <w:link w:val="5"/>
     <w:semiHidden/>
+    <w:qFormat/>
     <w:uiPriority w:val="9"/>
     <w:rPr>
       <w:rFonts w:cstheme="majorBidi"/>
@@ -14704,6 +14723,7 @@
     <w:basedOn w:val="14"/>
     <w:link w:val="6"/>
     <w:semiHidden/>
+    <w:qFormat/>
     <w:uiPriority w:val="9"/>
     <w:rPr>
       <w:rFonts w:cstheme="majorBidi"/>
@@ -14716,6 +14736,7 @@
     <w:basedOn w:val="14"/>
     <w:link w:val="7"/>
     <w:semiHidden/>
+    <w:qFormat/>
     <w:uiPriority w:val="9"/>
     <w:rPr>
       <w:rFonts w:cstheme="majorBidi"/>
@@ -14729,6 +14750,7 @@
     <w:basedOn w:val="14"/>
     <w:link w:val="8"/>
     <w:semiHidden/>
+    <w:qFormat/>
     <w:uiPriority w:val="9"/>
     <w:rPr>
       <w:rFonts w:cstheme="majorBidi"/>
@@ -14750,6 +14772,7 @@
     <w:basedOn w:val="14"/>
     <w:link w:val="9"/>
     <w:semiHidden/>
+    <w:qFormat/>
     <w:uiPriority w:val="9"/>
     <w:rPr>
       <w:rFonts w:cstheme="majorBidi"/>
@@ -14769,6 +14792,7 @@
     <w:basedOn w:val="14"/>
     <w:link w:val="10"/>
     <w:semiHidden/>
+    <w:qFormat/>
     <w:uiPriority w:val="9"/>
     <w:rPr>
       <w:rFonts w:eastAsiaTheme="majorEastAsia" w:cstheme="majorBidi"/>
@@ -14801,6 +14825,7 @@
     <w:name w:val="副标题 字符"/>
     <w:basedOn w:val="14"/>
     <w:link w:val="11"/>
+    <w:qFormat/>
     <w:uiPriority w:val="11"/>
     <w:rPr>
       <w:rFonts w:asciiTheme="majorHAnsi" w:hAnsiTheme="majorHAnsi" w:eastAsiaTheme="majorEastAsia" w:cstheme="majorBidi"/>
@@ -14847,6 +14872,7 @@
     <w:name w:val="引用 字符"/>
     <w:basedOn w:val="14"/>
     <w:link w:val="26"/>
+    <w:qFormat/>
     <w:uiPriority w:val="29"/>
     <w:rPr>
       <w:i/>
@@ -14909,6 +14935,7 @@
     <w:name w:val="明显引用 字符"/>
     <w:basedOn w:val="14"/>
     <w:link w:val="30"/>
+    <w:qFormat/>
     <w:uiPriority w:val="30"/>
     <w:rPr>
       <w:i/>

--- a/校园社交小程序项目需求说明书1.2.docx
+++ b/校园社交小程序项目需求说明书1.2.docx
@@ -1921,8 +1921,6 @@
         </w:rPr>
         <w:t>西安电子科技大学</w:t>
       </w:r>
-      <w:bookmarkStart w:id="0" w:name="_GoBack"/>
-      <w:bookmarkEnd w:id="0"/>
       <w:r>
         <w:rPr>
           <w:rFonts w:ascii="宋体" w:hAnsi="宋体" w:eastAsia="宋体"/>
@@ -4853,12 +4851,16 @@
                               <w:pPr>
                                 <w:rPr>
                                   <w:rFonts w:hint="default" w:eastAsiaTheme="minorEastAsia"/>
+                                  <w:sz w:val="18"/>
+                                  <w:szCs w:val="18"/>
                                   <w:lang w:val="en-US" w:eastAsia="zh-CN"/>
                                 </w:rPr>
                               </w:pPr>
                               <w:r>
                                 <w:rPr>
                                   <w:rFonts w:hint="eastAsia"/>
+                                  <w:sz w:val="18"/>
+                                  <w:szCs w:val="18"/>
                                   <w:lang w:val="en-US" w:eastAsia="zh-CN"/>
                                 </w:rPr>
                                 <w:t>公用功能</w:t>
@@ -6214,12 +6216,16 @@
                         <w:pPr>
                           <w:rPr>
                             <w:rFonts w:hint="default" w:eastAsiaTheme="minorEastAsia"/>
+                            <w:sz w:val="18"/>
+                            <w:szCs w:val="18"/>
                             <w:lang w:val="en-US" w:eastAsia="zh-CN"/>
                           </w:rPr>
                         </w:pPr>
                         <w:r>
                           <w:rPr>
                             <w:rFonts w:hint="eastAsia"/>
+                            <w:sz w:val="18"/>
+                            <w:szCs w:val="18"/>
                             <w:lang w:val="en-US" w:eastAsia="zh-CN"/>
                           </w:rPr>
                           <w:t>公用功能</w:t>
@@ -7065,6 +7071,1269 @@
     </w:p>
     <w:p>
       <w:pPr>
+        <w:numPr>
+          <w:numId w:val="0"/>
+        </w:numPr>
+        <w:tabs>
+          <w:tab w:val="left" w:pos="720"/>
+        </w:tabs>
+        <w:spacing w:line="360" w:lineRule="auto"/>
+        <w:ind w:left="851" w:leftChars="0"/>
+        <w:rPr>
+          <w:rFonts w:hint="eastAsia" w:ascii="宋体" w:hAnsi="宋体" w:eastAsia="宋体"/>
+          <w:sz w:val="24"/>
+        </w:rPr>
+      </w:pPr>
+      <w:r>
+        <mc:AlternateContent>
+          <mc:Choice Requires="wpc">
+            <w:drawing>
+              <wp:inline distT="0" distB="0" distL="114300" distR="114300">
+                <wp:extent cx="4970780" cy="3718560"/>
+                <wp:effectExtent l="0" t="0" r="0" b="0"/>
+                <wp:docPr id="1" name="画布 1"/>
+                <wp:cNvGraphicFramePr>
+                  <a:graphicFrameLocks xmlns:a="http://schemas.openxmlformats.org/drawingml/2006/main" noChangeAspect="1"/>
+                </wp:cNvGraphicFramePr>
+                <a:graphic xmlns:a="http://schemas.openxmlformats.org/drawingml/2006/main">
+                  <a:graphicData uri="http://schemas.microsoft.com/office/word/2010/wordprocessingCanvas">
+                    <wpc:wpc>
+                      <wpc:bg>
+                        <a:noFill/>
+                      </wpc:bg>
+                      <wpc:whole>
+                        <a:ln>
+                          <a:noFill/>
+                        </a:ln>
+                      </wpc:whole>
+                      <wpg:wgp>
+                        <wpg:cNvPr id="2" name="组合 117"/>
+                        <wpg:cNvGrpSpPr/>
+                        <wpg:grpSpPr>
+                          <a:xfrm>
+                            <a:off x="508000" y="1362710"/>
+                            <a:ext cx="308610" cy="475615"/>
+                            <a:chOff x="800" y="2146"/>
+                            <a:chExt cx="486" cy="749"/>
+                          </a:xfrm>
+                        </wpg:grpSpPr>
+                        <wps:wsp>
+                          <wps:cNvPr id="3" name="椭圆 113"/>
+                          <wps:cNvSpPr/>
+                          <wps:spPr>
+                            <a:xfrm>
+                              <a:off x="937" y="2146"/>
+                              <a:ext cx="221" cy="248"/>
+                            </a:xfrm>
+                            <a:prstGeom prst="ellipse">
+                              <a:avLst/>
+                            </a:prstGeom>
+                            <a:noFill/>
+                            <a:ln w="3175" cap="flat" cmpd="sng">
+                              <a:solidFill>
+                                <a:srgbClr val="990033"/>
+                              </a:solidFill>
+                              <a:prstDash val="solid"/>
+                              <a:headEnd type="none" w="med" len="med"/>
+                              <a:tailEnd type="none" w="med" len="med"/>
+                            </a:ln>
+                          </wps:spPr>
+                          <wps:bodyPr upright="1"/>
+                        </wps:wsp>
+                        <wps:wsp>
+                          <wps:cNvPr id="4" name="直接连接符 114"/>
+                          <wps:cNvCnPr/>
+                          <wps:spPr>
+                            <a:xfrm>
+                              <a:off x="1043" y="2391"/>
+                              <a:ext cx="1" cy="232"/>
+                            </a:xfrm>
+                            <a:prstGeom prst="line">
+                              <a:avLst/>
+                            </a:prstGeom>
+                            <a:ln w="3175" cap="flat" cmpd="sng">
+                              <a:solidFill>
+                                <a:srgbClr val="990033"/>
+                              </a:solidFill>
+                              <a:prstDash val="solid"/>
+                              <a:headEnd type="none" w="med" len="med"/>
+                              <a:tailEnd type="none" w="med" len="med"/>
+                            </a:ln>
+                          </wps:spPr>
+                          <wps:bodyPr upright="1"/>
+                        </wps:wsp>
+                        <wps:wsp>
+                          <wps:cNvPr id="5" name="直接连接符 115"/>
+                          <wps:cNvCnPr/>
+                          <wps:spPr>
+                            <a:xfrm>
+                              <a:off x="868" y="2457"/>
+                              <a:ext cx="351" cy="1"/>
+                            </a:xfrm>
+                            <a:prstGeom prst="line">
+                              <a:avLst/>
+                            </a:prstGeom>
+                            <a:ln w="3175" cap="flat" cmpd="sng">
+                              <a:solidFill>
+                                <a:srgbClr val="990033"/>
+                              </a:solidFill>
+                              <a:prstDash val="solid"/>
+                              <a:headEnd type="none" w="med" len="med"/>
+                              <a:tailEnd type="none" w="med" len="med"/>
+                            </a:ln>
+                          </wps:spPr>
+                          <wps:bodyPr upright="1"/>
+                        </wps:wsp>
+                        <wps:wsp>
+                          <wps:cNvPr id="6" name="任意多边形 116"/>
+                          <wps:cNvSpPr/>
+                          <wps:spPr>
+                            <a:xfrm>
+                              <a:off x="800" y="2623"/>
+                              <a:ext cx="486" cy="272"/>
+                            </a:xfrm>
+                            <a:custGeom>
+                              <a:avLst/>
+                              <a:gdLst/>
+                              <a:ahLst/>
+                              <a:cxnLst/>
+                              <a:pathLst>
+                                <a:path w="108" h="54">
+                                  <a:moveTo>
+                                    <a:pt x="0" y="54"/>
+                                  </a:moveTo>
+                                  <a:lnTo>
+                                    <a:pt x="54" y="0"/>
+                                  </a:lnTo>
+                                  <a:lnTo>
+                                    <a:pt x="108" y="54"/>
+                                  </a:lnTo>
+                                </a:path>
+                              </a:pathLst>
+                            </a:custGeom>
+                            <a:noFill/>
+                            <a:ln w="3175" cap="flat" cmpd="sng">
+                              <a:solidFill>
+                                <a:srgbClr val="990033"/>
+                              </a:solidFill>
+                              <a:prstDash val="solid"/>
+                              <a:headEnd type="none" w="med" len="med"/>
+                              <a:tailEnd type="none" w="med" len="med"/>
+                            </a:ln>
+                          </wps:spPr>
+                          <wps:bodyPr upright="1"/>
+                        </wps:wsp>
+                      </wpg:wgp>
+                      <wps:wsp>
+                        <wps:cNvPr id="7" name="矩形 118"/>
+                        <wps:cNvSpPr/>
+                        <wps:spPr>
+                          <a:xfrm>
+                            <a:off x="294005" y="1847215"/>
+                            <a:ext cx="977900" cy="488950"/>
+                          </a:xfrm>
+                          <a:prstGeom prst="rect">
+                            <a:avLst/>
+                          </a:prstGeom>
+                          <a:noFill/>
+                          <a:ln>
+                            <a:noFill/>
+                          </a:ln>
+                        </wps:spPr>
+                        <wps:txbx>
+                          <w:txbxContent>
+                            <w:p>
+                              <w:pPr>
+                                <w:rPr>
+                                  <w:rFonts w:hint="default" w:eastAsiaTheme="minorEastAsia"/>
+                                  <w:sz w:val="13"/>
+                                  <w:szCs w:val="13"/>
+                                  <w:lang w:val="en-US" w:eastAsia="zh-CN"/>
+                                </w:rPr>
+                              </w:pPr>
+                              <w:r>
+                                <w:rPr>
+                                  <w:rFonts w:hint="eastAsia" w:ascii="宋体" w:cs="宋体"/>
+                                  <w:color w:val="000000"/>
+                                  <w:kern w:val="0"/>
+                                  <w:sz w:val="13"/>
+                                  <w:szCs w:val="13"/>
+                                  <w:lang w:val="en-US" w:eastAsia="zh-CN"/>
+                                </w:rPr>
+                                <w:t>学生用户/教职工用户</w:t>
+                              </w:r>
+                            </w:p>
+                          </w:txbxContent>
+                        </wps:txbx>
+                        <wps:bodyPr wrap="square" lIns="0" tIns="0" rIns="0" bIns="0" upright="1">
+                          <a:noAutofit/>
+                        </wps:bodyPr>
+                      </wps:wsp>
+                      <wps:wsp>
+                        <wps:cNvPr id="8" name="矩形 119"/>
+                        <wps:cNvSpPr/>
+                        <wps:spPr>
+                          <a:xfrm>
+                            <a:off x="347980" y="2060575"/>
+                            <a:ext cx="444500" cy="330835"/>
+                          </a:xfrm>
+                          <a:prstGeom prst="rect">
+                            <a:avLst/>
+                          </a:prstGeom>
+                          <a:noFill/>
+                          <a:ln>
+                            <a:noFill/>
+                          </a:ln>
+                        </wps:spPr>
+                        <wps:txbx>
+                          <w:txbxContent>
+                            <w:p>
+                              <w:r>
+                                <w:rPr>
+                                  <w:rFonts w:hint="eastAsia" w:ascii="宋体" w:cs="宋体"/>
+                                  <w:color w:val="000000"/>
+                                  <w:kern w:val="0"/>
+                                  <w:sz w:val="14"/>
+                                  <w:szCs w:val="14"/>
+                                </w:rPr>
+                                <w:t xml:space="preserve">(from </w:t>
+                              </w:r>
+                              <w:r>
+                                <w:rPr>
+                                  <w:rFonts w:hint="eastAsia" w:ascii="宋体" w:cs="宋体"/>
+                                  <w:color w:val="000000"/>
+                                  <w:kern w:val="0"/>
+                                  <w:sz w:val="14"/>
+                                  <w:szCs w:val="14"/>
+                                  <w:lang w:val="en-US" w:eastAsia="zh-CN"/>
+                                </w:rPr>
+                                <w:t>XDU</w:t>
+                              </w:r>
+                              <w:r>
+                                <w:rPr>
+                                  <w:rFonts w:hint="eastAsia" w:ascii="宋体" w:cs="宋体"/>
+                                  <w:color w:val="000000"/>
+                                  <w:kern w:val="0"/>
+                                  <w:sz w:val="14"/>
+                                  <w:szCs w:val="14"/>
+                                </w:rPr>
+                                <w:t>)</w:t>
+                              </w:r>
+                            </w:p>
+                          </w:txbxContent>
+                        </wps:txbx>
+                        <wps:bodyPr wrap="none" lIns="0" tIns="0" rIns="0" bIns="0" upright="1">
+                          <a:spAutoFit/>
+                        </wps:bodyPr>
+                      </wps:wsp>
+                      <wps:wsp>
+                        <wps:cNvPr id="9" name="椭圆 120"/>
+                        <wps:cNvSpPr/>
+                        <wps:spPr>
+                          <a:xfrm>
+                            <a:off x="3117215" y="873125"/>
+                            <a:ext cx="572135" cy="337185"/>
+                          </a:xfrm>
+                          <a:prstGeom prst="ellipse">
+                            <a:avLst/>
+                          </a:prstGeom>
+                          <a:solidFill>
+                            <a:srgbClr val="FFFFCC"/>
+                          </a:solidFill>
+                          <a:ln w="2540" cap="flat" cmpd="sng">
+                            <a:solidFill>
+                              <a:srgbClr val="990033"/>
+                            </a:solidFill>
+                            <a:prstDash val="solid"/>
+                            <a:headEnd type="none" w="med" len="med"/>
+                            <a:tailEnd type="none" w="med" len="med"/>
+                          </a:ln>
+                        </wps:spPr>
+                        <wps:bodyPr upright="1"/>
+                      </wps:wsp>
+                      <wps:wsp>
+                        <wps:cNvPr id="10" name="矩形 121"/>
+                        <wps:cNvSpPr/>
+                        <wps:spPr>
+                          <a:xfrm>
+                            <a:off x="1898015" y="3325495"/>
+                            <a:ext cx="1336675" cy="275590"/>
+                          </a:xfrm>
+                          <a:prstGeom prst="rect">
+                            <a:avLst/>
+                          </a:prstGeom>
+                          <a:noFill/>
+                          <a:ln>
+                            <a:noFill/>
+                          </a:ln>
+                        </wps:spPr>
+                        <wps:txbx>
+                          <w:txbxContent>
+                            <w:p>
+                              <w:pPr>
+                                <w:rPr>
+                                  <w:rFonts w:hint="default" w:eastAsiaTheme="minorEastAsia"/>
+                                  <w:lang w:val="en-US" w:eastAsia="zh-CN"/>
+                                </w:rPr>
+                              </w:pPr>
+                              <w:r>
+                                <w:rPr>
+                                  <w:rFonts w:hint="eastAsia"/>
+                                  <w:lang w:val="en-US" w:eastAsia="zh-CN"/>
+                                </w:rPr>
+                                <w:t>校园小程序系统边界</w:t>
+                              </w:r>
+                            </w:p>
+                          </w:txbxContent>
+                        </wps:txbx>
+                        <wps:bodyPr wrap="square" lIns="0" tIns="0" rIns="0" bIns="0" upright="1">
+                          <a:noAutofit/>
+                        </wps:bodyPr>
+                      </wps:wsp>
+                      <wps:wsp>
+                        <wps:cNvPr id="11" name="椭圆 122"/>
+                        <wps:cNvSpPr/>
+                        <wps:spPr>
+                          <a:xfrm>
+                            <a:off x="3120390" y="2110105"/>
+                            <a:ext cx="572135" cy="337185"/>
+                          </a:xfrm>
+                          <a:prstGeom prst="ellipse">
+                            <a:avLst/>
+                          </a:prstGeom>
+                          <a:solidFill>
+                            <a:srgbClr val="FFFFCC"/>
+                          </a:solidFill>
+                          <a:ln w="2540" cap="flat" cmpd="sng">
+                            <a:solidFill>
+                              <a:srgbClr val="990033"/>
+                            </a:solidFill>
+                            <a:prstDash val="solid"/>
+                            <a:headEnd type="none" w="med" len="med"/>
+                            <a:tailEnd type="none" w="med" len="med"/>
+                          </a:ln>
+                        </wps:spPr>
+                        <wps:bodyPr upright="1"/>
+                      </wps:wsp>
+                      <wps:wsp>
+                        <wps:cNvPr id="12" name="矩形 123"/>
+                        <wps:cNvSpPr/>
+                        <wps:spPr>
+                          <a:xfrm>
+                            <a:off x="3148330" y="2461895"/>
+                            <a:ext cx="571500" cy="330835"/>
+                          </a:xfrm>
+                          <a:prstGeom prst="rect">
+                            <a:avLst/>
+                          </a:prstGeom>
+                          <a:noFill/>
+                          <a:ln>
+                            <a:noFill/>
+                          </a:ln>
+                        </wps:spPr>
+                        <wps:txbx>
+                          <w:txbxContent>
+                            <w:p>
+                              <w:pPr>
+                                <w:rPr>
+                                  <w:rFonts w:hint="default" w:eastAsiaTheme="minorEastAsia"/>
+                                  <w:sz w:val="15"/>
+                                  <w:szCs w:val="15"/>
+                                  <w:lang w:val="en-US" w:eastAsia="zh-CN"/>
+                                </w:rPr>
+                              </w:pPr>
+                              <w:r>
+                                <w:rPr>
+                                  <w:rFonts w:hint="eastAsia"/>
+                                  <w:sz w:val="15"/>
+                                  <w:szCs w:val="15"/>
+                                  <w:lang w:val="en-US" w:eastAsia="zh-CN"/>
+                                </w:rPr>
+                                <w:t>校验失败处理</w:t>
+                              </w:r>
+                            </w:p>
+                          </w:txbxContent>
+                        </wps:txbx>
+                        <wps:bodyPr wrap="none" lIns="0" tIns="0" rIns="0" bIns="0" upright="1">
+                          <a:spAutoFit/>
+                        </wps:bodyPr>
+                      </wps:wsp>
+                      <wps:wsp>
+                        <wps:cNvPr id="19" name="椭圆 130"/>
+                        <wps:cNvSpPr/>
+                        <wps:spPr>
+                          <a:xfrm>
+                            <a:off x="1653540" y="1420495"/>
+                            <a:ext cx="572135" cy="337185"/>
+                          </a:xfrm>
+                          <a:prstGeom prst="ellipse">
+                            <a:avLst/>
+                          </a:prstGeom>
+                          <a:solidFill>
+                            <a:srgbClr val="FFFFCC"/>
+                          </a:solidFill>
+                          <a:ln w="2540" cap="flat" cmpd="sng">
+                            <a:solidFill>
+                              <a:srgbClr val="990033"/>
+                            </a:solidFill>
+                            <a:prstDash val="solid"/>
+                            <a:headEnd type="none" w="med" len="med"/>
+                            <a:tailEnd type="none" w="med" len="med"/>
+                          </a:ln>
+                        </wps:spPr>
+                        <wps:bodyPr upright="1"/>
+                      </wps:wsp>
+                      <wps:wsp>
+                        <wps:cNvPr id="20" name="矩形 131"/>
+                        <wps:cNvSpPr/>
+                        <wps:spPr>
+                          <a:xfrm>
+                            <a:off x="1386205" y="1772920"/>
+                            <a:ext cx="762000" cy="330835"/>
+                          </a:xfrm>
+                          <a:prstGeom prst="rect">
+                            <a:avLst/>
+                          </a:prstGeom>
+                          <a:noFill/>
+                          <a:ln>
+                            <a:noFill/>
+                          </a:ln>
+                        </wps:spPr>
+                        <wps:txbx>
+                          <w:txbxContent>
+                            <w:p>
+                              <w:pPr>
+                                <w:rPr>
+                                  <w:rFonts w:hint="default"/>
+                                  <w:sz w:val="15"/>
+                                  <w:szCs w:val="15"/>
+                                  <w:lang w:val="en-US"/>
+                                </w:rPr>
+                              </w:pPr>
+                              <w:r>
+                                <w:rPr>
+                                  <w:rFonts w:hint="eastAsia" w:ascii="宋体" w:cs="宋体"/>
+                                  <w:color w:val="000000"/>
+                                  <w:kern w:val="0"/>
+                                  <w:sz w:val="15"/>
+                                  <w:szCs w:val="15"/>
+                                  <w:lang w:val="en-US" w:eastAsia="zh-CN"/>
+                                </w:rPr>
+                                <w:t>校园统一身份认证</w:t>
+                              </w:r>
+                            </w:p>
+                          </w:txbxContent>
+                        </wps:txbx>
+                        <wps:bodyPr wrap="none" lIns="0" tIns="0" rIns="0" bIns="0" upright="1">
+                          <a:spAutoFit/>
+                        </wps:bodyPr>
+                      </wps:wsp>
+                      <wps:wsp>
+                        <wps:cNvPr id="21" name="直接连接符 132"/>
+                        <wps:cNvCnPr/>
+                        <wps:spPr>
+                          <a:xfrm>
+                            <a:off x="1229360" y="1586230"/>
+                            <a:ext cx="414655" cy="635"/>
+                          </a:xfrm>
+                          <a:prstGeom prst="line">
+                            <a:avLst/>
+                          </a:prstGeom>
+                          <a:ln w="2540" cap="flat" cmpd="sng">
+                            <a:solidFill>
+                              <a:srgbClr val="990033"/>
+                            </a:solidFill>
+                            <a:prstDash val="solid"/>
+                            <a:headEnd type="none" w="med" len="med"/>
+                            <a:tailEnd type="none" w="med" len="med"/>
+                          </a:ln>
+                        </wps:spPr>
+                        <wps:bodyPr upright="1"/>
+                      </wps:wsp>
+                      <wps:wsp>
+                        <wps:cNvPr id="22" name="直接连接符 133"/>
+                        <wps:cNvCnPr/>
+                        <wps:spPr>
+                          <a:xfrm flipH="1">
+                            <a:off x="1548130" y="1586230"/>
+                            <a:ext cx="95885" cy="45720"/>
+                          </a:xfrm>
+                          <a:prstGeom prst="line">
+                            <a:avLst/>
+                          </a:prstGeom>
+                          <a:ln w="2540" cap="flat" cmpd="sng">
+                            <a:solidFill>
+                              <a:srgbClr val="990033"/>
+                            </a:solidFill>
+                            <a:prstDash val="solid"/>
+                            <a:headEnd type="none" w="med" len="med"/>
+                            <a:tailEnd type="none" w="med" len="med"/>
+                          </a:ln>
+                        </wps:spPr>
+                        <wps:bodyPr upright="1"/>
+                      </wps:wsp>
+                      <wps:wsp>
+                        <wps:cNvPr id="23" name="直接连接符 134"/>
+                        <wps:cNvCnPr/>
+                        <wps:spPr>
+                          <a:xfrm flipH="1" flipV="1">
+                            <a:off x="1548130" y="1540510"/>
+                            <a:ext cx="95885" cy="45720"/>
+                          </a:xfrm>
+                          <a:prstGeom prst="line">
+                            <a:avLst/>
+                          </a:prstGeom>
+                          <a:ln w="2540" cap="flat" cmpd="sng">
+                            <a:solidFill>
+                              <a:srgbClr val="990033"/>
+                            </a:solidFill>
+                            <a:prstDash val="solid"/>
+                            <a:headEnd type="none" w="med" len="med"/>
+                            <a:tailEnd type="none" w="med" len="med"/>
+                          </a:ln>
+                        </wps:spPr>
+                        <wps:bodyPr upright="1"/>
+                      </wps:wsp>
+                      <wps:wsp>
+                        <wps:cNvPr id="24" name="直接连接符 135"/>
+                        <wps:cNvCnPr/>
+                        <wps:spPr>
+                          <a:xfrm flipH="1">
+                            <a:off x="814070" y="1586230"/>
+                            <a:ext cx="415290" cy="635"/>
+                          </a:xfrm>
+                          <a:prstGeom prst="line">
+                            <a:avLst/>
+                          </a:prstGeom>
+                          <a:ln w="2540" cap="flat" cmpd="sng">
+                            <a:solidFill>
+                              <a:srgbClr val="990033"/>
+                            </a:solidFill>
+                            <a:prstDash val="solid"/>
+                            <a:headEnd type="none" w="med" len="med"/>
+                            <a:tailEnd type="none" w="med" len="med"/>
+                          </a:ln>
+                        </wps:spPr>
+                        <wps:bodyPr upright="1"/>
+                      </wps:wsp>
+                      <wps:wsp>
+                        <wps:cNvPr id="26" name="直接连接符 137"/>
+                        <wps:cNvCnPr/>
+                        <wps:spPr>
+                          <a:xfrm flipH="1">
+                            <a:off x="2968625" y="1144905"/>
+                            <a:ext cx="80645" cy="0"/>
+                          </a:xfrm>
+                          <a:prstGeom prst="line">
+                            <a:avLst/>
+                          </a:prstGeom>
+                          <a:ln w="2540" cap="flat" cmpd="sng">
+                            <a:solidFill>
+                              <a:srgbClr val="990033"/>
+                            </a:solidFill>
+                            <a:prstDash val="solid"/>
+                            <a:headEnd type="none" w="med" len="med"/>
+                            <a:tailEnd type="none" w="med" len="med"/>
+                          </a:ln>
+                        </wps:spPr>
+                        <wps:bodyPr upright="1"/>
+                      </wps:wsp>
+                      <wps:wsp>
+                        <wps:cNvPr id="27" name="直接连接符 138"/>
+                        <wps:cNvCnPr/>
+                        <wps:spPr>
+                          <a:xfrm flipV="1">
+                            <a:off x="3013710" y="1146175"/>
+                            <a:ext cx="54610" cy="83820"/>
+                          </a:xfrm>
+                          <a:prstGeom prst="line">
+                            <a:avLst/>
+                          </a:prstGeom>
+                          <a:ln w="2540" cap="flat" cmpd="sng">
+                            <a:solidFill>
+                              <a:srgbClr val="990033"/>
+                            </a:solidFill>
+                            <a:prstDash val="solid"/>
+                            <a:headEnd type="none" w="med" len="med"/>
+                            <a:tailEnd type="none" w="med" len="med"/>
+                          </a:ln>
+                        </wps:spPr>
+                        <wps:bodyPr upright="1"/>
+                      </wps:wsp>
+                      <wps:wsp>
+                        <wps:cNvPr id="28" name="直接连接符 139"/>
+                        <wps:cNvCnPr/>
+                        <wps:spPr>
+                          <a:xfrm flipH="1">
+                            <a:off x="2233930" y="1138555"/>
+                            <a:ext cx="838835" cy="359410"/>
+                          </a:xfrm>
+                          <a:prstGeom prst="line">
+                            <a:avLst/>
+                          </a:prstGeom>
+                          <a:ln w="2540" cap="flat" cmpd="sng">
+                            <a:solidFill>
+                              <a:srgbClr val="990033"/>
+                            </a:solidFill>
+                            <a:prstDash val="solid"/>
+                            <a:headEnd type="none" w="med" len="med"/>
+                            <a:tailEnd type="none" w="med" len="med"/>
+                          </a:ln>
+                        </wps:spPr>
+                        <wps:bodyPr upright="1"/>
+                      </wps:wsp>
+                      <wps:wsp>
+                        <wps:cNvPr id="29" name="矩形 140"/>
+                        <wps:cNvSpPr/>
+                        <wps:spPr>
+                          <a:xfrm>
+                            <a:off x="2389505" y="1181735"/>
+                            <a:ext cx="571500" cy="330835"/>
+                          </a:xfrm>
+                          <a:prstGeom prst="rect">
+                            <a:avLst/>
+                          </a:prstGeom>
+                          <a:noFill/>
+                          <a:ln>
+                            <a:noFill/>
+                          </a:ln>
+                        </wps:spPr>
+                        <wps:txbx>
+                          <w:txbxContent>
+                            <w:p>
+                              <w:r>
+                                <w:rPr>
+                                  <w:rFonts w:ascii="宋体" w:cs="宋体"/>
+                                  <w:color w:val="000000"/>
+                                  <w:kern w:val="0"/>
+                                  <w:sz w:val="18"/>
+                                  <w:szCs w:val="18"/>
+                                </w:rPr>
+                                <w:t>&lt;&lt;</w:t>
+                              </w:r>
+                              <w:r>
+                                <w:rPr>
+                                  <w:rFonts w:hint="eastAsia" w:ascii="宋体" w:cs="宋体"/>
+                                  <w:color w:val="000000"/>
+                                  <w:kern w:val="0"/>
+                                  <w:sz w:val="18"/>
+                                  <w:szCs w:val="18"/>
+                                  <w:lang w:val="en-US" w:eastAsia="zh-CN"/>
+                                </w:rPr>
+                                <w:t>extend</w:t>
+                              </w:r>
+                              <w:r>
+                                <w:rPr>
+                                  <w:rFonts w:ascii="宋体" w:cs="宋体"/>
+                                  <w:color w:val="000000"/>
+                                  <w:kern w:val="0"/>
+                                  <w:sz w:val="18"/>
+                                  <w:szCs w:val="18"/>
+                                </w:rPr>
+                                <w:t>&gt;&gt;</w:t>
+                              </w:r>
+                            </w:p>
+                          </w:txbxContent>
+                        </wps:txbx>
+                        <wps:bodyPr wrap="none" lIns="0" tIns="0" rIns="0" bIns="0" upright="1">
+                          <a:spAutoFit/>
+                        </wps:bodyPr>
+                      </wps:wsp>
+                      <wps:wsp>
+                        <wps:cNvPr id="30" name="直接连接符 141"/>
+                        <wps:cNvCnPr/>
+                        <wps:spPr>
+                          <a:xfrm>
+                            <a:off x="2599055" y="2023745"/>
+                            <a:ext cx="399415" cy="264795"/>
+                          </a:xfrm>
+                          <a:prstGeom prst="line">
+                            <a:avLst/>
+                          </a:prstGeom>
+                          <a:ln w="2540" cap="flat" cmpd="sng">
+                            <a:solidFill>
+                              <a:srgbClr val="990033"/>
+                            </a:solidFill>
+                            <a:prstDash val="solid"/>
+                            <a:headEnd type="none" w="med" len="med"/>
+                            <a:tailEnd type="none" w="med" len="med"/>
+                          </a:ln>
+                        </wps:spPr>
+                        <wps:bodyPr upright="1"/>
+                      </wps:wsp>
+                      <wps:wsp>
+                        <wps:cNvPr id="31" name="直接连接符 142"/>
+                        <wps:cNvCnPr/>
+                        <wps:spPr>
+                          <a:xfrm flipH="1" flipV="1">
+                            <a:off x="2936875" y="2193925"/>
+                            <a:ext cx="61595" cy="94615"/>
+                          </a:xfrm>
+                          <a:prstGeom prst="line">
+                            <a:avLst/>
+                          </a:prstGeom>
+                          <a:ln w="2540" cap="flat" cmpd="sng">
+                            <a:solidFill>
+                              <a:srgbClr val="990033"/>
+                            </a:solidFill>
+                            <a:prstDash val="solid"/>
+                            <a:headEnd type="none" w="med" len="med"/>
+                            <a:tailEnd type="none" w="med" len="med"/>
+                          </a:ln>
+                        </wps:spPr>
+                        <wps:bodyPr upright="1"/>
+                      </wps:wsp>
+                      <wps:wsp>
+                        <wps:cNvPr id="32" name="直接连接符 143"/>
+                        <wps:cNvCnPr/>
+                        <wps:spPr>
+                          <a:xfrm flipH="1" flipV="1">
+                            <a:off x="2894330" y="2273300"/>
+                            <a:ext cx="104140" cy="15240"/>
+                          </a:xfrm>
+                          <a:prstGeom prst="line">
+                            <a:avLst/>
+                          </a:prstGeom>
+                          <a:ln w="2540" cap="flat" cmpd="sng">
+                            <a:solidFill>
+                              <a:srgbClr val="990033"/>
+                            </a:solidFill>
+                            <a:prstDash val="solid"/>
+                            <a:headEnd type="none" w="med" len="med"/>
+                            <a:tailEnd type="none" w="med" len="med"/>
+                          </a:ln>
+                        </wps:spPr>
+                        <wps:bodyPr upright="1"/>
+                      </wps:wsp>
+                      <wps:wsp>
+                        <wps:cNvPr id="33" name="直接连接符 144"/>
+                        <wps:cNvCnPr/>
+                        <wps:spPr>
+                          <a:xfrm flipH="1" flipV="1">
+                            <a:off x="2200275" y="1759585"/>
+                            <a:ext cx="398780" cy="264160"/>
+                          </a:xfrm>
+                          <a:prstGeom prst="line">
+                            <a:avLst/>
+                          </a:prstGeom>
+                          <a:ln w="2540" cap="flat" cmpd="sng">
+                            <a:solidFill>
+                              <a:srgbClr val="990033"/>
+                            </a:solidFill>
+                            <a:prstDash val="solid"/>
+                            <a:headEnd type="none" w="med" len="med"/>
+                            <a:tailEnd type="none" w="med" len="med"/>
+                          </a:ln>
+                        </wps:spPr>
+                        <wps:bodyPr upright="1"/>
+                      </wps:wsp>
+                      <wps:wsp>
+                        <wps:cNvPr id="34" name="矩形 145"/>
+                        <wps:cNvSpPr/>
+                        <wps:spPr>
+                          <a:xfrm>
+                            <a:off x="2393950" y="1993265"/>
+                            <a:ext cx="571500" cy="330835"/>
+                          </a:xfrm>
+                          <a:prstGeom prst="rect">
+                            <a:avLst/>
+                          </a:prstGeom>
+                          <a:noFill/>
+                          <a:ln>
+                            <a:noFill/>
+                          </a:ln>
+                        </wps:spPr>
+                        <wps:txbx>
+                          <w:txbxContent>
+                            <w:p>
+                              <w:r>
+                                <w:rPr>
+                                  <w:rFonts w:ascii="宋体" w:cs="宋体"/>
+                                  <w:color w:val="000000"/>
+                                  <w:kern w:val="0"/>
+                                  <w:sz w:val="18"/>
+                                  <w:szCs w:val="18"/>
+                                </w:rPr>
+                                <w:t>&lt;&lt;</w:t>
+                              </w:r>
+                              <w:r>
+                                <w:rPr>
+                                  <w:rFonts w:hint="eastAsia" w:ascii="宋体" w:cs="宋体"/>
+                                  <w:color w:val="000000"/>
+                                  <w:kern w:val="0"/>
+                                  <w:sz w:val="18"/>
+                                  <w:szCs w:val="18"/>
+                                  <w:lang w:val="en-US" w:eastAsia="zh-CN"/>
+                                </w:rPr>
+                                <w:t>extend</w:t>
+                              </w:r>
+                              <w:r>
+                                <w:rPr>
+                                  <w:rFonts w:ascii="宋体" w:cs="宋体"/>
+                                  <w:color w:val="000000"/>
+                                  <w:kern w:val="0"/>
+                                  <w:sz w:val="18"/>
+                                  <w:szCs w:val="18"/>
+                                </w:rPr>
+                                <w:t>&gt;&gt;</w:t>
+                              </w:r>
+                            </w:p>
+                          </w:txbxContent>
+                        </wps:txbx>
+                        <wps:bodyPr wrap="none" lIns="0" tIns="0" rIns="0" bIns="0" upright="1">
+                          <a:spAutoFit/>
+                        </wps:bodyPr>
+                      </wps:wsp>
+                      <wps:wsp>
+                        <wps:cNvPr id="57" name="矩形 123"/>
+                        <wps:cNvSpPr/>
+                        <wps:spPr>
+                          <a:xfrm>
+                            <a:off x="3031490" y="1239520"/>
+                            <a:ext cx="762000" cy="330835"/>
+                          </a:xfrm>
+                          <a:prstGeom prst="rect">
+                            <a:avLst/>
+                          </a:prstGeom>
+                          <a:noFill/>
+                          <a:ln>
+                            <a:noFill/>
+                          </a:ln>
+                        </wps:spPr>
+                        <wps:txbx>
+                          <w:txbxContent>
+                            <w:p>
+                              <w:pPr>
+                                <w:rPr>
+                                  <w:rFonts w:hint="default" w:eastAsiaTheme="minorEastAsia"/>
+                                  <w:lang w:val="en-US" w:eastAsia="zh-CN"/>
+                                </w:rPr>
+                              </w:pPr>
+                              <w:r>
+                                <w:rPr>
+                                  <w:rFonts w:hint="eastAsia"/>
+                                  <w:sz w:val="15"/>
+                                  <w:szCs w:val="15"/>
+                                  <w:lang w:val="en-US" w:eastAsia="zh-CN"/>
+                                </w:rPr>
+                                <w:t>身份已被绑定处理</w:t>
+                              </w:r>
+                            </w:p>
+                          </w:txbxContent>
+                        </wps:txbx>
+                        <wps:bodyPr wrap="none" lIns="0" tIns="0" rIns="0" bIns="0" upright="1">
+                          <a:spAutoFit/>
+                        </wps:bodyPr>
+                      </wps:wsp>
+                    </wpc:wpc>
+                  </a:graphicData>
+                </a:graphic>
+              </wp:inline>
+            </w:drawing>
+          </mc:Choice>
+          <mc:Fallback>
+            <w:pict>
+              <v:group id="_x0000_s1026" o:spid="_x0000_s1026" o:spt="203" style="height:292.8pt;width:391.4pt;" coordsize="4970780,3718560" editas="canvas" o:gfxdata="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">
+                <o:lock v:ext="edit" aspectratio="f"/>
+                <v:shape id="_x0000_s1026" o:spid="_x0000_s1026" style="position:absolute;left:0;top:0;height:3718560;width:4970780;" filled="f" stroked="f" coordsize="21600,21600" o:gfxdata="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">
+                  <v:fill on="f" focussize="0,0"/>
+                  <v:stroke on="f"/>
+                  <v:imagedata o:title=""/>
+                  <o:lock v:ext="edit" aspectratio="t"/>
+                </v:shape>
+                <v:group id="组合 117" o:spid="_x0000_s1026" o:spt="203" style="position:absolute;left:508000;top:1362710;height:475615;width:308610;" coordorigin="800,2146" coordsize="486,749" o:gfxdata="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">
+                  <o:lock v:ext="edit" aspectratio="f"/>
+                  <v:shape id="椭圆 113" o:spid="_x0000_s1026" o:spt="3" type="#_x0000_t3" style="position:absolute;left:937;top:2146;height:248;width:221;" filled="f" stroked="t" coordsize="21600,21600" o:gfxdata="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">
+                    <v:fill on="f" focussize="0,0"/>
+                    <v:stroke weight="0.25pt" color="#990033" joinstyle="round"/>
+                    <v:imagedata o:title=""/>
+                    <o:lock v:ext="edit" aspectratio="f"/>
+                  </v:shape>
+                  <v:line id="直接连接符 114" o:spid="_x0000_s1026" o:spt="20" style="position:absolute;left:1043;top:2391;height:232;width:1;" filled="f" stroked="t" coordsize="21600,21600" o:gfxdata="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">
+                    <v:fill on="f" focussize="0,0"/>
+                    <v:stroke weight="0.25pt" color="#990033" joinstyle="round"/>
+                    <v:imagedata o:title=""/>
+                    <o:lock v:ext="edit" aspectratio="f"/>
+                  </v:line>
+                  <v:line id="直接连接符 115" o:spid="_x0000_s1026" o:spt="20" style="position:absolute;left:868;top:2457;height:1;width:351;" filled="f" stroked="t" coordsize="21600,21600" o:gfxdata="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">
+                    <v:fill on="f" focussize="0,0"/>
+                    <v:stroke weight="0.25pt" color="#990033" joinstyle="round"/>
+                    <v:imagedata o:title=""/>
+                    <o:lock v:ext="edit" aspectratio="f"/>
+                  </v:line>
+                  <v:shape id="任意多边形 116" o:spid="_x0000_s1026" o:spt="100" style="position:absolute;left:800;top:2623;height:272;width:486;" filled="f" stroked="t" coordsize="108,54" o:gfxdata="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" path="m0,54l54,0,108,54e">
+                    <v:fill on="f" focussize="0,0"/>
+                    <v:stroke weight="0.25pt" color="#990033" joinstyle="round"/>
+                    <v:imagedata o:title=""/>
+                    <o:lock v:ext="edit" aspectratio="f"/>
+                  </v:shape>
+                </v:group>
+                <v:rect id="矩形 118" o:spid="_x0000_s1026" o:spt="1" style="position:absolute;left:294005;top:1847215;height:488950;width:977900;" filled="f" stroked="f" coordsize="21600,21600" o:gfxdata="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">
+                  <v:fill on="f" focussize="0,0"/>
+                  <v:stroke on="f"/>
+                  <v:imagedata o:title=""/>
+                  <o:lock v:ext="edit" aspectratio="f"/>
+                  <v:textbox inset="0mm,0mm,0mm,0mm">
+                    <w:txbxContent>
+                      <w:p>
+                        <w:pPr>
+                          <w:rPr>
+                            <w:rFonts w:hint="default" w:eastAsiaTheme="minorEastAsia"/>
+                            <w:sz w:val="13"/>
+                            <w:szCs w:val="13"/>
+                            <w:lang w:val="en-US" w:eastAsia="zh-CN"/>
+                          </w:rPr>
+                        </w:pPr>
+                        <w:r>
+                          <w:rPr>
+                            <w:rFonts w:hint="eastAsia" w:ascii="宋体" w:cs="宋体"/>
+                            <w:color w:val="000000"/>
+                            <w:kern w:val="0"/>
+                            <w:sz w:val="13"/>
+                            <w:szCs w:val="13"/>
+                            <w:lang w:val="en-US" w:eastAsia="zh-CN"/>
+                          </w:rPr>
+                          <w:t>学生用户/教职工用户</w:t>
+                        </w:r>
+                      </w:p>
+                    </w:txbxContent>
+                  </v:textbox>
+                </v:rect>
+                <v:rect id="矩形 119" o:spid="_x0000_s1026" o:spt="1" style="position:absolute;left:347980;top:2060575;height:330835;width:444500;mso-wrap-style:none;" filled="f" stroked="f" coordsize="21600,21600" o:gfxdata="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">
+                  <v:fill on="f" focussize="0,0"/>
+                  <v:stroke on="f"/>
+                  <v:imagedata o:title=""/>
+                  <o:lock v:ext="edit" aspectratio="f"/>
+                  <v:textbox inset="0mm,0mm,0mm,0mm" style="mso-fit-shape-to-text:t;">
+                    <w:txbxContent>
+                      <w:p>
+                        <w:r>
+                          <w:rPr>
+                            <w:rFonts w:hint="eastAsia" w:ascii="宋体" w:cs="宋体"/>
+                            <w:color w:val="000000"/>
+                            <w:kern w:val="0"/>
+                            <w:sz w:val="14"/>
+                            <w:szCs w:val="14"/>
+                          </w:rPr>
+                          <w:t xml:space="preserve">(from </w:t>
+                        </w:r>
+                        <w:r>
+                          <w:rPr>
+                            <w:rFonts w:hint="eastAsia" w:ascii="宋体" w:cs="宋体"/>
+                            <w:color w:val="000000"/>
+                            <w:kern w:val="0"/>
+                            <w:sz w:val="14"/>
+                            <w:szCs w:val="14"/>
+                            <w:lang w:val="en-US" w:eastAsia="zh-CN"/>
+                          </w:rPr>
+                          <w:t>XDU</w:t>
+                        </w:r>
+                        <w:r>
+                          <w:rPr>
+                            <w:rFonts w:hint="eastAsia" w:ascii="宋体" w:cs="宋体"/>
+                            <w:color w:val="000000"/>
+                            <w:kern w:val="0"/>
+                            <w:sz w:val="14"/>
+                            <w:szCs w:val="14"/>
+                          </w:rPr>
+                          <w:t>)</w:t>
+                        </w:r>
+                      </w:p>
+                    </w:txbxContent>
+                  </v:textbox>
+                </v:rect>
+                <v:shape id="椭圆 120" o:spid="_x0000_s1026" o:spt="3" type="#_x0000_t3" style="position:absolute;left:3117215;top:873125;height:337185;width:572135;" fillcolor="#FFFFCC" filled="t" stroked="t" coordsize="21600,21600" o:gfxdata="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">
+                  <v:fill on="t" focussize="0,0"/>
+                  <v:stroke weight="0.2pt" color="#990033" joinstyle="round"/>
+                  <v:imagedata o:title=""/>
+                  <o:lock v:ext="edit" aspectratio="f"/>
+                </v:shape>
+                <v:rect id="矩形 121" o:spid="_x0000_s1026" o:spt="1" style="position:absolute;left:1898015;top:3325495;height:275590;width:1336675;" filled="f" stroked="f" coordsize="21600,21600" o:gfxdata="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">
+                  <v:fill on="f" focussize="0,0"/>
+                  <v:stroke on="f"/>
+                  <v:imagedata o:title=""/>
+                  <o:lock v:ext="edit" aspectratio="f"/>
+                  <v:textbox inset="0mm,0mm,0mm,0mm">
+                    <w:txbxContent>
+                      <w:p>
+                        <w:pPr>
+                          <w:rPr>
+                            <w:rFonts w:hint="default" w:eastAsiaTheme="minorEastAsia"/>
+                            <w:lang w:val="en-US" w:eastAsia="zh-CN"/>
+                          </w:rPr>
+                        </w:pPr>
+                        <w:r>
+                          <w:rPr>
+                            <w:rFonts w:hint="eastAsia"/>
+                            <w:lang w:val="en-US" w:eastAsia="zh-CN"/>
+                          </w:rPr>
+                          <w:t>校园小程序系统边界</w:t>
+                        </w:r>
+                      </w:p>
+                    </w:txbxContent>
+                  </v:textbox>
+                </v:rect>
+                <v:shape id="椭圆 122" o:spid="_x0000_s1026" o:spt="3" type="#_x0000_t3" style="position:absolute;left:3120390;top:2110105;height:337185;width:572135;" fillcolor="#FFFFCC" filled="t" stroked="t" coordsize="21600,21600" o:gfxdata="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">
+                  <v:fill on="t" focussize="0,0"/>
+                  <v:stroke weight="0.2pt" color="#990033" joinstyle="round"/>
+                  <v:imagedata o:title=""/>
+                  <o:lock v:ext="edit" aspectratio="f"/>
+                </v:shape>
+                <v:rect id="矩形 123" o:spid="_x0000_s1026" o:spt="1" style="position:absolute;left:3148330;top:2461895;height:330835;width:571500;mso-wrap-style:none;" filled="f" stroked="f" coordsize="21600,21600" o:gfxdata="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">
+                  <v:fill on="f" focussize="0,0"/>
+                  <v:stroke on="f"/>
+                  <v:imagedata o:title=""/>
+                  <o:lock v:ext="edit" aspectratio="f"/>
+                  <v:textbox inset="0mm,0mm,0mm,0mm" style="mso-fit-shape-to-text:t;">
+                    <w:txbxContent>
+                      <w:p>
+                        <w:pPr>
+                          <w:rPr>
+                            <w:rFonts w:hint="default" w:eastAsiaTheme="minorEastAsia"/>
+                            <w:sz w:val="15"/>
+                            <w:szCs w:val="15"/>
+                            <w:lang w:val="en-US" w:eastAsia="zh-CN"/>
+                          </w:rPr>
+                        </w:pPr>
+                        <w:r>
+                          <w:rPr>
+                            <w:rFonts w:hint="eastAsia"/>
+                            <w:sz w:val="15"/>
+                            <w:szCs w:val="15"/>
+                            <w:lang w:val="en-US" w:eastAsia="zh-CN"/>
+                          </w:rPr>
+                          <w:t>校验失败处理</w:t>
+                        </w:r>
+                      </w:p>
+                    </w:txbxContent>
+                  </v:textbox>
+                </v:rect>
+                <v:shape id="椭圆 130" o:spid="_x0000_s1026" o:spt="3" type="#_x0000_t3" style="position:absolute;left:1653540;top:1420495;height:337185;width:572135;" fillcolor="#FFFFCC" filled="t" stroked="t" coordsize="21600,21600" o:gfxdata="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">
+                  <v:fill on="t" focussize="0,0"/>
+                  <v:stroke weight="0.2pt" color="#990033" joinstyle="round"/>
+                  <v:imagedata o:title=""/>
+                  <o:lock v:ext="edit" aspectratio="f"/>
+                </v:shape>
+                <v:rect id="矩形 131" o:spid="_x0000_s1026" o:spt="1" style="position:absolute;left:1386205;top:1772920;height:330835;width:762000;mso-wrap-style:none;" filled="f" stroked="f" coordsize="21600,21600" o:gfxdata="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">
+                  <v:fill on="f" focussize="0,0"/>
+                  <v:stroke on="f"/>
+                  <v:imagedata o:title=""/>
+                  <o:lock v:ext="edit" aspectratio="f"/>
+                  <v:textbox inset="0mm,0mm,0mm,0mm" style="mso-fit-shape-to-text:t;">
+                    <w:txbxContent>
+                      <w:p>
+                        <w:pPr>
+                          <w:rPr>
+                            <w:rFonts w:hint="default"/>
+                            <w:sz w:val="15"/>
+                            <w:szCs w:val="15"/>
+                            <w:lang w:val="en-US"/>
+                          </w:rPr>
+                        </w:pPr>
+                        <w:r>
+                          <w:rPr>
+                            <w:rFonts w:hint="eastAsia" w:ascii="宋体" w:cs="宋体"/>
+                            <w:color w:val="000000"/>
+                            <w:kern w:val="0"/>
+                            <w:sz w:val="15"/>
+                            <w:szCs w:val="15"/>
+                            <w:lang w:val="en-US" w:eastAsia="zh-CN"/>
+                          </w:rPr>
+                          <w:t>校园统一身份认证</w:t>
+                        </w:r>
+                      </w:p>
+                    </w:txbxContent>
+                  </v:textbox>
+                </v:rect>
+                <v:line id="直接连接符 132" o:spid="_x0000_s1026" o:spt="20" style="position:absolute;left:1229360;top:1586230;height:635;width:414655;" filled="f" stroked="t" coordsize="21600,21600" o:gfxdata="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">
+                  <v:fill on="f" focussize="0,0"/>
+                  <v:stroke weight="0.2pt" color="#990033" joinstyle="round"/>
+                  <v:imagedata o:title=""/>
+                  <o:lock v:ext="edit" aspectratio="f"/>
+                </v:line>
+                <v:line id="直接连接符 133" o:spid="_x0000_s1026" o:spt="20" style="position:absolute;left:1548130;top:1586230;flip:x;height:45720;width:95885;" filled="f" stroked="t" coordsize="21600,21600" o:gfxdata="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">
+                  <v:fill on="f" focussize="0,0"/>
+                  <v:stroke weight="0.2pt" color="#990033" joinstyle="round"/>
+                  <v:imagedata o:title=""/>
+                  <o:lock v:ext="edit" aspectratio="f"/>
+                </v:line>
+                <v:line id="直接连接符 134" o:spid="_x0000_s1026" o:spt="20" style="position:absolute;left:1548130;top:1540510;flip:x y;height:45720;width:95885;" filled="f" stroked="t" coordsize="21600,21600" o:gfxdata="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">
+                  <v:fill on="f" focussize="0,0"/>
+                  <v:stroke weight="0.2pt" color="#990033" joinstyle="round"/>
+                  <v:imagedata o:title=""/>
+                  <o:lock v:ext="edit" aspectratio="f"/>
+                </v:line>
+                <v:line id="直接连接符 135" o:spid="_x0000_s1026" o:spt="20" style="position:absolute;left:814070;top:1586230;flip:x;height:635;width:415290;" filled="f" stroked="t" coordsize="21600,21600" o:gfxdata="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">
+                  <v:fill on="f" focussize="0,0"/>
+                  <v:stroke weight="0.2pt" color="#990033" joinstyle="round"/>
+                  <v:imagedata o:title=""/>
+                  <o:lock v:ext="edit" aspectratio="f"/>
+                </v:line>
+                <v:line id="直接连接符 137" o:spid="_x0000_s1026" o:spt="20" style="position:absolute;left:2968625;top:1144905;flip:x;height:0;width:80645;" filled="f" stroked="t" coordsize="21600,21600" o:gfxdata="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">
+                  <v:fill on="f" focussize="0,0"/>
+                  <v:stroke weight="0.2pt" color="#990033" joinstyle="round"/>
+                  <v:imagedata o:title=""/>
+                  <o:lock v:ext="edit" aspectratio="f"/>
+                </v:line>
+                <v:line id="直接连接符 138" o:spid="_x0000_s1026" o:spt="20" style="position:absolute;left:3013710;top:1146175;flip:y;height:83820;width:54610;" filled="f" stroked="t" coordsize="21600,21600" o:gfxdata="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">
+                  <v:fill on="f" focussize="0,0"/>
+                  <v:stroke weight="0.2pt" color="#990033" joinstyle="round"/>
+                  <v:imagedata o:title=""/>
+                  <o:lock v:ext="edit" aspectratio="f"/>
+                </v:line>
+                <v:line id="直接连接符 139" o:spid="_x0000_s1026" o:spt="20" style="position:absolute;left:2233930;top:1138555;flip:x;height:359410;width:838835;" filled="f" stroked="t" coordsize="21600,21600" o:gfxdata="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">
+                  <v:fill on="f" focussize="0,0"/>
+                  <v:stroke weight="0.2pt" color="#990033" joinstyle="round"/>
+                  <v:imagedata o:title=""/>
+                  <o:lock v:ext="edit" aspectratio="f"/>
+                </v:line>
+                <v:rect id="矩形 140" o:spid="_x0000_s1026" o:spt="1" style="position:absolute;left:2389505;top:1181735;height:330835;width:571500;mso-wrap-style:none;" filled="f" stroked="f" coordsize="21600,21600" o:gfxdata="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">
+                  <v:fill on="f" focussize="0,0"/>
+                  <v:stroke on="f"/>
+                  <v:imagedata o:title=""/>
+                  <o:lock v:ext="edit" aspectratio="f"/>
+                  <v:textbox inset="0mm,0mm,0mm,0mm" style="mso-fit-shape-to-text:t;">
+                    <w:txbxContent>
+                      <w:p>
+                        <w:r>
+                          <w:rPr>
+                            <w:rFonts w:ascii="宋体" w:cs="宋体"/>
+                            <w:color w:val="000000"/>
+                            <w:kern w:val="0"/>
+                            <w:sz w:val="18"/>
+                            <w:szCs w:val="18"/>
+                          </w:rPr>
+                          <w:t>&lt;&lt;</w:t>
+                        </w:r>
+                        <w:r>
+                          <w:rPr>
+                            <w:rFonts w:hint="eastAsia" w:ascii="宋体" w:cs="宋体"/>
+                            <w:color w:val="000000"/>
+                            <w:kern w:val="0"/>
+                            <w:sz w:val="18"/>
+                            <w:szCs w:val="18"/>
+                            <w:lang w:val="en-US" w:eastAsia="zh-CN"/>
+                          </w:rPr>
+                          <w:t>extend</w:t>
+                        </w:r>
+                        <w:r>
+                          <w:rPr>
+                            <w:rFonts w:ascii="宋体" w:cs="宋体"/>
+                            <w:color w:val="000000"/>
+                            <w:kern w:val="0"/>
+                            <w:sz w:val="18"/>
+                            <w:szCs w:val="18"/>
+                          </w:rPr>
+                          <w:t>&gt;&gt;</w:t>
+                        </w:r>
+                      </w:p>
+                    </w:txbxContent>
+                  </v:textbox>
+                </v:rect>
+                <v:line id="直接连接符 141" o:spid="_x0000_s1026" o:spt="20" style="position:absolute;left:2599055;top:2023745;height:264795;width:399415;" filled="f" stroked="t" coordsize="21600,21600" o:gfxdata="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">
+                  <v:fill on="f" focussize="0,0"/>
+                  <v:stroke weight="0.2pt" color="#990033" joinstyle="round"/>
+                  <v:imagedata o:title=""/>
+                  <o:lock v:ext="edit" aspectratio="f"/>
+                </v:line>
+                <v:line id="直接连接符 142" o:spid="_x0000_s1026" o:spt="20" style="position:absolute;left:2936875;top:2193925;flip:x y;height:94615;width:61595;" filled="f" stroked="t" coordsize="21600,21600" o:gfxdata="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">
+                  <v:fill on="f" focussize="0,0"/>
+                  <v:stroke weight="0.2pt" color="#990033" joinstyle="round"/>
+                  <v:imagedata o:title=""/>
+                  <o:lock v:ext="edit" aspectratio="f"/>
+                </v:line>
+                <v:line id="直接连接符 143" o:spid="_x0000_s1026" o:spt="20" style="position:absolute;left:2894330;top:2273300;flip:x y;height:15240;width:104140;" filled="f" stroked="t" coordsize="21600,21600" o:gfxdata="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">
+                  <v:fill on="f" focussize="0,0"/>
+                  <v:stroke weight="0.2pt" color="#990033" joinstyle="round"/>
+                  <v:imagedata o:title=""/>
+                  <o:lock v:ext="edit" aspectratio="f"/>
+                </v:line>
+                <v:line id="直接连接符 144" o:spid="_x0000_s1026" o:spt="20" style="position:absolute;left:2200275;top:1759585;flip:x y;height:264160;width:398780;" filled="f" stroked="t" coordsize="21600,21600" o:gfxdata="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">
+                  <v:fill on="f" focussize="0,0"/>
+                  <v:stroke weight="0.2pt" color="#990033" joinstyle="round"/>
+                  <v:imagedata o:title=""/>
+                  <o:lock v:ext="edit" aspectratio="f"/>
+                </v:line>
+                <v:rect id="矩形 145" o:spid="_x0000_s1026" o:spt="1" style="position:absolute;left:2393950;top:1993265;height:330835;width:571500;mso-wrap-style:none;" filled="f" stroked="f" coordsize="21600,21600" o:gfxdata="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">
+                  <v:fill on="f" focussize="0,0"/>
+                  <v:stroke on="f"/>
+                  <v:imagedata o:title=""/>
+                  <o:lock v:ext="edit" aspectratio="f"/>
+                  <v:textbox inset="0mm,0mm,0mm,0mm" style="mso-fit-shape-to-text:t;">
+                    <w:txbxContent>
+                      <w:p>
+                        <w:r>
+                          <w:rPr>
+                            <w:rFonts w:ascii="宋体" w:cs="宋体"/>
+                            <w:color w:val="000000"/>
+                            <w:kern w:val="0"/>
+                            <w:sz w:val="18"/>
+                            <w:szCs w:val="18"/>
+                          </w:rPr>
+                          <w:t>&lt;&lt;</w:t>
+                        </w:r>
+                        <w:r>
+                          <w:rPr>
+                            <w:rFonts w:hint="eastAsia" w:ascii="宋体" w:cs="宋体"/>
+                            <w:color w:val="000000"/>
+                            <w:kern w:val="0"/>
+                            <w:sz w:val="18"/>
+                            <w:szCs w:val="18"/>
+                            <w:lang w:val="en-US" w:eastAsia="zh-CN"/>
+                          </w:rPr>
+                          <w:t>extend</w:t>
+                        </w:r>
+                        <w:r>
+                          <w:rPr>
+                            <w:rFonts w:ascii="宋体" w:cs="宋体"/>
+                            <w:color w:val="000000"/>
+                            <w:kern w:val="0"/>
+                            <w:sz w:val="18"/>
+                            <w:szCs w:val="18"/>
+                          </w:rPr>
+                          <w:t>&gt;&gt;</w:t>
+                        </w:r>
+                      </w:p>
+                    </w:txbxContent>
+                  </v:textbox>
+                </v:rect>
+                <v:rect id="矩形 123" o:spid="_x0000_s1026" o:spt="1" style="position:absolute;left:3031490;top:1239520;height:330835;width:762000;mso-wrap-style:none;" filled="f" stroked="f" coordsize="21600,21600" o:gfxdata="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">
+                  <v:fill on="f" focussize="0,0"/>
+                  <v:stroke on="f"/>
+                  <v:imagedata o:title=""/>
+                  <o:lock v:ext="edit" aspectratio="f"/>
+                  <v:textbox inset="0mm,0mm,0mm,0mm" style="mso-fit-shape-to-text:t;">
+                    <w:txbxContent>
+                      <w:p>
+                        <w:pPr>
+                          <w:rPr>
+                            <w:rFonts w:hint="default" w:eastAsiaTheme="minorEastAsia"/>
+                            <w:lang w:val="en-US" w:eastAsia="zh-CN"/>
+                          </w:rPr>
+                        </w:pPr>
+                        <w:r>
+                          <w:rPr>
+                            <w:rFonts w:hint="eastAsia"/>
+                            <w:sz w:val="15"/>
+                            <w:szCs w:val="15"/>
+                            <w:lang w:val="en-US" w:eastAsia="zh-CN"/>
+                          </w:rPr>
+                          <w:t>身份已被绑定处理</w:t>
+                        </w:r>
+                      </w:p>
+                    </w:txbxContent>
+                  </v:textbox>
+                </v:rect>
+                <w10:wrap type="none"/>
+                <w10:anchorlock/>
+              </v:group>
+            </w:pict>
+          </mc:Fallback>
+        </mc:AlternateContent>
+      </w:r>
+    </w:p>
+    <w:p>
+      <w:pPr>
         <w:pStyle w:val="28"/>
         <w:spacing w:line="360" w:lineRule="auto"/>
         <w:ind w:left="880"/>
@@ -7396,6 +8665,2289 @@
           <w:sz w:val="24"/>
         </w:rPr>
       </w:pPr>
+      <w:r>
+        <mc:AlternateContent>
+          <mc:Choice Requires="wpc">
+            <w:drawing>
+              <wp:inline distT="0" distB="0" distL="114300" distR="114300">
+                <wp:extent cx="5139055" cy="3718560"/>
+                <wp:effectExtent l="0" t="0" r="0" b="0"/>
+                <wp:docPr id="92" name="画布 92"/>
+                <wp:cNvGraphicFramePr>
+                  <a:graphicFrameLocks xmlns:a="http://schemas.openxmlformats.org/drawingml/2006/main" noChangeAspect="1"/>
+                </wp:cNvGraphicFramePr>
+                <a:graphic xmlns:a="http://schemas.openxmlformats.org/drawingml/2006/main">
+                  <a:graphicData uri="http://schemas.microsoft.com/office/word/2010/wordprocessingCanvas">
+                    <wpc:wpc>
+                      <wpc:bg>
+                        <a:noFill/>
+                      </wpc:bg>
+                      <wpc:whole>
+                        <a:ln>
+                          <a:noFill/>
+                        </a:ln>
+                      </wpc:whole>
+                      <wpg:wgp>
+                        <wpg:cNvPr id="93" name="组合 117"/>
+                        <wpg:cNvGrpSpPr/>
+                        <wpg:grpSpPr>
+                          <a:xfrm>
+                            <a:off x="508000" y="1362710"/>
+                            <a:ext cx="308610" cy="475615"/>
+                            <a:chOff x="800" y="2146"/>
+                            <a:chExt cx="486" cy="749"/>
+                          </a:xfrm>
+                        </wpg:grpSpPr>
+                        <wps:wsp>
+                          <wps:cNvPr id="94" name="椭圆 113"/>
+                          <wps:cNvSpPr/>
+                          <wps:spPr>
+                            <a:xfrm>
+                              <a:off x="937" y="2146"/>
+                              <a:ext cx="221" cy="248"/>
+                            </a:xfrm>
+                            <a:prstGeom prst="ellipse">
+                              <a:avLst/>
+                            </a:prstGeom>
+                            <a:noFill/>
+                            <a:ln w="3175" cap="flat" cmpd="sng">
+                              <a:solidFill>
+                                <a:srgbClr val="990033"/>
+                              </a:solidFill>
+                              <a:prstDash val="solid"/>
+                              <a:headEnd type="none" w="med" len="med"/>
+                              <a:tailEnd type="none" w="med" len="med"/>
+                            </a:ln>
+                          </wps:spPr>
+                          <wps:bodyPr upright="1"/>
+                        </wps:wsp>
+                        <wps:wsp>
+                          <wps:cNvPr id="95" name="直接连接符 114"/>
+                          <wps:cNvCnPr/>
+                          <wps:spPr>
+                            <a:xfrm>
+                              <a:off x="1043" y="2391"/>
+                              <a:ext cx="1" cy="232"/>
+                            </a:xfrm>
+                            <a:prstGeom prst="line">
+                              <a:avLst/>
+                            </a:prstGeom>
+                            <a:ln w="3175" cap="flat" cmpd="sng">
+                              <a:solidFill>
+                                <a:srgbClr val="990033"/>
+                              </a:solidFill>
+                              <a:prstDash val="solid"/>
+                              <a:headEnd type="none" w="med" len="med"/>
+                              <a:tailEnd type="none" w="med" len="med"/>
+                            </a:ln>
+                          </wps:spPr>
+                          <wps:bodyPr upright="1"/>
+                        </wps:wsp>
+                        <wps:wsp>
+                          <wps:cNvPr id="96" name="直接连接符 115"/>
+                          <wps:cNvCnPr/>
+                          <wps:spPr>
+                            <a:xfrm>
+                              <a:off x="868" y="2457"/>
+                              <a:ext cx="351" cy="1"/>
+                            </a:xfrm>
+                            <a:prstGeom prst="line">
+                              <a:avLst/>
+                            </a:prstGeom>
+                            <a:ln w="3175" cap="flat" cmpd="sng">
+                              <a:solidFill>
+                                <a:srgbClr val="990033"/>
+                              </a:solidFill>
+                              <a:prstDash val="solid"/>
+                              <a:headEnd type="none" w="med" len="med"/>
+                              <a:tailEnd type="none" w="med" len="med"/>
+                            </a:ln>
+                          </wps:spPr>
+                          <wps:bodyPr upright="1"/>
+                        </wps:wsp>
+                        <wps:wsp>
+                          <wps:cNvPr id="97" name="任意多边形 116"/>
+                          <wps:cNvSpPr/>
+                          <wps:spPr>
+                            <a:xfrm>
+                              <a:off x="800" y="2623"/>
+                              <a:ext cx="486" cy="272"/>
+                            </a:xfrm>
+                            <a:custGeom>
+                              <a:avLst/>
+                              <a:gdLst/>
+                              <a:ahLst/>
+                              <a:cxnLst/>
+                              <a:pathLst>
+                                <a:path w="108" h="54">
+                                  <a:moveTo>
+                                    <a:pt x="0" y="54"/>
+                                  </a:moveTo>
+                                  <a:lnTo>
+                                    <a:pt x="54" y="0"/>
+                                  </a:lnTo>
+                                  <a:lnTo>
+                                    <a:pt x="108" y="54"/>
+                                  </a:lnTo>
+                                </a:path>
+                              </a:pathLst>
+                            </a:custGeom>
+                            <a:noFill/>
+                            <a:ln w="3175" cap="flat" cmpd="sng">
+                              <a:solidFill>
+                                <a:srgbClr val="990033"/>
+                              </a:solidFill>
+                              <a:prstDash val="solid"/>
+                              <a:headEnd type="none" w="med" len="med"/>
+                              <a:tailEnd type="none" w="med" len="med"/>
+                            </a:ln>
+                          </wps:spPr>
+                          <wps:bodyPr upright="1"/>
+                        </wps:wsp>
+                      </wpg:wgp>
+                      <wps:wsp>
+                        <wps:cNvPr id="98" name="矩形 118"/>
+                        <wps:cNvSpPr/>
+                        <wps:spPr>
+                          <a:xfrm>
+                            <a:off x="57150" y="1847215"/>
+                            <a:ext cx="1416050" cy="488950"/>
+                          </a:xfrm>
+                          <a:prstGeom prst="rect">
+                            <a:avLst/>
+                          </a:prstGeom>
+                          <a:noFill/>
+                          <a:ln>
+                            <a:noFill/>
+                          </a:ln>
+                        </wps:spPr>
+                        <wps:txbx>
+                          <w:txbxContent>
+                            <w:p>
+                              <w:pPr>
+                                <w:rPr>
+                                  <w:rFonts w:hint="default" w:eastAsiaTheme="minorEastAsia"/>
+                                  <w:sz w:val="13"/>
+                                  <w:szCs w:val="13"/>
+                                  <w:lang w:val="en-US" w:eastAsia="zh-CN"/>
+                                </w:rPr>
+                              </w:pPr>
+                              <w:r>
+                                <w:rPr>
+                                  <w:rFonts w:hint="eastAsia" w:ascii="宋体" w:cs="宋体"/>
+                                  <w:color w:val="000000"/>
+                                  <w:kern w:val="0"/>
+                                  <w:sz w:val="11"/>
+                                  <w:szCs w:val="11"/>
+                                  <w:lang w:val="en-US" w:eastAsia="zh-CN"/>
+                                </w:rPr>
+                                <w:t>认证用户/运营人员/内容安全审核API</w:t>
+                              </w:r>
+                            </w:p>
+                          </w:txbxContent>
+                        </wps:txbx>
+                        <wps:bodyPr wrap="square" lIns="0" tIns="0" rIns="0" bIns="0" upright="1">
+                          <a:noAutofit/>
+                        </wps:bodyPr>
+                      </wps:wsp>
+                      <wps:wsp>
+                        <wps:cNvPr id="99" name="矩形 119"/>
+                        <wps:cNvSpPr/>
+                        <wps:spPr>
+                          <a:xfrm>
+                            <a:off x="347980" y="2060575"/>
+                            <a:ext cx="444500" cy="330835"/>
+                          </a:xfrm>
+                          <a:prstGeom prst="rect">
+                            <a:avLst/>
+                          </a:prstGeom>
+                          <a:noFill/>
+                          <a:ln>
+                            <a:noFill/>
+                          </a:ln>
+                        </wps:spPr>
+                        <wps:txbx>
+                          <w:txbxContent>
+                            <w:p>
+                              <w:r>
+                                <w:rPr>
+                                  <w:rFonts w:hint="eastAsia" w:ascii="宋体" w:cs="宋体"/>
+                                  <w:color w:val="000000"/>
+                                  <w:kern w:val="0"/>
+                                  <w:sz w:val="14"/>
+                                  <w:szCs w:val="14"/>
+                                </w:rPr>
+                                <w:t xml:space="preserve">(from </w:t>
+                              </w:r>
+                              <w:r>
+                                <w:rPr>
+                                  <w:rFonts w:hint="eastAsia" w:ascii="宋体" w:cs="宋体"/>
+                                  <w:color w:val="000000"/>
+                                  <w:kern w:val="0"/>
+                                  <w:sz w:val="14"/>
+                                  <w:szCs w:val="14"/>
+                                  <w:lang w:val="en-US" w:eastAsia="zh-CN"/>
+                                </w:rPr>
+                                <w:t>XDU</w:t>
+                              </w:r>
+                              <w:r>
+                                <w:rPr>
+                                  <w:rFonts w:hint="eastAsia" w:ascii="宋体" w:cs="宋体"/>
+                                  <w:color w:val="000000"/>
+                                  <w:kern w:val="0"/>
+                                  <w:sz w:val="14"/>
+                                  <w:szCs w:val="14"/>
+                                </w:rPr>
+                                <w:t>)</w:t>
+                              </w:r>
+                            </w:p>
+                          </w:txbxContent>
+                        </wps:txbx>
+                        <wps:bodyPr wrap="none" lIns="0" tIns="0" rIns="0" bIns="0" upright="1">
+                          <a:spAutoFit/>
+                        </wps:bodyPr>
+                      </wps:wsp>
+                      <wps:wsp>
+                        <wps:cNvPr id="100" name="椭圆 120"/>
+                        <wps:cNvSpPr/>
+                        <wps:spPr>
+                          <a:xfrm>
+                            <a:off x="3117215" y="873125"/>
+                            <a:ext cx="572135" cy="337185"/>
+                          </a:xfrm>
+                          <a:prstGeom prst="ellipse">
+                            <a:avLst/>
+                          </a:prstGeom>
+                          <a:solidFill>
+                            <a:srgbClr val="FFFFCC"/>
+                          </a:solidFill>
+                          <a:ln w="2540" cap="flat" cmpd="sng">
+                            <a:solidFill>
+                              <a:srgbClr val="990033"/>
+                            </a:solidFill>
+                            <a:prstDash val="solid"/>
+                            <a:headEnd type="none" w="med" len="med"/>
+                            <a:tailEnd type="none" w="med" len="med"/>
+                          </a:ln>
+                        </wps:spPr>
+                        <wps:bodyPr upright="1"/>
+                      </wps:wsp>
+                      <wps:wsp>
+                        <wps:cNvPr id="101" name="矩形 121"/>
+                        <wps:cNvSpPr/>
+                        <wps:spPr>
+                          <a:xfrm>
+                            <a:off x="1898015" y="3325495"/>
+                            <a:ext cx="1336675" cy="275590"/>
+                          </a:xfrm>
+                          <a:prstGeom prst="rect">
+                            <a:avLst/>
+                          </a:prstGeom>
+                          <a:noFill/>
+                          <a:ln>
+                            <a:noFill/>
+                          </a:ln>
+                        </wps:spPr>
+                        <wps:txbx>
+                          <w:txbxContent>
+                            <w:p>
+                              <w:pPr>
+                                <w:rPr>
+                                  <w:rFonts w:hint="default" w:eastAsiaTheme="minorEastAsia"/>
+                                  <w:lang w:val="en-US" w:eastAsia="zh-CN"/>
+                                </w:rPr>
+                              </w:pPr>
+                              <w:r>
+                                <w:rPr>
+                                  <w:rFonts w:hint="eastAsia"/>
+                                  <w:lang w:val="en-US" w:eastAsia="zh-CN"/>
+                                </w:rPr>
+                                <w:t>校园小程序系统边界</w:t>
+                              </w:r>
+                            </w:p>
+                          </w:txbxContent>
+                        </wps:txbx>
+                        <wps:bodyPr wrap="square" lIns="0" tIns="0" rIns="0" bIns="0" upright="1">
+                          <a:noAutofit/>
+                        </wps:bodyPr>
+                      </wps:wsp>
+                      <wps:wsp>
+                        <wps:cNvPr id="102" name="椭圆 122"/>
+                        <wps:cNvSpPr/>
+                        <wps:spPr>
+                          <a:xfrm>
+                            <a:off x="3120390" y="2110105"/>
+                            <a:ext cx="572135" cy="337185"/>
+                          </a:xfrm>
+                          <a:prstGeom prst="ellipse">
+                            <a:avLst/>
+                          </a:prstGeom>
+                          <a:solidFill>
+                            <a:srgbClr val="FFFFCC"/>
+                          </a:solidFill>
+                          <a:ln w="2540" cap="flat" cmpd="sng">
+                            <a:solidFill>
+                              <a:srgbClr val="990033"/>
+                            </a:solidFill>
+                            <a:prstDash val="solid"/>
+                            <a:headEnd type="none" w="med" len="med"/>
+                            <a:tailEnd type="none" w="med" len="med"/>
+                          </a:ln>
+                        </wps:spPr>
+                        <wps:bodyPr upright="1"/>
+                      </wps:wsp>
+                      <wps:wsp>
+                        <wps:cNvPr id="103" name="矩形 123"/>
+                        <wps:cNvSpPr/>
+                        <wps:spPr>
+                          <a:xfrm>
+                            <a:off x="3148330" y="2461895"/>
+                            <a:ext cx="571500" cy="330835"/>
+                          </a:xfrm>
+                          <a:prstGeom prst="rect">
+                            <a:avLst/>
+                          </a:prstGeom>
+                          <a:noFill/>
+                          <a:ln>
+                            <a:noFill/>
+                          </a:ln>
+                        </wps:spPr>
+                        <wps:txbx>
+                          <w:txbxContent>
+                            <w:p>
+                              <w:pPr>
+                                <w:rPr>
+                                  <w:rFonts w:hint="default" w:eastAsiaTheme="minorEastAsia"/>
+                                  <w:sz w:val="15"/>
+                                  <w:szCs w:val="15"/>
+                                  <w:lang w:val="en-US" w:eastAsia="zh-CN"/>
+                                </w:rPr>
+                              </w:pPr>
+                              <w:r>
+                                <w:rPr>
+                                  <w:rFonts w:hint="eastAsia"/>
+                                  <w:sz w:val="15"/>
+                                  <w:szCs w:val="15"/>
+                                  <w:lang w:val="en-US" w:eastAsia="zh-CN"/>
+                                </w:rPr>
+                                <w:t>帖子审核处理</w:t>
+                              </w:r>
+                            </w:p>
+                          </w:txbxContent>
+                        </wps:txbx>
+                        <wps:bodyPr wrap="none" lIns="0" tIns="0" rIns="0" bIns="0" upright="1">
+                          <a:spAutoFit/>
+                        </wps:bodyPr>
+                      </wps:wsp>
+                      <wps:wsp>
+                        <wps:cNvPr id="104" name="椭圆 130"/>
+                        <wps:cNvSpPr/>
+                        <wps:spPr>
+                          <a:xfrm>
+                            <a:off x="1653540" y="1420495"/>
+                            <a:ext cx="572135" cy="337185"/>
+                          </a:xfrm>
+                          <a:prstGeom prst="ellipse">
+                            <a:avLst/>
+                          </a:prstGeom>
+                          <a:solidFill>
+                            <a:srgbClr val="FFFFCC"/>
+                          </a:solidFill>
+                          <a:ln w="2540" cap="flat" cmpd="sng">
+                            <a:solidFill>
+                              <a:srgbClr val="990033"/>
+                            </a:solidFill>
+                            <a:prstDash val="solid"/>
+                            <a:headEnd type="none" w="med" len="med"/>
+                            <a:tailEnd type="none" w="med" len="med"/>
+                          </a:ln>
+                        </wps:spPr>
+                        <wps:bodyPr upright="1"/>
+                      </wps:wsp>
+                      <wps:wsp>
+                        <wps:cNvPr id="105" name="矩形 131"/>
+                        <wps:cNvSpPr/>
+                        <wps:spPr>
+                          <a:xfrm>
+                            <a:off x="1572895" y="1788160"/>
+                            <a:ext cx="666750" cy="330835"/>
+                          </a:xfrm>
+                          <a:prstGeom prst="rect">
+                            <a:avLst/>
+                          </a:prstGeom>
+                          <a:noFill/>
+                          <a:ln>
+                            <a:noFill/>
+                          </a:ln>
+                        </wps:spPr>
+                        <wps:txbx>
+                          <w:txbxContent>
+                            <w:p>
+                              <w:pPr>
+                                <w:rPr>
+                                  <w:rFonts w:hint="default"/>
+                                  <w:sz w:val="15"/>
+                                  <w:szCs w:val="15"/>
+                                  <w:lang w:val="en-US"/>
+                                </w:rPr>
+                              </w:pPr>
+                              <w:r>
+                                <w:rPr>
+                                  <w:rFonts w:hint="eastAsia" w:ascii="宋体" w:cs="宋体"/>
+                                  <w:color w:val="000000"/>
+                                  <w:kern w:val="0"/>
+                                  <w:sz w:val="15"/>
+                                  <w:szCs w:val="15"/>
+                                  <w:lang w:val="en-US" w:eastAsia="zh-CN"/>
+                                </w:rPr>
+                                <w:t>帖子发布与展示</w:t>
+                              </w:r>
+                            </w:p>
+                          </w:txbxContent>
+                        </wps:txbx>
+                        <wps:bodyPr wrap="none" lIns="0" tIns="0" rIns="0" bIns="0" upright="1">
+                          <a:spAutoFit/>
+                        </wps:bodyPr>
+                      </wps:wsp>
+                      <wps:wsp>
+                        <wps:cNvPr id="106" name="直接连接符 132"/>
+                        <wps:cNvCnPr/>
+                        <wps:spPr>
+                          <a:xfrm>
+                            <a:off x="1229360" y="1586230"/>
+                            <a:ext cx="414655" cy="635"/>
+                          </a:xfrm>
+                          <a:prstGeom prst="line">
+                            <a:avLst/>
+                          </a:prstGeom>
+                          <a:ln w="2540" cap="flat" cmpd="sng">
+                            <a:solidFill>
+                              <a:srgbClr val="990033"/>
+                            </a:solidFill>
+                            <a:prstDash val="solid"/>
+                            <a:headEnd type="none" w="med" len="med"/>
+                            <a:tailEnd type="none" w="med" len="med"/>
+                          </a:ln>
+                        </wps:spPr>
+                        <wps:bodyPr upright="1"/>
+                      </wps:wsp>
+                      <wps:wsp>
+                        <wps:cNvPr id="107" name="直接连接符 133"/>
+                        <wps:cNvCnPr/>
+                        <wps:spPr>
+                          <a:xfrm flipH="1">
+                            <a:off x="1548130" y="1586230"/>
+                            <a:ext cx="95885" cy="45720"/>
+                          </a:xfrm>
+                          <a:prstGeom prst="line">
+                            <a:avLst/>
+                          </a:prstGeom>
+                          <a:ln w="2540" cap="flat" cmpd="sng">
+                            <a:solidFill>
+                              <a:srgbClr val="990033"/>
+                            </a:solidFill>
+                            <a:prstDash val="solid"/>
+                            <a:headEnd type="none" w="med" len="med"/>
+                            <a:tailEnd type="none" w="med" len="med"/>
+                          </a:ln>
+                        </wps:spPr>
+                        <wps:bodyPr upright="1"/>
+                      </wps:wsp>
+                      <wps:wsp>
+                        <wps:cNvPr id="108" name="直接连接符 134"/>
+                        <wps:cNvCnPr/>
+                        <wps:spPr>
+                          <a:xfrm flipH="1" flipV="1">
+                            <a:off x="1548130" y="1540510"/>
+                            <a:ext cx="95885" cy="45720"/>
+                          </a:xfrm>
+                          <a:prstGeom prst="line">
+                            <a:avLst/>
+                          </a:prstGeom>
+                          <a:ln w="2540" cap="flat" cmpd="sng">
+                            <a:solidFill>
+                              <a:srgbClr val="990033"/>
+                            </a:solidFill>
+                            <a:prstDash val="solid"/>
+                            <a:headEnd type="none" w="med" len="med"/>
+                            <a:tailEnd type="none" w="med" len="med"/>
+                          </a:ln>
+                        </wps:spPr>
+                        <wps:bodyPr upright="1"/>
+                      </wps:wsp>
+                      <wps:wsp>
+                        <wps:cNvPr id="109" name="直接连接符 135"/>
+                        <wps:cNvCnPr/>
+                        <wps:spPr>
+                          <a:xfrm flipH="1">
+                            <a:off x="814070" y="1586230"/>
+                            <a:ext cx="415290" cy="635"/>
+                          </a:xfrm>
+                          <a:prstGeom prst="line">
+                            <a:avLst/>
+                          </a:prstGeom>
+                          <a:ln w="2540" cap="flat" cmpd="sng">
+                            <a:solidFill>
+                              <a:srgbClr val="990033"/>
+                            </a:solidFill>
+                            <a:prstDash val="solid"/>
+                            <a:headEnd type="none" w="med" len="med"/>
+                            <a:tailEnd type="none" w="med" len="med"/>
+                          </a:ln>
+                        </wps:spPr>
+                        <wps:bodyPr upright="1"/>
+                      </wps:wsp>
+                      <wps:wsp>
+                        <wps:cNvPr id="110" name="直接连接符 137"/>
+                        <wps:cNvCnPr/>
+                        <wps:spPr>
+                          <a:xfrm flipH="1">
+                            <a:off x="2968625" y="1144905"/>
+                            <a:ext cx="80645" cy="0"/>
+                          </a:xfrm>
+                          <a:prstGeom prst="line">
+                            <a:avLst/>
+                          </a:prstGeom>
+                          <a:ln w="2540" cap="flat" cmpd="sng">
+                            <a:solidFill>
+                              <a:srgbClr val="990033"/>
+                            </a:solidFill>
+                            <a:prstDash val="solid"/>
+                            <a:headEnd type="none" w="med" len="med"/>
+                            <a:tailEnd type="none" w="med" len="med"/>
+                          </a:ln>
+                        </wps:spPr>
+                        <wps:bodyPr upright="1"/>
+                      </wps:wsp>
+                      <wps:wsp>
+                        <wps:cNvPr id="111" name="直接连接符 138"/>
+                        <wps:cNvCnPr/>
+                        <wps:spPr>
+                          <a:xfrm flipV="1">
+                            <a:off x="3013710" y="1146175"/>
+                            <a:ext cx="54610" cy="83820"/>
+                          </a:xfrm>
+                          <a:prstGeom prst="line">
+                            <a:avLst/>
+                          </a:prstGeom>
+                          <a:ln w="2540" cap="flat" cmpd="sng">
+                            <a:solidFill>
+                              <a:srgbClr val="990033"/>
+                            </a:solidFill>
+                            <a:prstDash val="solid"/>
+                            <a:headEnd type="none" w="med" len="med"/>
+                            <a:tailEnd type="none" w="med" len="med"/>
+                          </a:ln>
+                        </wps:spPr>
+                        <wps:bodyPr upright="1"/>
+                      </wps:wsp>
+                      <wps:wsp>
+                        <wps:cNvPr id="112" name="直接连接符 139"/>
+                        <wps:cNvCnPr/>
+                        <wps:spPr>
+                          <a:xfrm flipH="1">
+                            <a:off x="2233930" y="1138555"/>
+                            <a:ext cx="838835" cy="359410"/>
+                          </a:xfrm>
+                          <a:prstGeom prst="line">
+                            <a:avLst/>
+                          </a:prstGeom>
+                          <a:ln w="2540" cap="flat" cmpd="sng">
+                            <a:solidFill>
+                              <a:srgbClr val="990033"/>
+                            </a:solidFill>
+                            <a:prstDash val="solid"/>
+                            <a:headEnd type="none" w="med" len="med"/>
+                            <a:tailEnd type="none" w="med" len="med"/>
+                          </a:ln>
+                        </wps:spPr>
+                        <wps:bodyPr upright="1"/>
+                      </wps:wsp>
+                      <wps:wsp>
+                        <wps:cNvPr id="169" name="矩形 140"/>
+                        <wps:cNvSpPr/>
+                        <wps:spPr>
+                          <a:xfrm>
+                            <a:off x="2389505" y="1181735"/>
+                            <a:ext cx="628650" cy="330835"/>
+                          </a:xfrm>
+                          <a:prstGeom prst="rect">
+                            <a:avLst/>
+                          </a:prstGeom>
+                          <a:noFill/>
+                          <a:ln>
+                            <a:noFill/>
+                          </a:ln>
+                        </wps:spPr>
+                        <wps:txbx>
+                          <w:txbxContent>
+                            <w:p>
+                              <w:r>
+                                <w:rPr>
+                                  <w:rFonts w:ascii="宋体" w:cs="宋体"/>
+                                  <w:color w:val="000000"/>
+                                  <w:kern w:val="0"/>
+                                  <w:sz w:val="18"/>
+                                  <w:szCs w:val="18"/>
+                                </w:rPr>
+                                <w:t>&lt;&lt;</w:t>
+                              </w:r>
+                              <w:r>
+                                <w:rPr>
+                                  <w:rFonts w:hint="eastAsia" w:ascii="宋体" w:cs="宋体"/>
+                                  <w:color w:val="000000"/>
+                                  <w:kern w:val="0"/>
+                                  <w:sz w:val="18"/>
+                                  <w:szCs w:val="18"/>
+                                  <w:lang w:val="en-US" w:eastAsia="zh-CN"/>
+                                </w:rPr>
+                                <w:t>include</w:t>
+                              </w:r>
+                              <w:r>
+                                <w:rPr>
+                                  <w:rFonts w:ascii="宋体" w:cs="宋体"/>
+                                  <w:color w:val="000000"/>
+                                  <w:kern w:val="0"/>
+                                  <w:sz w:val="18"/>
+                                  <w:szCs w:val="18"/>
+                                </w:rPr>
+                                <w:t>&gt;&gt;</w:t>
+                              </w:r>
+                            </w:p>
+                          </w:txbxContent>
+                        </wps:txbx>
+                        <wps:bodyPr wrap="none" lIns="0" tIns="0" rIns="0" bIns="0" upright="1">
+                          <a:spAutoFit/>
+                        </wps:bodyPr>
+                      </wps:wsp>
+                      <wps:wsp>
+                        <wps:cNvPr id="170" name="直接连接符 141"/>
+                        <wps:cNvCnPr/>
+                        <wps:spPr>
+                          <a:xfrm>
+                            <a:off x="2599055" y="2023745"/>
+                            <a:ext cx="399415" cy="264795"/>
+                          </a:xfrm>
+                          <a:prstGeom prst="line">
+                            <a:avLst/>
+                          </a:prstGeom>
+                          <a:ln w="2540" cap="flat" cmpd="sng">
+                            <a:solidFill>
+                              <a:srgbClr val="990033"/>
+                            </a:solidFill>
+                            <a:prstDash val="solid"/>
+                            <a:headEnd type="none" w="med" len="med"/>
+                            <a:tailEnd type="none" w="med" len="med"/>
+                          </a:ln>
+                        </wps:spPr>
+                        <wps:bodyPr upright="1"/>
+                      </wps:wsp>
+                      <wps:wsp>
+                        <wps:cNvPr id="171" name="直接连接符 142"/>
+                        <wps:cNvCnPr/>
+                        <wps:spPr>
+                          <a:xfrm flipH="1" flipV="1">
+                            <a:off x="2936875" y="2193925"/>
+                            <a:ext cx="61595" cy="94615"/>
+                          </a:xfrm>
+                          <a:prstGeom prst="line">
+                            <a:avLst/>
+                          </a:prstGeom>
+                          <a:ln w="2540" cap="flat" cmpd="sng">
+                            <a:solidFill>
+                              <a:srgbClr val="990033"/>
+                            </a:solidFill>
+                            <a:prstDash val="solid"/>
+                            <a:headEnd type="none" w="med" len="med"/>
+                            <a:tailEnd type="none" w="med" len="med"/>
+                          </a:ln>
+                        </wps:spPr>
+                        <wps:bodyPr upright="1"/>
+                      </wps:wsp>
+                      <wps:wsp>
+                        <wps:cNvPr id="172" name="直接连接符 143"/>
+                        <wps:cNvCnPr/>
+                        <wps:spPr>
+                          <a:xfrm flipH="1" flipV="1">
+                            <a:off x="2894330" y="2273300"/>
+                            <a:ext cx="104140" cy="15240"/>
+                          </a:xfrm>
+                          <a:prstGeom prst="line">
+                            <a:avLst/>
+                          </a:prstGeom>
+                          <a:ln w="2540" cap="flat" cmpd="sng">
+                            <a:solidFill>
+                              <a:srgbClr val="990033"/>
+                            </a:solidFill>
+                            <a:prstDash val="solid"/>
+                            <a:headEnd type="none" w="med" len="med"/>
+                            <a:tailEnd type="none" w="med" len="med"/>
+                          </a:ln>
+                        </wps:spPr>
+                        <wps:bodyPr upright="1"/>
+                      </wps:wsp>
+                      <wps:wsp>
+                        <wps:cNvPr id="173" name="直接连接符 144"/>
+                        <wps:cNvCnPr/>
+                        <wps:spPr>
+                          <a:xfrm flipH="1" flipV="1">
+                            <a:off x="2200275" y="1759585"/>
+                            <a:ext cx="398780" cy="264160"/>
+                          </a:xfrm>
+                          <a:prstGeom prst="line">
+                            <a:avLst/>
+                          </a:prstGeom>
+                          <a:ln w="2540" cap="flat" cmpd="sng">
+                            <a:solidFill>
+                              <a:srgbClr val="990033"/>
+                            </a:solidFill>
+                            <a:prstDash val="solid"/>
+                            <a:headEnd type="none" w="med" len="med"/>
+                            <a:tailEnd type="none" w="med" len="med"/>
+                          </a:ln>
+                        </wps:spPr>
+                        <wps:bodyPr upright="1"/>
+                      </wps:wsp>
+                      <wps:wsp>
+                        <wps:cNvPr id="174" name="矩形 145"/>
+                        <wps:cNvSpPr/>
+                        <wps:spPr>
+                          <a:xfrm>
+                            <a:off x="2393950" y="1993265"/>
+                            <a:ext cx="628650" cy="330835"/>
+                          </a:xfrm>
+                          <a:prstGeom prst="rect">
+                            <a:avLst/>
+                          </a:prstGeom>
+                          <a:noFill/>
+                          <a:ln>
+                            <a:noFill/>
+                          </a:ln>
+                        </wps:spPr>
+                        <wps:txbx>
+                          <w:txbxContent>
+                            <w:p>
+                              <w:r>
+                                <w:rPr>
+                                  <w:rFonts w:ascii="宋体" w:cs="宋体"/>
+                                  <w:color w:val="000000"/>
+                                  <w:kern w:val="0"/>
+                                  <w:sz w:val="18"/>
+                                  <w:szCs w:val="18"/>
+                                </w:rPr>
+                                <w:t>&lt;&lt;</w:t>
+                              </w:r>
+                              <w:r>
+                                <w:rPr>
+                                  <w:rFonts w:hint="eastAsia" w:ascii="宋体" w:cs="宋体"/>
+                                  <w:color w:val="000000"/>
+                                  <w:kern w:val="0"/>
+                                  <w:sz w:val="18"/>
+                                  <w:szCs w:val="18"/>
+                                  <w:lang w:val="en-US" w:eastAsia="zh-CN"/>
+                                </w:rPr>
+                                <w:t>include</w:t>
+                              </w:r>
+                              <w:r>
+                                <w:rPr>
+                                  <w:rFonts w:ascii="宋体" w:cs="宋体"/>
+                                  <w:color w:val="000000"/>
+                                  <w:kern w:val="0"/>
+                                  <w:sz w:val="18"/>
+                                  <w:szCs w:val="18"/>
+                                </w:rPr>
+                                <w:t>&gt;&gt;</w:t>
+                              </w:r>
+                            </w:p>
+                          </w:txbxContent>
+                        </wps:txbx>
+                        <wps:bodyPr wrap="none" lIns="0" tIns="0" rIns="0" bIns="0" upright="1">
+                          <a:spAutoFit/>
+                        </wps:bodyPr>
+                      </wps:wsp>
+                      <wps:wsp>
+                        <wps:cNvPr id="175" name="矩形 123"/>
+                        <wps:cNvSpPr/>
+                        <wps:spPr>
+                          <a:xfrm>
+                            <a:off x="3137535" y="1229360"/>
+                            <a:ext cx="571500" cy="330835"/>
+                          </a:xfrm>
+                          <a:prstGeom prst="rect">
+                            <a:avLst/>
+                          </a:prstGeom>
+                          <a:noFill/>
+                          <a:ln>
+                            <a:noFill/>
+                          </a:ln>
+                        </wps:spPr>
+                        <wps:txbx>
+                          <w:txbxContent>
+                            <w:p>
+                              <w:pPr>
+                                <w:rPr>
+                                  <w:rFonts w:hint="default" w:eastAsiaTheme="minorEastAsia"/>
+                                  <w:lang w:val="en-US" w:eastAsia="zh-CN"/>
+                                </w:rPr>
+                              </w:pPr>
+                              <w:r>
+                                <w:rPr>
+                                  <w:rFonts w:hint="eastAsia"/>
+                                  <w:sz w:val="15"/>
+                                  <w:szCs w:val="15"/>
+                                  <w:lang w:val="en-US" w:eastAsia="zh-CN"/>
+                                </w:rPr>
+                                <w:t>编辑帖子内容</w:t>
+                              </w:r>
+                            </w:p>
+                          </w:txbxContent>
+                        </wps:txbx>
+                        <wps:bodyPr wrap="none" lIns="0" tIns="0" rIns="0" bIns="0" upright="1">
+                          <a:spAutoFit/>
+                        </wps:bodyPr>
+                      </wps:wsp>
+                      <wps:wsp>
+                        <wps:cNvPr id="176" name="直接连接符 144"/>
+                        <wps:cNvCnPr/>
+                        <wps:spPr>
+                          <a:xfrm flipH="1" flipV="1">
+                            <a:off x="2235835" y="1616075"/>
+                            <a:ext cx="761365" cy="6350"/>
+                          </a:xfrm>
+                          <a:prstGeom prst="line">
+                            <a:avLst/>
+                          </a:prstGeom>
+                          <a:ln w="2540" cap="flat" cmpd="sng">
+                            <a:solidFill>
+                              <a:srgbClr val="990033"/>
+                            </a:solidFill>
+                            <a:prstDash val="solid"/>
+                            <a:headEnd type="none" w="med" len="med"/>
+                            <a:tailEnd type="none" w="med" len="med"/>
+                          </a:ln>
+                        </wps:spPr>
+                        <wps:bodyPr upright="1"/>
+                      </wps:wsp>
+                      <wps:wsp>
+                        <wps:cNvPr id="177" name="直接连接符 137"/>
+                        <wps:cNvCnPr/>
+                        <wps:spPr>
+                          <a:xfrm flipH="1" flipV="1">
+                            <a:off x="2900680" y="1578610"/>
+                            <a:ext cx="97155" cy="46355"/>
+                          </a:xfrm>
+                          <a:prstGeom prst="line">
+                            <a:avLst/>
+                          </a:prstGeom>
+                          <a:ln w="2540" cap="flat" cmpd="sng">
+                            <a:solidFill>
+                              <a:srgbClr val="990033"/>
+                            </a:solidFill>
+                            <a:prstDash val="solid"/>
+                            <a:headEnd type="none" w="med" len="med"/>
+                            <a:tailEnd type="none" w="med" len="med"/>
+                          </a:ln>
+                        </wps:spPr>
+                        <wps:bodyPr upright="1"/>
+                      </wps:wsp>
+                      <wps:wsp>
+                        <wps:cNvPr id="178" name="直接连接符 137"/>
+                        <wps:cNvCnPr/>
+                        <wps:spPr>
+                          <a:xfrm flipH="1">
+                            <a:off x="2924810" y="1626235"/>
+                            <a:ext cx="71755" cy="57785"/>
+                          </a:xfrm>
+                          <a:prstGeom prst="line">
+                            <a:avLst/>
+                          </a:prstGeom>
+                          <a:ln w="2540" cap="flat" cmpd="sng">
+                            <a:solidFill>
+                              <a:srgbClr val="990033"/>
+                            </a:solidFill>
+                            <a:prstDash val="solid"/>
+                            <a:headEnd type="none" w="med" len="med"/>
+                            <a:tailEnd type="none" w="med" len="med"/>
+                          </a:ln>
+                        </wps:spPr>
+                        <wps:bodyPr upright="1"/>
+                      </wps:wsp>
+                      <wps:wsp>
+                        <wps:cNvPr id="179" name="椭圆 120"/>
+                        <wps:cNvSpPr/>
+                        <wps:spPr>
+                          <a:xfrm>
+                            <a:off x="3113405" y="1419225"/>
+                            <a:ext cx="572135" cy="337185"/>
+                          </a:xfrm>
+                          <a:prstGeom prst="ellipse">
+                            <a:avLst/>
+                          </a:prstGeom>
+                          <a:solidFill>
+                            <a:srgbClr val="FFFFCC"/>
+                          </a:solidFill>
+                          <a:ln w="2540" cap="flat" cmpd="sng">
+                            <a:solidFill>
+                              <a:srgbClr val="990033"/>
+                            </a:solidFill>
+                            <a:prstDash val="solid"/>
+                            <a:headEnd type="none" w="med" len="med"/>
+                            <a:tailEnd type="none" w="med" len="med"/>
+                          </a:ln>
+                        </wps:spPr>
+                        <wps:bodyPr upright="1"/>
+                      </wps:wsp>
+                      <wps:wsp>
+                        <wps:cNvPr id="180" name="矩形 123"/>
+                        <wps:cNvSpPr/>
+                        <wps:spPr>
+                          <a:xfrm>
+                            <a:off x="3118485" y="1764665"/>
+                            <a:ext cx="571500" cy="245110"/>
+                          </a:xfrm>
+                          <a:prstGeom prst="rect">
+                            <a:avLst/>
+                          </a:prstGeom>
+                          <a:noFill/>
+                          <a:ln>
+                            <a:noFill/>
+                          </a:ln>
+                        </wps:spPr>
+                        <wps:txbx>
+                          <w:txbxContent>
+                            <w:p>
+                              <w:pPr>
+                                <w:rPr>
+                                  <w:rFonts w:hint="default" w:eastAsiaTheme="minorEastAsia"/>
+                                  <w:sz w:val="15"/>
+                                  <w:szCs w:val="15"/>
+                                  <w:lang w:val="en-US" w:eastAsia="zh-CN"/>
+                                </w:rPr>
+                              </w:pPr>
+                              <w:r>
+                                <w:rPr>
+                                  <w:rFonts w:hint="eastAsia"/>
+                                  <w:sz w:val="15"/>
+                                  <w:szCs w:val="15"/>
+                                  <w:lang w:val="en-US" w:eastAsia="zh-CN"/>
+                                </w:rPr>
+                                <w:t>帖子互动操作</w:t>
+                              </w:r>
+                            </w:p>
+                          </w:txbxContent>
+                        </wps:txbx>
+                        <wps:bodyPr wrap="none" lIns="0" tIns="0" rIns="0" bIns="0" upright="1">
+                          <a:noAutofit/>
+                        </wps:bodyPr>
+                      </wps:wsp>
+                      <wps:wsp>
+                        <wps:cNvPr id="181" name="直接连接符 135"/>
+                        <wps:cNvCnPr/>
+                        <wps:spPr>
+                          <a:xfrm flipH="1">
+                            <a:off x="3592195" y="558165"/>
+                            <a:ext cx="595630" cy="311785"/>
+                          </a:xfrm>
+                          <a:prstGeom prst="line">
+                            <a:avLst/>
+                          </a:prstGeom>
+                          <a:ln w="2540" cap="flat" cmpd="sng">
+                            <a:solidFill>
+                              <a:srgbClr val="990033"/>
+                            </a:solidFill>
+                            <a:prstDash val="solid"/>
+                            <a:headEnd type="none" w="med" len="med"/>
+                            <a:tailEnd type="none" w="med" len="med"/>
+                          </a:ln>
+                        </wps:spPr>
+                        <wps:bodyPr upright="1"/>
+                      </wps:wsp>
+                      <wps:wsp>
+                        <wps:cNvPr id="182" name="矩形 145"/>
+                        <wps:cNvSpPr/>
+                        <wps:spPr>
+                          <a:xfrm>
+                            <a:off x="3486785" y="610235"/>
+                            <a:ext cx="571500" cy="215900"/>
+                          </a:xfrm>
+                          <a:prstGeom prst="rect">
+                            <a:avLst/>
+                          </a:prstGeom>
+                          <a:noFill/>
+                          <a:ln>
+                            <a:noFill/>
+                          </a:ln>
+                        </wps:spPr>
+                        <wps:txbx>
+                          <w:txbxContent>
+                            <w:p>
+                              <w:r>
+                                <w:rPr>
+                                  <w:rFonts w:ascii="宋体" w:cs="宋体"/>
+                                  <w:color w:val="000000"/>
+                                  <w:kern w:val="0"/>
+                                  <w:sz w:val="18"/>
+                                  <w:szCs w:val="18"/>
+                                </w:rPr>
+                                <w:t>&lt;&lt;</w:t>
+                              </w:r>
+                              <w:r>
+                                <w:rPr>
+                                  <w:rFonts w:hint="eastAsia" w:ascii="宋体" w:cs="宋体"/>
+                                  <w:color w:val="000000"/>
+                                  <w:kern w:val="0"/>
+                                  <w:sz w:val="18"/>
+                                  <w:szCs w:val="18"/>
+                                  <w:lang w:val="en-US" w:eastAsia="zh-CN"/>
+                                </w:rPr>
+                                <w:t>extend</w:t>
+                              </w:r>
+                              <w:r>
+                                <w:rPr>
+                                  <w:rFonts w:ascii="宋体" w:cs="宋体"/>
+                                  <w:color w:val="000000"/>
+                                  <w:kern w:val="0"/>
+                                  <w:sz w:val="18"/>
+                                  <w:szCs w:val="18"/>
+                                </w:rPr>
+                                <w:t>&gt;&gt;</w:t>
+                              </w:r>
+                            </w:p>
+                          </w:txbxContent>
+                        </wps:txbx>
+                        <wps:bodyPr wrap="none" lIns="0" tIns="0" rIns="0" bIns="0" upright="1">
+                          <a:noAutofit/>
+                        </wps:bodyPr>
+                      </wps:wsp>
+                      <wps:wsp>
+                        <wps:cNvPr id="183" name="椭圆 130"/>
+                        <wps:cNvSpPr/>
+                        <wps:spPr>
+                          <a:xfrm>
+                            <a:off x="4243070" y="271145"/>
+                            <a:ext cx="572135" cy="337185"/>
+                          </a:xfrm>
+                          <a:prstGeom prst="ellipse">
+                            <a:avLst/>
+                          </a:prstGeom>
+                          <a:solidFill>
+                            <a:srgbClr val="FFFFCC"/>
+                          </a:solidFill>
+                          <a:ln w="2540" cap="flat" cmpd="sng">
+                            <a:solidFill>
+                              <a:srgbClr val="990033"/>
+                            </a:solidFill>
+                            <a:prstDash val="solid"/>
+                            <a:headEnd type="none" w="med" len="med"/>
+                            <a:tailEnd type="none" w="med" len="med"/>
+                          </a:ln>
+                        </wps:spPr>
+                        <wps:bodyPr upright="1"/>
+                      </wps:wsp>
+                      <wps:wsp>
+                        <wps:cNvPr id="184" name="矩形 123"/>
+                        <wps:cNvSpPr/>
+                        <wps:spPr>
+                          <a:xfrm>
+                            <a:off x="4114165" y="619760"/>
+                            <a:ext cx="857250" cy="312420"/>
+                          </a:xfrm>
+                          <a:prstGeom prst="rect">
+                            <a:avLst/>
+                          </a:prstGeom>
+                          <a:noFill/>
+                          <a:ln>
+                            <a:noFill/>
+                          </a:ln>
+                        </wps:spPr>
+                        <wps:txbx>
+                          <w:txbxContent>
+                            <w:p>
+                              <w:pPr>
+                                <w:rPr>
+                                  <w:rFonts w:hint="default" w:eastAsiaTheme="minorEastAsia"/>
+                                  <w:lang w:val="en-US" w:eastAsia="zh-CN"/>
+                                </w:rPr>
+                              </w:pPr>
+                              <w:r>
+                                <w:rPr>
+                                  <w:rFonts w:hint="eastAsia"/>
+                                  <w:sz w:val="15"/>
+                                  <w:szCs w:val="15"/>
+                                  <w:lang w:val="en-US" w:eastAsia="zh-CN"/>
+                                </w:rPr>
+                                <w:t>机审不通过拦截修改</w:t>
+                              </w:r>
+                            </w:p>
+                          </w:txbxContent>
+                        </wps:txbx>
+                        <wps:bodyPr wrap="none" lIns="0" tIns="0" rIns="0" bIns="0" upright="1">
+                          <a:noAutofit/>
+                        </wps:bodyPr>
+                      </wps:wsp>
+                      <wps:wsp>
+                        <wps:cNvPr id="185" name="直接连接符 137"/>
+                        <wps:cNvCnPr/>
+                        <wps:spPr>
+                          <a:xfrm flipH="1" flipV="1">
+                            <a:off x="4070985" y="561975"/>
+                            <a:ext cx="92710" cy="635"/>
+                          </a:xfrm>
+                          <a:prstGeom prst="line">
+                            <a:avLst/>
+                          </a:prstGeom>
+                          <a:ln w="2540" cap="flat" cmpd="sng">
+                            <a:solidFill>
+                              <a:srgbClr val="990033"/>
+                            </a:solidFill>
+                            <a:prstDash val="solid"/>
+                            <a:headEnd type="none" w="med" len="med"/>
+                            <a:tailEnd type="none" w="med" len="med"/>
+                          </a:ln>
+                        </wps:spPr>
+                        <wps:bodyPr upright="1"/>
+                      </wps:wsp>
+                      <wps:wsp>
+                        <wps:cNvPr id="186" name="直接连接符 137"/>
+                        <wps:cNvCnPr/>
+                        <wps:spPr>
+                          <a:xfrm flipH="1">
+                            <a:off x="4130040" y="572770"/>
+                            <a:ext cx="38100" cy="81280"/>
+                          </a:xfrm>
+                          <a:prstGeom prst="line">
+                            <a:avLst/>
+                          </a:prstGeom>
+                          <a:ln w="2540" cap="flat" cmpd="sng">
+                            <a:solidFill>
+                              <a:srgbClr val="990033"/>
+                            </a:solidFill>
+                            <a:prstDash val="solid"/>
+                            <a:headEnd type="none" w="med" len="med"/>
+                            <a:tailEnd type="none" w="med" len="med"/>
+                          </a:ln>
+                        </wps:spPr>
+                        <wps:bodyPr upright="1"/>
+                      </wps:wsp>
+                      <wps:wsp>
+                        <wps:cNvPr id="187" name="直接连接符 135"/>
+                        <wps:cNvCnPr/>
+                        <wps:spPr>
+                          <a:xfrm flipH="1" flipV="1">
+                            <a:off x="3712210" y="2296160"/>
+                            <a:ext cx="523240" cy="6350"/>
+                          </a:xfrm>
+                          <a:prstGeom prst="line">
+                            <a:avLst/>
+                          </a:prstGeom>
+                          <a:ln w="2540" cap="flat" cmpd="sng">
+                            <a:solidFill>
+                              <a:srgbClr val="990033"/>
+                            </a:solidFill>
+                            <a:prstDash val="solid"/>
+                            <a:headEnd type="none" w="med" len="med"/>
+                            <a:tailEnd type="none" w="med" len="med"/>
+                          </a:ln>
+                        </wps:spPr>
+                        <wps:bodyPr upright="1"/>
+                      </wps:wsp>
+                      <wps:wsp>
+                        <wps:cNvPr id="188" name="直接连接符 137"/>
+                        <wps:cNvCnPr/>
+                        <wps:spPr>
+                          <a:xfrm flipH="1" flipV="1">
+                            <a:off x="4137660" y="2257425"/>
+                            <a:ext cx="97155" cy="46355"/>
+                          </a:xfrm>
+                          <a:prstGeom prst="line">
+                            <a:avLst/>
+                          </a:prstGeom>
+                          <a:ln w="2540" cap="flat" cmpd="sng">
+                            <a:solidFill>
+                              <a:srgbClr val="990033"/>
+                            </a:solidFill>
+                            <a:prstDash val="solid"/>
+                            <a:headEnd type="none" w="med" len="med"/>
+                            <a:tailEnd type="none" w="med" len="med"/>
+                          </a:ln>
+                        </wps:spPr>
+                        <wps:bodyPr upright="1"/>
+                      </wps:wsp>
+                      <wps:wsp>
+                        <wps:cNvPr id="189" name="直接连接符 137"/>
+                        <wps:cNvCnPr/>
+                        <wps:spPr>
+                          <a:xfrm flipH="1">
+                            <a:off x="4157345" y="2305050"/>
+                            <a:ext cx="71755" cy="57785"/>
+                          </a:xfrm>
+                          <a:prstGeom prst="line">
+                            <a:avLst/>
+                          </a:prstGeom>
+                          <a:ln w="2540" cap="flat" cmpd="sng">
+                            <a:solidFill>
+                              <a:srgbClr val="990033"/>
+                            </a:solidFill>
+                            <a:prstDash val="solid"/>
+                            <a:headEnd type="none" w="med" len="med"/>
+                            <a:tailEnd type="none" w="med" len="med"/>
+                          </a:ln>
+                        </wps:spPr>
+                        <wps:bodyPr upright="1"/>
+                      </wps:wsp>
+                      <wps:wsp>
+                        <wps:cNvPr id="190" name="椭圆 130"/>
+                        <wps:cNvSpPr/>
+                        <wps:spPr>
+                          <a:xfrm>
+                            <a:off x="4286250" y="2142490"/>
+                            <a:ext cx="572135" cy="337185"/>
+                          </a:xfrm>
+                          <a:prstGeom prst="ellipse">
+                            <a:avLst/>
+                          </a:prstGeom>
+                          <a:solidFill>
+                            <a:srgbClr val="FFFFCC"/>
+                          </a:solidFill>
+                          <a:ln w="2540" cap="flat" cmpd="sng">
+                            <a:solidFill>
+                              <a:srgbClr val="990033"/>
+                            </a:solidFill>
+                            <a:prstDash val="solid"/>
+                            <a:headEnd type="none" w="med" len="med"/>
+                            <a:tailEnd type="none" w="med" len="med"/>
+                          </a:ln>
+                        </wps:spPr>
+                        <wps:bodyPr upright="1"/>
+                      </wps:wsp>
+                      <wps:wsp>
+                        <wps:cNvPr id="191" name="矩形 123"/>
+                        <wps:cNvSpPr/>
+                        <wps:spPr>
+                          <a:xfrm>
+                            <a:off x="4118610" y="2524760"/>
+                            <a:ext cx="857250" cy="312420"/>
+                          </a:xfrm>
+                          <a:prstGeom prst="rect">
+                            <a:avLst/>
+                          </a:prstGeom>
+                          <a:noFill/>
+                          <a:ln>
+                            <a:noFill/>
+                          </a:ln>
+                        </wps:spPr>
+                        <wps:txbx>
+                          <w:txbxContent>
+                            <w:p>
+                              <w:pPr>
+                                <w:rPr>
+                                  <w:rFonts w:hint="default" w:eastAsiaTheme="minorEastAsia"/>
+                                  <w:lang w:val="en-US" w:eastAsia="zh-CN"/>
+                                </w:rPr>
+                              </w:pPr>
+                              <w:r>
+                                <w:rPr>
+                                  <w:rFonts w:hint="eastAsia"/>
+                                  <w:sz w:val="15"/>
+                                  <w:szCs w:val="15"/>
+                                  <w:lang w:val="en-US" w:eastAsia="zh-CN"/>
+                                </w:rPr>
+                                <w:t>人审不通过驳回重提</w:t>
+                              </w:r>
+                            </w:p>
+                          </w:txbxContent>
+                        </wps:txbx>
+                        <wps:bodyPr wrap="none" lIns="0" tIns="0" rIns="0" bIns="0" upright="1">
+                          <a:noAutofit/>
+                        </wps:bodyPr>
+                      </wps:wsp>
+                      <wps:wsp>
+                        <wps:cNvPr id="192" name="直接连接符 144"/>
+                        <wps:cNvCnPr/>
+                        <wps:spPr>
+                          <a:xfrm flipH="1">
+                            <a:off x="3709035" y="1602740"/>
+                            <a:ext cx="635635" cy="635"/>
+                          </a:xfrm>
+                          <a:prstGeom prst="line">
+                            <a:avLst/>
+                          </a:prstGeom>
+                          <a:ln w="2540" cap="flat" cmpd="sng">
+                            <a:solidFill>
+                              <a:srgbClr val="990033"/>
+                            </a:solidFill>
+                            <a:prstDash val="solid"/>
+                            <a:headEnd type="none" w="med" len="med"/>
+                            <a:tailEnd type="none" w="med" len="med"/>
+                          </a:ln>
+                        </wps:spPr>
+                        <wps:bodyPr upright="1"/>
+                      </wps:wsp>
+                      <wps:wsp>
+                        <wps:cNvPr id="193" name="直接连接符 137"/>
+                        <wps:cNvCnPr/>
+                        <wps:spPr>
+                          <a:xfrm flipH="1" flipV="1">
+                            <a:off x="4237990" y="1562735"/>
+                            <a:ext cx="97155" cy="46355"/>
+                          </a:xfrm>
+                          <a:prstGeom prst="line">
+                            <a:avLst/>
+                          </a:prstGeom>
+                          <a:ln w="2540" cap="flat" cmpd="sng">
+                            <a:solidFill>
+                              <a:srgbClr val="990033"/>
+                            </a:solidFill>
+                            <a:prstDash val="solid"/>
+                            <a:headEnd type="none" w="med" len="med"/>
+                            <a:tailEnd type="none" w="med" len="med"/>
+                          </a:ln>
+                        </wps:spPr>
+                        <wps:bodyPr upright="1"/>
+                      </wps:wsp>
+                      <wps:wsp>
+                        <wps:cNvPr id="194" name="直接连接符 137"/>
+                        <wps:cNvCnPr/>
+                        <wps:spPr>
+                          <a:xfrm flipH="1">
+                            <a:off x="4243705" y="1615440"/>
+                            <a:ext cx="71755" cy="57785"/>
+                          </a:xfrm>
+                          <a:prstGeom prst="line">
+                            <a:avLst/>
+                          </a:prstGeom>
+                          <a:ln w="2540" cap="flat" cmpd="sng">
+                            <a:solidFill>
+                              <a:srgbClr val="990033"/>
+                            </a:solidFill>
+                            <a:prstDash val="solid"/>
+                            <a:headEnd type="none" w="med" len="med"/>
+                            <a:tailEnd type="none" w="med" len="med"/>
+                          </a:ln>
+                        </wps:spPr>
+                        <wps:bodyPr upright="1"/>
+                      </wps:wsp>
+                      <wps:wsp>
+                        <wps:cNvPr id="195" name="椭圆 130"/>
+                        <wps:cNvSpPr/>
+                        <wps:spPr>
+                          <a:xfrm>
+                            <a:off x="4387850" y="1405255"/>
+                            <a:ext cx="572135" cy="337185"/>
+                          </a:xfrm>
+                          <a:prstGeom prst="ellipse">
+                            <a:avLst/>
+                          </a:prstGeom>
+                          <a:solidFill>
+                            <a:srgbClr val="FFFFCC"/>
+                          </a:solidFill>
+                          <a:ln w="2540" cap="flat" cmpd="sng">
+                            <a:solidFill>
+                              <a:srgbClr val="990033"/>
+                            </a:solidFill>
+                            <a:prstDash val="solid"/>
+                            <a:headEnd type="none" w="med" len="med"/>
+                            <a:tailEnd type="none" w="med" len="med"/>
+                          </a:ln>
+                        </wps:spPr>
+                        <wps:bodyPr upright="1"/>
+                      </wps:wsp>
+                      <wps:wsp>
+                        <wps:cNvPr id="196" name="矩形 123"/>
+                        <wps:cNvSpPr/>
+                        <wps:spPr>
+                          <a:xfrm>
+                            <a:off x="4277995" y="1755140"/>
+                            <a:ext cx="824230" cy="312420"/>
+                          </a:xfrm>
+                          <a:prstGeom prst="rect">
+                            <a:avLst/>
+                          </a:prstGeom>
+                          <a:noFill/>
+                          <a:ln>
+                            <a:noFill/>
+                          </a:ln>
+                        </wps:spPr>
+                        <wps:txbx>
+                          <w:txbxContent>
+                            <w:p>
+                              <w:pPr>
+                                <w:rPr>
+                                  <w:rFonts w:hint="default" w:eastAsiaTheme="minorEastAsia"/>
+                                  <w:lang w:val="en-US" w:eastAsia="zh-CN"/>
+                                </w:rPr>
+                              </w:pPr>
+                              <w:r>
+                                <w:rPr>
+                                  <w:rFonts w:hint="eastAsia"/>
+                                  <w:sz w:val="15"/>
+                                  <w:szCs w:val="15"/>
+                                  <w:lang w:val="en-US" w:eastAsia="zh-CN"/>
+                                </w:rPr>
+                                <w:t>违规帖子下架处理</w:t>
+                              </w:r>
+                            </w:p>
+                          </w:txbxContent>
+                        </wps:txbx>
+                        <wps:bodyPr wrap="square" lIns="0" tIns="0" rIns="0" bIns="0" upright="1">
+                          <a:noAutofit/>
+                        </wps:bodyPr>
+                      </wps:wsp>
+                      <wps:wsp>
+                        <wps:cNvPr id="246" name="矩形 145"/>
+                        <wps:cNvSpPr/>
+                        <wps:spPr>
+                          <a:xfrm>
+                            <a:off x="3683635" y="1482090"/>
+                            <a:ext cx="571500" cy="215900"/>
+                          </a:xfrm>
+                          <a:prstGeom prst="rect">
+                            <a:avLst/>
+                          </a:prstGeom>
+                          <a:noFill/>
+                          <a:ln>
+                            <a:noFill/>
+                          </a:ln>
+                        </wps:spPr>
+                        <wps:txbx>
+                          <w:txbxContent>
+                            <w:p>
+                              <w:r>
+                                <w:rPr>
+                                  <w:rFonts w:ascii="宋体" w:cs="宋体"/>
+                                  <w:color w:val="000000"/>
+                                  <w:kern w:val="0"/>
+                                  <w:sz w:val="18"/>
+                                  <w:szCs w:val="18"/>
+                                </w:rPr>
+                                <w:t>&lt;&lt;</w:t>
+                              </w:r>
+                              <w:r>
+                                <w:rPr>
+                                  <w:rFonts w:hint="eastAsia" w:ascii="宋体" w:cs="宋体"/>
+                                  <w:color w:val="000000"/>
+                                  <w:kern w:val="0"/>
+                                  <w:sz w:val="18"/>
+                                  <w:szCs w:val="18"/>
+                                  <w:lang w:val="en-US" w:eastAsia="zh-CN"/>
+                                </w:rPr>
+                                <w:t>extend</w:t>
+                              </w:r>
+                              <w:r>
+                                <w:rPr>
+                                  <w:rFonts w:ascii="宋体" w:cs="宋体"/>
+                                  <w:color w:val="000000"/>
+                                  <w:kern w:val="0"/>
+                                  <w:sz w:val="18"/>
+                                  <w:szCs w:val="18"/>
+                                </w:rPr>
+                                <w:t>&gt;&gt;</w:t>
+                              </w:r>
+                            </w:p>
+                          </w:txbxContent>
+                        </wps:txbx>
+                        <wps:bodyPr wrap="none" lIns="0" tIns="0" rIns="0" bIns="0" upright="1">
+                          <a:noAutofit/>
+                        </wps:bodyPr>
+                      </wps:wsp>
+                      <wps:wsp>
+                        <wps:cNvPr id="247" name="矩形 145"/>
+                        <wps:cNvSpPr/>
+                        <wps:spPr>
+                          <a:xfrm>
+                            <a:off x="3626485" y="2180590"/>
+                            <a:ext cx="571500" cy="215900"/>
+                          </a:xfrm>
+                          <a:prstGeom prst="rect">
+                            <a:avLst/>
+                          </a:prstGeom>
+                          <a:noFill/>
+                          <a:ln>
+                            <a:noFill/>
+                          </a:ln>
+                        </wps:spPr>
+                        <wps:txbx>
+                          <w:txbxContent>
+                            <w:p>
+                              <w:r>
+                                <w:rPr>
+                                  <w:rFonts w:ascii="宋体" w:cs="宋体"/>
+                                  <w:color w:val="000000"/>
+                                  <w:kern w:val="0"/>
+                                  <w:sz w:val="18"/>
+                                  <w:szCs w:val="18"/>
+                                </w:rPr>
+                                <w:t>&lt;&lt;</w:t>
+                              </w:r>
+                              <w:r>
+                                <w:rPr>
+                                  <w:rFonts w:hint="eastAsia" w:ascii="宋体" w:cs="宋体"/>
+                                  <w:color w:val="000000"/>
+                                  <w:kern w:val="0"/>
+                                  <w:sz w:val="18"/>
+                                  <w:szCs w:val="18"/>
+                                  <w:lang w:val="en-US" w:eastAsia="zh-CN"/>
+                                </w:rPr>
+                                <w:t>extend</w:t>
+                              </w:r>
+                              <w:r>
+                                <w:rPr>
+                                  <w:rFonts w:ascii="宋体" w:cs="宋体"/>
+                                  <w:color w:val="000000"/>
+                                  <w:kern w:val="0"/>
+                                  <w:sz w:val="18"/>
+                                  <w:szCs w:val="18"/>
+                                </w:rPr>
+                                <w:t>&gt;&gt;</w:t>
+                              </w:r>
+                            </w:p>
+                          </w:txbxContent>
+                        </wps:txbx>
+                        <wps:bodyPr wrap="none" lIns="0" tIns="0" rIns="0" bIns="0" upright="1">
+                          <a:noAutofit/>
+                        </wps:bodyPr>
+                      </wps:wsp>
+                    </wpc:wpc>
+                  </a:graphicData>
+                </a:graphic>
+              </wp:inline>
+            </w:drawing>
+          </mc:Choice>
+          <mc:Fallback>
+            <w:pict>
+              <v:group id="_x0000_s1026" o:spid="_x0000_s1026" o:spt="203" style="height:292.8pt;width:404.65pt;" coordsize="5139055,3718560" editas="canvas" o:gfxdata="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">
+                <o:lock v:ext="edit" aspectratio="f"/>
+                <v:shape id="_x0000_s1026" o:spid="_x0000_s1026" style="position:absolute;left:0;top:0;height:3718560;width:5139055;" filled="f" stroked="f" coordsize="21600,21600" o:gfxdata="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">
+                  <v:fill on="f" focussize="0,0"/>
+                  <v:stroke on="f"/>
+                  <v:imagedata o:title=""/>
+                  <o:lock v:ext="edit" aspectratio="t"/>
+                </v:shape>
+                <v:group id="组合 117" o:spid="_x0000_s1026" o:spt="203" style="position:absolute;left:508000;top:1362710;height:475615;width:308610;" coordorigin="800,2146" coordsize="486,749" o:gfxdata="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">
+                  <o:lock v:ext="edit" aspectratio="f"/>
+                  <v:shape id="椭圆 113" o:spid="_x0000_s1026" o:spt="3" type="#_x0000_t3" style="position:absolute;left:937;top:2146;height:248;width:221;" filled="f" stroked="t" coordsize="21600,21600" o:gfxdata="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">
+                    <v:fill on="f" focussize="0,0"/>
+                    <v:stroke weight="0.25pt" color="#990033" joinstyle="round"/>
+                    <v:imagedata o:title=""/>
+                    <o:lock v:ext="edit" aspectratio="f"/>
+                  </v:shape>
+                  <v:line id="直接连接符 114" o:spid="_x0000_s1026" o:spt="20" style="position:absolute;left:1043;top:2391;height:232;width:1;" filled="f" stroked="t" coordsize="21600,21600" o:gfxdata="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">
+                    <v:fill on="f" focussize="0,0"/>
+                    <v:stroke weight="0.25pt" color="#990033" joinstyle="round"/>
+                    <v:imagedata o:title=""/>
+                    <o:lock v:ext="edit" aspectratio="f"/>
+                  </v:line>
+                  <v:line id="直接连接符 115" o:spid="_x0000_s1026" o:spt="20" style="position:absolute;left:868;top:2457;height:1;width:351;" filled="f" stroked="t" coordsize="21600,21600" o:gfxdata="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">
+                    <v:fill on="f" focussize="0,0"/>
+                    <v:stroke weight="0.25pt" color="#990033" joinstyle="round"/>
+                    <v:imagedata o:title=""/>
+                    <o:lock v:ext="edit" aspectratio="f"/>
+                  </v:line>
+                  <v:shape id="任意多边形 116" o:spid="_x0000_s1026" o:spt="100" style="position:absolute;left:800;top:2623;height:272;width:486;" filled="f" stroked="t" coordsize="108,54" o:gfxdata="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" path="m0,54l54,0,108,54e">
+                    <v:fill on="f" focussize="0,0"/>
+                    <v:stroke weight="0.25pt" color="#990033" joinstyle="round"/>
+                    <v:imagedata o:title=""/>
+                    <o:lock v:ext="edit" aspectratio="f"/>
+                  </v:shape>
+                </v:group>
+                <v:rect id="矩形 118" o:spid="_x0000_s1026" o:spt="1" style="position:absolute;left:57150;top:1847215;height:488950;width:1416050;" filled="f" stroked="f" coordsize="21600,21600" o:gfxdata="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">
+                  <v:fill on="f" focussize="0,0"/>
+                  <v:stroke on="f"/>
+                  <v:imagedata o:title=""/>
+                  <o:lock v:ext="edit" aspectratio="f"/>
+                  <v:textbox inset="0mm,0mm,0mm,0mm">
+                    <w:txbxContent>
+                      <w:p>
+                        <w:pPr>
+                          <w:rPr>
+                            <w:rFonts w:hint="default" w:eastAsiaTheme="minorEastAsia"/>
+                            <w:sz w:val="13"/>
+                            <w:szCs w:val="13"/>
+                            <w:lang w:val="en-US" w:eastAsia="zh-CN"/>
+                          </w:rPr>
+                        </w:pPr>
+                        <w:r>
+                          <w:rPr>
+                            <w:rFonts w:hint="eastAsia" w:ascii="宋体" w:cs="宋体"/>
+                            <w:color w:val="000000"/>
+                            <w:kern w:val="0"/>
+                            <w:sz w:val="11"/>
+                            <w:szCs w:val="11"/>
+                            <w:lang w:val="en-US" w:eastAsia="zh-CN"/>
+                          </w:rPr>
+                          <w:t>认证用户/运营人员/内容安全审核API</w:t>
+                        </w:r>
+                      </w:p>
+                    </w:txbxContent>
+                  </v:textbox>
+                </v:rect>
+                <v:rect id="矩形 119" o:spid="_x0000_s1026" o:spt="1" style="position:absolute;left:347980;top:2060575;height:330835;width:444500;mso-wrap-style:none;" filled="f" stroked="f" coordsize="21600,21600" o:gfxdata="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">
+                  <v:fill on="f" focussize="0,0"/>
+                  <v:stroke on="f"/>
+                  <v:imagedata o:title=""/>
+                  <o:lock v:ext="edit" aspectratio="f"/>
+                  <v:textbox inset="0mm,0mm,0mm,0mm" style="mso-fit-shape-to-text:t;">
+                    <w:txbxContent>
+                      <w:p>
+                        <w:r>
+                          <w:rPr>
+                            <w:rFonts w:hint="eastAsia" w:ascii="宋体" w:cs="宋体"/>
+                            <w:color w:val="000000"/>
+                            <w:kern w:val="0"/>
+                            <w:sz w:val="14"/>
+                            <w:szCs w:val="14"/>
+                          </w:rPr>
+                          <w:t xml:space="preserve">(from </w:t>
+                        </w:r>
+                        <w:r>
+                          <w:rPr>
+                            <w:rFonts w:hint="eastAsia" w:ascii="宋体" w:cs="宋体"/>
+                            <w:color w:val="000000"/>
+                            <w:kern w:val="0"/>
+                            <w:sz w:val="14"/>
+                            <w:szCs w:val="14"/>
+                            <w:lang w:val="en-US" w:eastAsia="zh-CN"/>
+                          </w:rPr>
+                          <w:t>XDU</w:t>
+                        </w:r>
+                        <w:r>
+                          <w:rPr>
+                            <w:rFonts w:hint="eastAsia" w:ascii="宋体" w:cs="宋体"/>
+                            <w:color w:val="000000"/>
+                            <w:kern w:val="0"/>
+                            <w:sz w:val="14"/>
+                            <w:szCs w:val="14"/>
+                          </w:rPr>
+                          <w:t>)</w:t>
+                        </w:r>
+                      </w:p>
+                    </w:txbxContent>
+                  </v:textbox>
+                </v:rect>
+                <v:shape id="椭圆 120" o:spid="_x0000_s1026" o:spt="3" type="#_x0000_t3" style="position:absolute;left:3117215;top:873125;height:337185;width:572135;" fillcolor="#FFFFCC" filled="t" stroked="t" coordsize="21600,21600" o:gfxdata="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">
+                  <v:fill on="t" focussize="0,0"/>
+                  <v:stroke weight="0.2pt" color="#990033" joinstyle="round"/>
+                  <v:imagedata o:title=""/>
+                  <o:lock v:ext="edit" aspectratio="f"/>
+                </v:shape>
+                <v:rect id="矩形 121" o:spid="_x0000_s1026" o:spt="1" style="position:absolute;left:1898015;top:3325495;height:275590;width:1336675;" filled="f" stroked="f" coordsize="21600,21600" o:gfxdata="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">
+                  <v:fill on="f" focussize="0,0"/>
+                  <v:stroke on="f"/>
+                  <v:imagedata o:title=""/>
+                  <o:lock v:ext="edit" aspectratio="f"/>
+                  <v:textbox inset="0mm,0mm,0mm,0mm">
+                    <w:txbxContent>
+                      <w:p>
+                        <w:pPr>
+                          <w:rPr>
+                            <w:rFonts w:hint="default" w:eastAsiaTheme="minorEastAsia"/>
+                            <w:lang w:val="en-US" w:eastAsia="zh-CN"/>
+                          </w:rPr>
+                        </w:pPr>
+                        <w:r>
+                          <w:rPr>
+                            <w:rFonts w:hint="eastAsia"/>
+                            <w:lang w:val="en-US" w:eastAsia="zh-CN"/>
+                          </w:rPr>
+                          <w:t>校园小程序系统边界</w:t>
+                        </w:r>
+                      </w:p>
+                    </w:txbxContent>
+                  </v:textbox>
+                </v:rect>
+                <v:shape id="椭圆 122" o:spid="_x0000_s1026" o:spt="3" type="#_x0000_t3" style="position:absolute;left:3120390;top:2110105;height:337185;width:572135;" fillcolor="#FFFFCC" filled="t" stroked="t" coordsize="21600,21600" o:gfxdata="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">
+                  <v:fill on="t" focussize="0,0"/>
+                  <v:stroke weight="0.2pt" color="#990033" joinstyle="round"/>
+                  <v:imagedata o:title=""/>
+                  <o:lock v:ext="edit" aspectratio="f"/>
+                </v:shape>
+                <v:rect id="矩形 123" o:spid="_x0000_s1026" o:spt="1" style="position:absolute;left:3148330;top:2461895;height:330835;width:571500;mso-wrap-style:none;" filled="f" stroked="f" coordsize="21600,21600" o:gfxdata="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">
+                  <v:fill on="f" focussize="0,0"/>
+                  <v:stroke on="f"/>
+                  <v:imagedata o:title=""/>
+                  <o:lock v:ext="edit" aspectratio="f"/>
+                  <v:textbox inset="0mm,0mm,0mm,0mm" style="mso-fit-shape-to-text:t;">
+                    <w:txbxContent>
+                      <w:p>
+                        <w:pPr>
+                          <w:rPr>
+                            <w:rFonts w:hint="default" w:eastAsiaTheme="minorEastAsia"/>
+                            <w:sz w:val="15"/>
+                            <w:szCs w:val="15"/>
+                            <w:lang w:val="en-US" w:eastAsia="zh-CN"/>
+                          </w:rPr>
+                        </w:pPr>
+                        <w:r>
+                          <w:rPr>
+                            <w:rFonts w:hint="eastAsia"/>
+                            <w:sz w:val="15"/>
+                            <w:szCs w:val="15"/>
+                            <w:lang w:val="en-US" w:eastAsia="zh-CN"/>
+                          </w:rPr>
+                          <w:t>帖子审核处理</w:t>
+                        </w:r>
+                      </w:p>
+                    </w:txbxContent>
+                  </v:textbox>
+                </v:rect>
+                <v:shape id="椭圆 130" o:spid="_x0000_s1026" o:spt="3" type="#_x0000_t3" style="position:absolute;left:1653540;top:1420495;height:337185;width:572135;" fillcolor="#FFFFCC" filled="t" stroked="t" coordsize="21600,21600" o:gfxdata="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">
+                  <v:fill on="t" focussize="0,0"/>
+                  <v:stroke weight="0.2pt" color="#990033" joinstyle="round"/>
+                  <v:imagedata o:title=""/>
+                  <o:lock v:ext="edit" aspectratio="f"/>
+                </v:shape>
+                <v:rect id="矩形 131" o:spid="_x0000_s1026" o:spt="1" style="position:absolute;left:1572895;top:1788160;height:330835;width:666750;mso-wrap-style:none;" filled="f" stroked="f" coordsize="21600,21600" o:gfxdata="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">
+                  <v:fill on="f" focussize="0,0"/>
+                  <v:stroke on="f"/>
+                  <v:imagedata o:title=""/>
+                  <o:lock v:ext="edit" aspectratio="f"/>
+                  <v:textbox inset="0mm,0mm,0mm,0mm" style="mso-fit-shape-to-text:t;">
+                    <w:txbxContent>
+                      <w:p>
+                        <w:pPr>
+                          <w:rPr>
+                            <w:rFonts w:hint="default"/>
+                            <w:sz w:val="15"/>
+                            <w:szCs w:val="15"/>
+                            <w:lang w:val="en-US"/>
+                          </w:rPr>
+                        </w:pPr>
+                        <w:r>
+                          <w:rPr>
+                            <w:rFonts w:hint="eastAsia" w:ascii="宋体" w:cs="宋体"/>
+                            <w:color w:val="000000"/>
+                            <w:kern w:val="0"/>
+                            <w:sz w:val="15"/>
+                            <w:szCs w:val="15"/>
+                            <w:lang w:val="en-US" w:eastAsia="zh-CN"/>
+                          </w:rPr>
+                          <w:t>帖子发布与展示</w:t>
+                        </w:r>
+                      </w:p>
+                    </w:txbxContent>
+                  </v:textbox>
+                </v:rect>
+                <v:line id="直接连接符 132" o:spid="_x0000_s1026" o:spt="20" style="position:absolute;left:1229360;top:1586230;height:635;width:414655;" filled="f" stroked="t" coordsize="21600,21600" o:gfxdata="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">
+                  <v:fill on="f" focussize="0,0"/>
+                  <v:stroke weight="0.2pt" color="#990033" joinstyle="round"/>
+                  <v:imagedata o:title=""/>
+                  <o:lock v:ext="edit" aspectratio="f"/>
+                </v:line>
+                <v:line id="直接连接符 133" o:spid="_x0000_s1026" o:spt="20" style="position:absolute;left:1548130;top:1586230;flip:x;height:45720;width:95885;" filled="f" stroked="t" coordsize="21600,21600" o:gfxdata="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">
+                  <v:fill on="f" focussize="0,0"/>
+                  <v:stroke weight="0.2pt" color="#990033" joinstyle="round"/>
+                  <v:imagedata o:title=""/>
+                  <o:lock v:ext="edit" aspectratio="f"/>
+                </v:line>
+                <v:line id="直接连接符 134" o:spid="_x0000_s1026" o:spt="20" style="position:absolute;left:1548130;top:1540510;flip:x y;height:45720;width:95885;" filled="f" stroked="t" coordsize="21600,21600" o:gfxdata="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">
+                  <v:fill on="f" focussize="0,0"/>
+                  <v:stroke weight="0.2pt" color="#990033" joinstyle="round"/>
+                  <v:imagedata o:title=""/>
+                  <o:lock v:ext="edit" aspectratio="f"/>
+                </v:line>
+                <v:line id="直接连接符 135" o:spid="_x0000_s1026" o:spt="20" style="position:absolute;left:814070;top:1586230;flip:x;height:635;width:415290;" filled="f" stroked="t" coordsize="21600,21600" o:gfxdata="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">
+                  <v:fill on="f" focussize="0,0"/>
+                  <v:stroke weight="0.2pt" color="#990033" joinstyle="round"/>
+                  <v:imagedata o:title=""/>
+                  <o:lock v:ext="edit" aspectratio="f"/>
+                </v:line>
+                <v:line id="直接连接符 137" o:spid="_x0000_s1026" o:spt="20" style="position:absolute;left:2968625;top:1144905;flip:x;height:0;width:80645;" filled="f" stroked="t" coordsize="21600,21600" o:gfxdata="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">
+                  <v:fill on="f" focussize="0,0"/>
+                  <v:stroke weight="0.2pt" color="#990033" joinstyle="round"/>
+                  <v:imagedata o:title=""/>
+                  <o:lock v:ext="edit" aspectratio="f"/>
+                </v:line>
+                <v:line id="直接连接符 138" o:spid="_x0000_s1026" o:spt="20" style="position:absolute;left:3013710;top:1146175;flip:y;height:83820;width:54610;" filled="f" stroked="t" coordsize="21600,21600" o:gfxdata="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">
+                  <v:fill on="f" focussize="0,0"/>
+                  <v:stroke weight="0.2pt" color="#990033" joinstyle="round"/>
+                  <v:imagedata o:title=""/>
+                  <o:lock v:ext="edit" aspectratio="f"/>
+                </v:line>
+                <v:line id="直接连接符 139" o:spid="_x0000_s1026" o:spt="20" style="position:absolute;left:2233930;top:1138555;flip:x;height:359410;width:838835;" filled="f" stroked="t" coordsize="21600,21600" o:gfxdata="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">
+                  <v:fill on="f" focussize="0,0"/>
+                  <v:stroke weight="0.2pt" color="#990033" joinstyle="round"/>
+                  <v:imagedata o:title=""/>
+                  <o:lock v:ext="edit" aspectratio="f"/>
+                </v:line>
+                <v:rect id="矩形 140" o:spid="_x0000_s1026" o:spt="1" style="position:absolute;left:2389505;top:1181735;height:330835;width:628650;mso-wrap-style:none;" filled="f" stroked="f" coordsize="21600,21600" o:gfxdata="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">
+                  <v:fill on="f" focussize="0,0"/>
+                  <v:stroke on="f"/>
+                  <v:imagedata o:title=""/>
+                  <o:lock v:ext="edit" aspectratio="f"/>
+                  <v:textbox inset="0mm,0mm,0mm,0mm" style="mso-fit-shape-to-text:t;">
+                    <w:txbxContent>
+                      <w:p>
+                        <w:r>
+                          <w:rPr>
+                            <w:rFonts w:ascii="宋体" w:cs="宋体"/>
+                            <w:color w:val="000000"/>
+                            <w:kern w:val="0"/>
+                            <w:sz w:val="18"/>
+                            <w:szCs w:val="18"/>
+                          </w:rPr>
+                          <w:t>&lt;&lt;</w:t>
+                        </w:r>
+                        <w:r>
+                          <w:rPr>
+                            <w:rFonts w:hint="eastAsia" w:ascii="宋体" w:cs="宋体"/>
+                            <w:color w:val="000000"/>
+                            <w:kern w:val="0"/>
+                            <w:sz w:val="18"/>
+                            <w:szCs w:val="18"/>
+                            <w:lang w:val="en-US" w:eastAsia="zh-CN"/>
+                          </w:rPr>
+                          <w:t>include</w:t>
+                        </w:r>
+                        <w:r>
+                          <w:rPr>
+                            <w:rFonts w:ascii="宋体" w:cs="宋体"/>
+                            <w:color w:val="000000"/>
+                            <w:kern w:val="0"/>
+                            <w:sz w:val="18"/>
+                            <w:szCs w:val="18"/>
+                          </w:rPr>
+                          <w:t>&gt;&gt;</w:t>
+                        </w:r>
+                      </w:p>
+                    </w:txbxContent>
+                  </v:textbox>
+                </v:rect>
+                <v:line id="直接连接符 141" o:spid="_x0000_s1026" o:spt="20" style="position:absolute;left:2599055;top:2023745;height:264795;width:399415;" filled="f" stroked="t" coordsize="21600,21600" o:gfxdata="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">
+                  <v:fill on="f" focussize="0,0"/>
+                  <v:stroke weight="0.2pt" color="#990033" joinstyle="round"/>
+                  <v:imagedata o:title=""/>
+                  <o:lock v:ext="edit" aspectratio="f"/>
+                </v:line>
+                <v:line id="直接连接符 142" o:spid="_x0000_s1026" o:spt="20" style="position:absolute;left:2936875;top:2193925;flip:x y;height:94615;width:61595;" filled="f" stroked="t" coordsize="21600,21600" o:gfxdata="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">
+                  <v:fill on="f" focussize="0,0"/>
+                  <v:stroke weight="0.2pt" color="#990033" joinstyle="round"/>
+                  <v:imagedata o:title=""/>
+                  <o:lock v:ext="edit" aspectratio="f"/>
+                </v:line>
+                <v:line id="直接连接符 143" o:spid="_x0000_s1026" o:spt="20" style="position:absolute;left:2894330;top:2273300;flip:x y;height:15240;width:104140;" filled="f" stroked="t" coordsize="21600,21600" o:gfxdata="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">
+                  <v:fill on="f" focussize="0,0"/>
+                  <v:stroke weight="0.2pt" color="#990033" joinstyle="round"/>
+                  <v:imagedata o:title=""/>
+                  <o:lock v:ext="edit" aspectratio="f"/>
+                </v:line>
+                <v:line id="直接连接符 144" o:spid="_x0000_s1026" o:spt="20" style="position:absolute;left:2200275;top:1759585;flip:x y;height:264160;width:398780;" filled="f" stroked="t" coordsize="21600,21600" o:gfxdata="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">
+                  <v:fill on="f" focussize="0,0"/>
+                  <v:stroke weight="0.2pt" color="#990033" joinstyle="round"/>
+                  <v:imagedata o:title=""/>
+                  <o:lock v:ext="edit" aspectratio="f"/>
+                </v:line>
+                <v:rect id="矩形 145" o:spid="_x0000_s1026" o:spt="1" style="position:absolute;left:2393950;top:1993265;height:330835;width:628650;mso-wrap-style:none;" filled="f" stroked="f" coordsize="21600,21600" o:gfxdata="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">
+                  <v:fill on="f" focussize="0,0"/>
+                  <v:stroke on="f"/>
+                  <v:imagedata o:title=""/>
+                  <o:lock v:ext="edit" aspectratio="f"/>
+                  <v:textbox inset="0mm,0mm,0mm,0mm" style="mso-fit-shape-to-text:t;">
+                    <w:txbxContent>
+                      <w:p>
+                        <w:r>
+                          <w:rPr>
+                            <w:rFonts w:ascii="宋体" w:cs="宋体"/>
+                            <w:color w:val="000000"/>
+                            <w:kern w:val="0"/>
+                            <w:sz w:val="18"/>
+                            <w:szCs w:val="18"/>
+                          </w:rPr>
+                          <w:t>&lt;&lt;</w:t>
+                        </w:r>
+                        <w:r>
+                          <w:rPr>
+                            <w:rFonts w:hint="eastAsia" w:ascii="宋体" w:cs="宋体"/>
+                            <w:color w:val="000000"/>
+                            <w:kern w:val="0"/>
+                            <w:sz w:val="18"/>
+                            <w:szCs w:val="18"/>
+                            <w:lang w:val="en-US" w:eastAsia="zh-CN"/>
+                          </w:rPr>
+                          <w:t>include</w:t>
+                        </w:r>
+                        <w:r>
+                          <w:rPr>
+                            <w:rFonts w:ascii="宋体" w:cs="宋体"/>
+                            <w:color w:val="000000"/>
+                            <w:kern w:val="0"/>
+                            <w:sz w:val="18"/>
+                            <w:szCs w:val="18"/>
+                          </w:rPr>
+                          <w:t>&gt;&gt;</w:t>
+                        </w:r>
+                      </w:p>
+                    </w:txbxContent>
+                  </v:textbox>
+                </v:rect>
+                <v:rect id="矩形 123" o:spid="_x0000_s1026" o:spt="1" style="position:absolute;left:3137535;top:1229360;height:330835;width:571500;mso-wrap-style:none;" filled="f" stroked="f" coordsize="21600,21600" o:gfxdata="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">
+                  <v:fill on="f" focussize="0,0"/>
+                  <v:stroke on="f"/>
+                  <v:imagedata o:title=""/>
+                  <o:lock v:ext="edit" aspectratio="f"/>
+                  <v:textbox inset="0mm,0mm,0mm,0mm" style="mso-fit-shape-to-text:t;">
+                    <w:txbxContent>
+                      <w:p>
+                        <w:pPr>
+                          <w:rPr>
+                            <w:rFonts w:hint="default" w:eastAsiaTheme="minorEastAsia"/>
+                            <w:lang w:val="en-US" w:eastAsia="zh-CN"/>
+                          </w:rPr>
+                        </w:pPr>
+                        <w:r>
+                          <w:rPr>
+                            <w:rFonts w:hint="eastAsia"/>
+                            <w:sz w:val="15"/>
+                            <w:szCs w:val="15"/>
+                            <w:lang w:val="en-US" w:eastAsia="zh-CN"/>
+                          </w:rPr>
+                          <w:t>编辑帖子内容</w:t>
+                        </w:r>
+                      </w:p>
+                    </w:txbxContent>
+                  </v:textbox>
+                </v:rect>
+                <v:line id="直接连接符 144" o:spid="_x0000_s1026" o:spt="20" style="position:absolute;left:2235835;top:1616075;flip:x y;height:6350;width:761365;" filled="f" stroked="t" coordsize="21600,21600" o:gfxdata="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">
+                  <v:fill on="f" focussize="0,0"/>
+                  <v:stroke weight="0.2pt" color="#990033" joinstyle="round"/>
+                  <v:imagedata o:title=""/>
+                  <o:lock v:ext="edit" aspectratio="f"/>
+                </v:line>
+                <v:line id="直接连接符 137" o:spid="_x0000_s1026" o:spt="20" style="position:absolute;left:2900680;top:1578610;flip:x y;height:46355;width:97155;" filled="f" stroked="t" coordsize="21600,21600" o:gfxdata="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">
+                  <v:fill on="f" focussize="0,0"/>
+                  <v:stroke weight="0.2pt" color="#990033" joinstyle="round"/>
+                  <v:imagedata o:title=""/>
+                  <o:lock v:ext="edit" aspectratio="f"/>
+                </v:line>
+                <v:line id="直接连接符 137" o:spid="_x0000_s1026" o:spt="20" style="position:absolute;left:2924810;top:1626235;flip:x;height:57785;width:71755;" filled="f" stroked="t" coordsize="21600,21600" o:gfxdata="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">
+                  <v:fill on="f" focussize="0,0"/>
+                  <v:stroke weight="0.2pt" color="#990033" joinstyle="round"/>
+                  <v:imagedata o:title=""/>
+                  <o:lock v:ext="edit" aspectratio="f"/>
+                </v:line>
+                <v:shape id="椭圆 120" o:spid="_x0000_s1026" o:spt="3" type="#_x0000_t3" style="position:absolute;left:3113405;top:1419225;height:337185;width:572135;" fillcolor="#FFFFCC" filled="t" stroked="t" coordsize="21600,21600" o:gfxdata="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">
+                  <v:fill on="t" focussize="0,0"/>
+                  <v:stroke weight="0.2pt" color="#990033" joinstyle="round"/>
+                  <v:imagedata o:title=""/>
+                  <o:lock v:ext="edit" aspectratio="f"/>
+                </v:shape>
+                <v:rect id="矩形 123" o:spid="_x0000_s1026" o:spt="1" style="position:absolute;left:3118485;top:1764665;height:245110;width:571500;mso-wrap-style:none;" filled="f" stroked="f" coordsize="21600,21600" o:gfxdata="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">
+                  <v:fill on="f" focussize="0,0"/>
+                  <v:stroke on="f"/>
+                  <v:imagedata o:title=""/>
+                  <o:lock v:ext="edit" aspectratio="f"/>
+                  <v:textbox inset="0mm,0mm,0mm,0mm">
+                    <w:txbxContent>
+                      <w:p>
+                        <w:pPr>
+                          <w:rPr>
+                            <w:rFonts w:hint="default" w:eastAsiaTheme="minorEastAsia"/>
+                            <w:sz w:val="15"/>
+                            <w:szCs w:val="15"/>
+                            <w:lang w:val="en-US" w:eastAsia="zh-CN"/>
+                          </w:rPr>
+                        </w:pPr>
+                        <w:r>
+                          <w:rPr>
+                            <w:rFonts w:hint="eastAsia"/>
+                            <w:sz w:val="15"/>
+                            <w:szCs w:val="15"/>
+                            <w:lang w:val="en-US" w:eastAsia="zh-CN"/>
+                          </w:rPr>
+                          <w:t>帖子互动操作</w:t>
+                        </w:r>
+                      </w:p>
+                    </w:txbxContent>
+                  </v:textbox>
+                </v:rect>
+                <v:line id="直接连接符 135" o:spid="_x0000_s1026" o:spt="20" style="position:absolute;left:3592195;top:558165;flip:x;height:311785;width:595630;" filled="f" stroked="t" coordsize="21600,21600" o:gfxdata="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">
+                  <v:fill on="f" focussize="0,0"/>
+                  <v:stroke weight="0.2pt" color="#990033" joinstyle="round"/>
+                  <v:imagedata o:title=""/>
+                  <o:lock v:ext="edit" aspectratio="f"/>
+                </v:line>
+                <v:rect id="矩形 145" o:spid="_x0000_s1026" o:spt="1" style="position:absolute;left:3486785;top:610235;height:215900;width:571500;mso-wrap-style:none;" filled="f" stroked="f" coordsize="21600,21600" o:gfxdata="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">
+                  <v:fill on="f" focussize="0,0"/>
+                  <v:stroke on="f"/>
+                  <v:imagedata o:title=""/>
+                  <o:lock v:ext="edit" aspectratio="f"/>
+                  <v:textbox inset="0mm,0mm,0mm,0mm">
+                    <w:txbxContent>
+                      <w:p>
+                        <w:r>
+                          <w:rPr>
+                            <w:rFonts w:ascii="宋体" w:cs="宋体"/>
+                            <w:color w:val="000000"/>
+                            <w:kern w:val="0"/>
+                            <w:sz w:val="18"/>
+                            <w:szCs w:val="18"/>
+                          </w:rPr>
+                          <w:t>&lt;&lt;</w:t>
+                        </w:r>
+                        <w:r>
+                          <w:rPr>
+                            <w:rFonts w:hint="eastAsia" w:ascii="宋体" w:cs="宋体"/>
+                            <w:color w:val="000000"/>
+                            <w:kern w:val="0"/>
+                            <w:sz w:val="18"/>
+                            <w:szCs w:val="18"/>
+                            <w:lang w:val="en-US" w:eastAsia="zh-CN"/>
+                          </w:rPr>
+                          <w:t>extend</w:t>
+                        </w:r>
+                        <w:r>
+                          <w:rPr>
+                            <w:rFonts w:ascii="宋体" w:cs="宋体"/>
+                            <w:color w:val="000000"/>
+                            <w:kern w:val="0"/>
+                            <w:sz w:val="18"/>
+                            <w:szCs w:val="18"/>
+                          </w:rPr>
+                          <w:t>&gt;&gt;</w:t>
+                        </w:r>
+                      </w:p>
+                    </w:txbxContent>
+                  </v:textbox>
+                </v:rect>
+                <v:shape id="椭圆 130" o:spid="_x0000_s1026" o:spt="3" type="#_x0000_t3" style="position:absolute;left:4243070;top:271145;height:337185;width:572135;" fillcolor="#FFFFCC" filled="t" stroked="t" coordsize="21600,21600" o:gfxdata="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">
+                  <v:fill on="t" focussize="0,0"/>
+                  <v:stroke weight="0.2pt" color="#990033" joinstyle="round"/>
+                  <v:imagedata o:title=""/>
+                  <o:lock v:ext="edit" aspectratio="f"/>
+                </v:shape>
+                <v:rect id="矩形 123" o:spid="_x0000_s1026" o:spt="1" style="position:absolute;left:4114165;top:619760;height:312420;width:857250;mso-wrap-style:none;" filled="f" stroked="f" coordsize="21600,21600" o:gfxdata="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">
+                  <v:fill on="f" focussize="0,0"/>
+                  <v:stroke on="f"/>
+                  <v:imagedata o:title=""/>
+                  <o:lock v:ext="edit" aspectratio="f"/>
+                  <v:textbox inset="0mm,0mm,0mm,0mm">
+                    <w:txbxContent>
+                      <w:p>
+                        <w:pPr>
+                          <w:rPr>
+                            <w:rFonts w:hint="default" w:eastAsiaTheme="minorEastAsia"/>
+                            <w:lang w:val="en-US" w:eastAsia="zh-CN"/>
+                          </w:rPr>
+                        </w:pPr>
+                        <w:r>
+                          <w:rPr>
+                            <w:rFonts w:hint="eastAsia"/>
+                            <w:sz w:val="15"/>
+                            <w:szCs w:val="15"/>
+                            <w:lang w:val="en-US" w:eastAsia="zh-CN"/>
+                          </w:rPr>
+                          <w:t>机审不通过拦截修改</w:t>
+                        </w:r>
+                      </w:p>
+                    </w:txbxContent>
+                  </v:textbox>
+                </v:rect>
+                <v:line id="直接连接符 137" o:spid="_x0000_s1026" o:spt="20" style="position:absolute;left:4070985;top:561975;flip:x y;height:635;width:92710;" filled="f" stroked="t" coordsize="21600,21600" o:gfxdata="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">
+                  <v:fill on="f" focussize="0,0"/>
+                  <v:stroke weight="0.2pt" color="#990033" joinstyle="round"/>
+                  <v:imagedata o:title=""/>
+                  <o:lock v:ext="edit" aspectratio="f"/>
+                </v:line>
+                <v:line id="直接连接符 137" o:spid="_x0000_s1026" o:spt="20" style="position:absolute;left:4130040;top:572770;flip:x;height:81280;width:38100;" filled="f" stroked="t" coordsize="21600,21600" o:gfxdata="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">
+                  <v:fill on="f" focussize="0,0"/>
+                  <v:stroke weight="0.2pt" color="#990033" joinstyle="round"/>
+                  <v:imagedata o:title=""/>
+                  <o:lock v:ext="edit" aspectratio="f"/>
+                </v:line>
+                <v:line id="直接连接符 135" o:spid="_x0000_s1026" o:spt="20" style="position:absolute;left:3712210;top:2296160;flip:x y;height:6350;width:523240;" filled="f" stroked="t" coordsize="21600,21600" o:gfxdata="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">
+                  <v:fill on="f" focussize="0,0"/>
+                  <v:stroke weight="0.2pt" color="#990033" joinstyle="round"/>
+                  <v:imagedata o:title=""/>
+                  <o:lock v:ext="edit" aspectratio="f"/>
+                </v:line>
+                <v:line id="直接连接符 137" o:spid="_x0000_s1026" o:spt="20" style="position:absolute;left:4137660;top:2257425;flip:x y;height:46355;width:97155;" filled="f" stroked="t" coordsize="21600,21600" o:gfxdata="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">
+                  <v:fill on="f" focussize="0,0"/>
+                  <v:stroke weight="0.2pt" color="#990033" joinstyle="round"/>
+                  <v:imagedata o:title=""/>
+                  <o:lock v:ext="edit" aspectratio="f"/>
+                </v:line>
+                <v:line id="直接连接符 137" o:spid="_x0000_s1026" o:spt="20" style="position:absolute;left:4157345;top:2305050;flip:x;height:57785;width:71755;" filled="f" stroked="t" coordsize="21600,21600" o:gfxdata="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">
+                  <v:fill on="f" focussize="0,0"/>
+                  <v:stroke weight="0.2pt" color="#990033" joinstyle="round"/>
+                  <v:imagedata o:title=""/>
+                  <o:lock v:ext="edit" aspectratio="f"/>
+                </v:line>
+                <v:shape id="椭圆 130" o:spid="_x0000_s1026" o:spt="3" type="#_x0000_t3" style="position:absolute;left:4286250;top:2142490;height:337185;width:572135;" fillcolor="#FFFFCC" filled="t" stroked="t" coordsize="21600,21600" o:gfxdata="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">
+                  <v:fill on="t" focussize="0,0"/>
+                  <v:stroke weight="0.2pt" color="#990033" joinstyle="round"/>
+                  <v:imagedata o:title=""/>
+                  <o:lock v:ext="edit" aspectratio="f"/>
+                </v:shape>
+                <v:rect id="矩形 123" o:spid="_x0000_s1026" o:spt="1" style="position:absolute;left:4118610;top:2524760;height:312420;width:857250;mso-wrap-style:none;" filled="f" stroked="f" coordsize="21600,21600" o:gfxdata="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">
+                  <v:fill on="f" focussize="0,0"/>
+                  <v:stroke on="f"/>
+                  <v:imagedata o:title=""/>
+                  <o:lock v:ext="edit" aspectratio="f"/>
+                  <v:textbox inset="0mm,0mm,0mm,0mm">
+                    <w:txbxContent>
+                      <w:p>
+                        <w:pPr>
+                          <w:rPr>
+                            <w:rFonts w:hint="default" w:eastAsiaTheme="minorEastAsia"/>
+                            <w:lang w:val="en-US" w:eastAsia="zh-CN"/>
+                          </w:rPr>
+                        </w:pPr>
+                        <w:r>
+                          <w:rPr>
+                            <w:rFonts w:hint="eastAsia"/>
+                            <w:sz w:val="15"/>
+                            <w:szCs w:val="15"/>
+                            <w:lang w:val="en-US" w:eastAsia="zh-CN"/>
+                          </w:rPr>
+                          <w:t>人审不通过驳回重提</w:t>
+                        </w:r>
+                      </w:p>
+                    </w:txbxContent>
+                  </v:textbox>
+                </v:rect>
+                <v:line id="直接连接符 144" o:spid="_x0000_s1026" o:spt="20" style="position:absolute;left:3709035;top:1602740;flip:x;height:635;width:635635;" filled="f" stroked="t" coordsize="21600,21600" o:gfxdata="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">
+                  <v:fill on="f" focussize="0,0"/>
+                  <v:stroke weight="0.2pt" color="#990033" joinstyle="round"/>
+                  <v:imagedata o:title=""/>
+                  <o:lock v:ext="edit" aspectratio="f"/>
+                </v:line>
+                <v:line id="直接连接符 137" o:spid="_x0000_s1026" o:spt="20" style="position:absolute;left:4237990;top:1562735;flip:x y;height:46355;width:97155;" filled="f" stroked="t" coordsize="21600,21600" o:gfxdata="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">
+                  <v:fill on="f" focussize="0,0"/>
+                  <v:stroke weight="0.2pt" color="#990033" joinstyle="round"/>
+                  <v:imagedata o:title=""/>
+                  <o:lock v:ext="edit" aspectratio="f"/>
+                </v:line>
+                <v:line id="直接连接符 137" o:spid="_x0000_s1026" o:spt="20" style="position:absolute;left:4243705;top:1615440;flip:x;height:57785;width:71755;" filled="f" stroked="t" coordsize="21600,21600" o:gfxdata="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">
+                  <v:fill on="f" focussize="0,0"/>
+                  <v:stroke weight="0.2pt" color="#990033" joinstyle="round"/>
+                  <v:imagedata o:title=""/>
+                  <o:lock v:ext="edit" aspectratio="f"/>
+                </v:line>
+                <v:shape id="椭圆 130" o:spid="_x0000_s1026" o:spt="3" type="#_x0000_t3" style="position:absolute;left:4387850;top:1405255;height:337185;width:572135;" fillcolor="#FFFFCC" filled="t" stroked="t" coordsize="21600,21600" o:gfxdata="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">
+                  <v:fill on="t" focussize="0,0"/>
+                  <v:stroke weight="0.2pt" color="#990033" joinstyle="round"/>
+                  <v:imagedata o:title=""/>
+                  <o:lock v:ext="edit" aspectratio="f"/>
+                </v:shape>
+                <v:rect id="矩形 123" o:spid="_x0000_s1026" o:spt="1" style="position:absolute;left:4277995;top:1755140;height:312420;width:824230;" filled="f" stroked="f" coordsize="21600,21600" o:gfxdata="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">
+                  <v:fill on="f" focussize="0,0"/>
+                  <v:stroke on="f"/>
+                  <v:imagedata o:title=""/>
+                  <o:lock v:ext="edit" aspectratio="f"/>
+                  <v:textbox inset="0mm,0mm,0mm,0mm">
+                    <w:txbxContent>
+                      <w:p>
+                        <w:pPr>
+                          <w:rPr>
+                            <w:rFonts w:hint="default" w:eastAsiaTheme="minorEastAsia"/>
+                            <w:lang w:val="en-US" w:eastAsia="zh-CN"/>
+                          </w:rPr>
+                        </w:pPr>
+                        <w:r>
+                          <w:rPr>
+                            <w:rFonts w:hint="eastAsia"/>
+                            <w:sz w:val="15"/>
+                            <w:szCs w:val="15"/>
+                            <w:lang w:val="en-US" w:eastAsia="zh-CN"/>
+                          </w:rPr>
+                          <w:t>违规帖子下架处理</w:t>
+                        </w:r>
+                      </w:p>
+                    </w:txbxContent>
+                  </v:textbox>
+                </v:rect>
+                <v:rect id="矩形 145" o:spid="_x0000_s1026" o:spt="1" style="position:absolute;left:3683635;top:1482090;height:215900;width:571500;mso-wrap-style:none;" filled="f" stroked="f" coordsize="21600,21600" o:gfxdata="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">
+                  <v:fill on="f" focussize="0,0"/>
+                  <v:stroke on="f"/>
+                  <v:imagedata o:title=""/>
+                  <o:lock v:ext="edit" aspectratio="f"/>
+                  <v:textbox inset="0mm,0mm,0mm,0mm">
+                    <w:txbxContent>
+                      <w:p>
+                        <w:r>
+                          <w:rPr>
+                            <w:rFonts w:ascii="宋体" w:cs="宋体"/>
+                            <w:color w:val="000000"/>
+                            <w:kern w:val="0"/>
+                            <w:sz w:val="18"/>
+                            <w:szCs w:val="18"/>
+                          </w:rPr>
+                          <w:t>&lt;&lt;</w:t>
+                        </w:r>
+                        <w:r>
+                          <w:rPr>
+                            <w:rFonts w:hint="eastAsia" w:ascii="宋体" w:cs="宋体"/>
+                            <w:color w:val="000000"/>
+                            <w:kern w:val="0"/>
+                            <w:sz w:val="18"/>
+                            <w:szCs w:val="18"/>
+                            <w:lang w:val="en-US" w:eastAsia="zh-CN"/>
+                          </w:rPr>
+                          <w:t>extend</w:t>
+                        </w:r>
+                        <w:r>
+                          <w:rPr>
+                            <w:rFonts w:ascii="宋体" w:cs="宋体"/>
+                            <w:color w:val="000000"/>
+                            <w:kern w:val="0"/>
+                            <w:sz w:val="18"/>
+                            <w:szCs w:val="18"/>
+                          </w:rPr>
+                          <w:t>&gt;&gt;</w:t>
+                        </w:r>
+                      </w:p>
+                    </w:txbxContent>
+                  </v:textbox>
+                </v:rect>
+                <v:rect id="矩形 145" o:spid="_x0000_s1026" o:spt="1" style="position:absolute;left:3626485;top:2180590;height:215900;width:571500;mso-wrap-style:none;" filled="f" stroked="f" coordsize="21600,21600" o:gfxdata="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">
+                  <v:fill on="f" focussize="0,0"/>
+                  <v:stroke on="f"/>
+                  <v:imagedata o:title=""/>
+                  <o:lock v:ext="edit" aspectratio="f"/>
+                  <v:textbox inset="0mm,0mm,0mm,0mm">
+                    <w:txbxContent>
+                      <w:p>
+                        <w:r>
+                          <w:rPr>
+                            <w:rFonts w:ascii="宋体" w:cs="宋体"/>
+                            <w:color w:val="000000"/>
+                            <w:kern w:val="0"/>
+                            <w:sz w:val="18"/>
+                            <w:szCs w:val="18"/>
+                          </w:rPr>
+                          <w:t>&lt;&lt;</w:t>
+                        </w:r>
+                        <w:r>
+                          <w:rPr>
+                            <w:rFonts w:hint="eastAsia" w:ascii="宋体" w:cs="宋体"/>
+                            <w:color w:val="000000"/>
+                            <w:kern w:val="0"/>
+                            <w:sz w:val="18"/>
+                            <w:szCs w:val="18"/>
+                            <w:lang w:val="en-US" w:eastAsia="zh-CN"/>
+                          </w:rPr>
+                          <w:t>extend</w:t>
+                        </w:r>
+                        <w:r>
+                          <w:rPr>
+                            <w:rFonts w:ascii="宋体" w:cs="宋体"/>
+                            <w:color w:val="000000"/>
+                            <w:kern w:val="0"/>
+                            <w:sz w:val="18"/>
+                            <w:szCs w:val="18"/>
+                          </w:rPr>
+                          <w:t>&gt;&gt;</w:t>
+                        </w:r>
+                      </w:p>
+                    </w:txbxContent>
+                  </v:textbox>
+                </v:rect>
+                <w10:wrap type="none"/>
+                <w10:anchorlock/>
+              </v:group>
+            </w:pict>
+          </mc:Fallback>
+        </mc:AlternateContent>
+      </w:r>
     </w:p>
     <w:p>
       <w:pPr>
@@ -7608,6 +11160,1921 @@
         </w:rPr>
         <w:t>业务规则：普通学生不可发布，活动开始前 24 小时不可改时间地点。</w:t>
       </w:r>
+    </w:p>
+    <w:p>
+      <w:pPr>
+        <w:numPr>
+          <w:numId w:val="0"/>
+        </w:numPr>
+        <w:spacing w:line="360" w:lineRule="auto"/>
+        <w:ind w:left="851" w:leftChars="0"/>
+        <w:rPr>
+          <w:rFonts w:hint="eastAsia" w:ascii="宋体" w:hAnsi="宋体" w:eastAsia="宋体"/>
+          <w:sz w:val="24"/>
+        </w:rPr>
+      </w:pPr>
+      <w:bookmarkStart w:id="0" w:name="_GoBack"/>
+      <w:r>
+        <mc:AlternateContent>
+          <mc:Choice Requires="wpc">
+            <w:drawing>
+              <wp:inline distT="0" distB="0" distL="114300" distR="114300">
+                <wp:extent cx="5139055" cy="3718560"/>
+                <wp:effectExtent l="0" t="0" r="0" b="0"/>
+                <wp:docPr id="197" name="画布 197"/>
+                <wp:cNvGraphicFramePr>
+                  <a:graphicFrameLocks xmlns:a="http://schemas.openxmlformats.org/drawingml/2006/main" noChangeAspect="1"/>
+                </wp:cNvGraphicFramePr>
+                <a:graphic xmlns:a="http://schemas.openxmlformats.org/drawingml/2006/main">
+                  <a:graphicData uri="http://schemas.microsoft.com/office/word/2010/wordprocessingCanvas">
+                    <wpc:wpc>
+                      <wpc:bg>
+                        <a:noFill/>
+                      </wpc:bg>
+                      <wpc:whole>
+                        <a:ln>
+                          <a:noFill/>
+                        </a:ln>
+                      </wpc:whole>
+                      <wpg:wgp>
+                        <wpg:cNvPr id="198" name="组合 117"/>
+                        <wpg:cNvGrpSpPr/>
+                        <wpg:grpSpPr>
+                          <a:xfrm>
+                            <a:off x="508000" y="1362710"/>
+                            <a:ext cx="308610" cy="475615"/>
+                            <a:chOff x="800" y="2146"/>
+                            <a:chExt cx="486" cy="749"/>
+                          </a:xfrm>
+                        </wpg:grpSpPr>
+                        <wps:wsp>
+                          <wps:cNvPr id="199" name="椭圆 113"/>
+                          <wps:cNvSpPr/>
+                          <wps:spPr>
+                            <a:xfrm>
+                              <a:off x="937" y="2146"/>
+                              <a:ext cx="221" cy="248"/>
+                            </a:xfrm>
+                            <a:prstGeom prst="ellipse">
+                              <a:avLst/>
+                            </a:prstGeom>
+                            <a:noFill/>
+                            <a:ln w="3175" cap="flat" cmpd="sng">
+                              <a:solidFill>
+                                <a:srgbClr val="990033"/>
+                              </a:solidFill>
+                              <a:prstDash val="solid"/>
+                              <a:headEnd type="none" w="med" len="med"/>
+                              <a:tailEnd type="none" w="med" len="med"/>
+                            </a:ln>
+                          </wps:spPr>
+                          <wps:bodyPr upright="1"/>
+                        </wps:wsp>
+                        <wps:wsp>
+                          <wps:cNvPr id="200" name="直接连接符 114"/>
+                          <wps:cNvCnPr/>
+                          <wps:spPr>
+                            <a:xfrm>
+                              <a:off x="1043" y="2391"/>
+                              <a:ext cx="1" cy="232"/>
+                            </a:xfrm>
+                            <a:prstGeom prst="line">
+                              <a:avLst/>
+                            </a:prstGeom>
+                            <a:ln w="3175" cap="flat" cmpd="sng">
+                              <a:solidFill>
+                                <a:srgbClr val="990033"/>
+                              </a:solidFill>
+                              <a:prstDash val="solid"/>
+                              <a:headEnd type="none" w="med" len="med"/>
+                              <a:tailEnd type="none" w="med" len="med"/>
+                            </a:ln>
+                          </wps:spPr>
+                          <wps:bodyPr upright="1"/>
+                        </wps:wsp>
+                        <wps:wsp>
+                          <wps:cNvPr id="201" name="直接连接符 115"/>
+                          <wps:cNvCnPr/>
+                          <wps:spPr>
+                            <a:xfrm>
+                              <a:off x="868" y="2457"/>
+                              <a:ext cx="351" cy="1"/>
+                            </a:xfrm>
+                            <a:prstGeom prst="line">
+                              <a:avLst/>
+                            </a:prstGeom>
+                            <a:ln w="3175" cap="flat" cmpd="sng">
+                              <a:solidFill>
+                                <a:srgbClr val="990033"/>
+                              </a:solidFill>
+                              <a:prstDash val="solid"/>
+                              <a:headEnd type="none" w="med" len="med"/>
+                              <a:tailEnd type="none" w="med" len="med"/>
+                            </a:ln>
+                          </wps:spPr>
+                          <wps:bodyPr upright="1"/>
+                        </wps:wsp>
+                        <wps:wsp>
+                          <wps:cNvPr id="202" name="任意多边形 116"/>
+                          <wps:cNvSpPr/>
+                          <wps:spPr>
+                            <a:xfrm>
+                              <a:off x="800" y="2623"/>
+                              <a:ext cx="486" cy="272"/>
+                            </a:xfrm>
+                            <a:custGeom>
+                              <a:avLst/>
+                              <a:gdLst/>
+                              <a:ahLst/>
+                              <a:cxnLst/>
+                              <a:pathLst>
+                                <a:path w="108" h="54">
+                                  <a:moveTo>
+                                    <a:pt x="0" y="54"/>
+                                  </a:moveTo>
+                                  <a:lnTo>
+                                    <a:pt x="54" y="0"/>
+                                  </a:lnTo>
+                                  <a:lnTo>
+                                    <a:pt x="108" y="54"/>
+                                  </a:lnTo>
+                                </a:path>
+                              </a:pathLst>
+                            </a:custGeom>
+                            <a:noFill/>
+                            <a:ln w="3175" cap="flat" cmpd="sng">
+                              <a:solidFill>
+                                <a:srgbClr val="990033"/>
+                              </a:solidFill>
+                              <a:prstDash val="solid"/>
+                              <a:headEnd type="none" w="med" len="med"/>
+                              <a:tailEnd type="none" w="med" len="med"/>
+                            </a:ln>
+                          </wps:spPr>
+                          <wps:bodyPr upright="1"/>
+                        </wps:wsp>
+                      </wpg:wgp>
+                      <wps:wsp>
+                        <wps:cNvPr id="203" name="矩形 118"/>
+                        <wps:cNvSpPr/>
+                        <wps:spPr>
+                          <a:xfrm>
+                            <a:off x="158115" y="1856740"/>
+                            <a:ext cx="1066800" cy="374015"/>
+                          </a:xfrm>
+                          <a:prstGeom prst="rect">
+                            <a:avLst/>
+                          </a:prstGeom>
+                          <a:noFill/>
+                          <a:ln>
+                            <a:noFill/>
+                          </a:ln>
+                        </wps:spPr>
+                        <wps:txbx>
+                          <w:txbxContent>
+                            <w:p>
+                              <w:pPr>
+                                <w:rPr>
+                                  <w:rFonts w:hint="default" w:eastAsiaTheme="minorEastAsia"/>
+                                  <w:sz w:val="18"/>
+                                  <w:szCs w:val="18"/>
+                                  <w:lang w:val="en-US" w:eastAsia="zh-CN"/>
+                                </w:rPr>
+                              </w:pPr>
+                              <w:r>
+                                <w:rPr>
+                                  <w:rFonts w:hint="eastAsia" w:ascii="宋体" w:cs="宋体"/>
+                                  <w:color w:val="000000"/>
+                                  <w:kern w:val="0"/>
+                                  <w:sz w:val="18"/>
+                                  <w:szCs w:val="18"/>
+                                  <w:lang w:val="en-US" w:eastAsia="zh-CN"/>
+                                </w:rPr>
+                                <w:t>教职工/运营人员</w:t>
+                              </w:r>
+                            </w:p>
+                          </w:txbxContent>
+                        </wps:txbx>
+                        <wps:bodyPr wrap="square" lIns="0" tIns="0" rIns="0" bIns="0" upright="1">
+                          <a:noAutofit/>
+                        </wps:bodyPr>
+                      </wps:wsp>
+                      <wps:wsp>
+                        <wps:cNvPr id="204" name="矩形 119"/>
+                        <wps:cNvSpPr/>
+                        <wps:spPr>
+                          <a:xfrm>
+                            <a:off x="347980" y="2060575"/>
+                            <a:ext cx="444500" cy="330835"/>
+                          </a:xfrm>
+                          <a:prstGeom prst="rect">
+                            <a:avLst/>
+                          </a:prstGeom>
+                          <a:noFill/>
+                          <a:ln>
+                            <a:noFill/>
+                          </a:ln>
+                        </wps:spPr>
+                        <wps:txbx>
+                          <w:txbxContent>
+                            <w:p>
+                              <w:r>
+                                <w:rPr>
+                                  <w:rFonts w:hint="eastAsia" w:ascii="宋体" w:cs="宋体"/>
+                                  <w:color w:val="000000"/>
+                                  <w:kern w:val="0"/>
+                                  <w:sz w:val="14"/>
+                                  <w:szCs w:val="14"/>
+                                </w:rPr>
+                                <w:t xml:space="preserve">(from </w:t>
+                              </w:r>
+                              <w:r>
+                                <w:rPr>
+                                  <w:rFonts w:hint="eastAsia" w:ascii="宋体" w:cs="宋体"/>
+                                  <w:color w:val="000000"/>
+                                  <w:kern w:val="0"/>
+                                  <w:sz w:val="14"/>
+                                  <w:szCs w:val="14"/>
+                                  <w:lang w:val="en-US" w:eastAsia="zh-CN"/>
+                                </w:rPr>
+                                <w:t>XDU</w:t>
+                              </w:r>
+                              <w:r>
+                                <w:rPr>
+                                  <w:rFonts w:hint="eastAsia" w:ascii="宋体" w:cs="宋体"/>
+                                  <w:color w:val="000000"/>
+                                  <w:kern w:val="0"/>
+                                  <w:sz w:val="14"/>
+                                  <w:szCs w:val="14"/>
+                                </w:rPr>
+                                <w:t>)</w:t>
+                              </w:r>
+                            </w:p>
+                          </w:txbxContent>
+                        </wps:txbx>
+                        <wps:bodyPr wrap="none" lIns="0" tIns="0" rIns="0" bIns="0" upright="1">
+                          <a:spAutoFit/>
+                        </wps:bodyPr>
+                      </wps:wsp>
+                      <wps:wsp>
+                        <wps:cNvPr id="205" name="椭圆 120"/>
+                        <wps:cNvSpPr/>
+                        <wps:spPr>
+                          <a:xfrm>
+                            <a:off x="3117215" y="873125"/>
+                            <a:ext cx="572135" cy="337185"/>
+                          </a:xfrm>
+                          <a:prstGeom prst="ellipse">
+                            <a:avLst/>
+                          </a:prstGeom>
+                          <a:solidFill>
+                            <a:srgbClr val="FFFFCC"/>
+                          </a:solidFill>
+                          <a:ln w="2540" cap="flat" cmpd="sng">
+                            <a:solidFill>
+                              <a:srgbClr val="990033"/>
+                            </a:solidFill>
+                            <a:prstDash val="solid"/>
+                            <a:headEnd type="none" w="med" len="med"/>
+                            <a:tailEnd type="none" w="med" len="med"/>
+                          </a:ln>
+                        </wps:spPr>
+                        <wps:bodyPr upright="1"/>
+                      </wps:wsp>
+                      <wps:wsp>
+                        <wps:cNvPr id="206" name="矩形 121"/>
+                        <wps:cNvSpPr/>
+                        <wps:spPr>
+                          <a:xfrm>
+                            <a:off x="1898015" y="3325495"/>
+                            <a:ext cx="1336675" cy="275590"/>
+                          </a:xfrm>
+                          <a:prstGeom prst="rect">
+                            <a:avLst/>
+                          </a:prstGeom>
+                          <a:noFill/>
+                          <a:ln>
+                            <a:noFill/>
+                          </a:ln>
+                        </wps:spPr>
+                        <wps:txbx>
+                          <w:txbxContent>
+                            <w:p>
+                              <w:pPr>
+                                <w:rPr>
+                                  <w:rFonts w:hint="default" w:eastAsiaTheme="minorEastAsia"/>
+                                  <w:lang w:val="en-US" w:eastAsia="zh-CN"/>
+                                </w:rPr>
+                              </w:pPr>
+                              <w:r>
+                                <w:rPr>
+                                  <w:rFonts w:hint="eastAsia"/>
+                                  <w:lang w:val="en-US" w:eastAsia="zh-CN"/>
+                                </w:rPr>
+                                <w:t>校园小程序系统边界</w:t>
+                              </w:r>
+                            </w:p>
+                          </w:txbxContent>
+                        </wps:txbx>
+                        <wps:bodyPr wrap="square" lIns="0" tIns="0" rIns="0" bIns="0" upright="1">
+                          <a:noAutofit/>
+                        </wps:bodyPr>
+                      </wps:wsp>
+                      <wps:wsp>
+                        <wps:cNvPr id="207" name="椭圆 122"/>
+                        <wps:cNvSpPr/>
+                        <wps:spPr>
+                          <a:xfrm>
+                            <a:off x="3120390" y="2110105"/>
+                            <a:ext cx="572135" cy="337185"/>
+                          </a:xfrm>
+                          <a:prstGeom prst="ellipse">
+                            <a:avLst/>
+                          </a:prstGeom>
+                          <a:solidFill>
+                            <a:srgbClr val="FFFFCC"/>
+                          </a:solidFill>
+                          <a:ln w="2540" cap="flat" cmpd="sng">
+                            <a:solidFill>
+                              <a:srgbClr val="990033"/>
+                            </a:solidFill>
+                            <a:prstDash val="solid"/>
+                            <a:headEnd type="none" w="med" len="med"/>
+                            <a:tailEnd type="none" w="med" len="med"/>
+                          </a:ln>
+                        </wps:spPr>
+                        <wps:bodyPr upright="1"/>
+                      </wps:wsp>
+                      <wps:wsp>
+                        <wps:cNvPr id="208" name="矩形 123"/>
+                        <wps:cNvSpPr/>
+                        <wps:spPr>
+                          <a:xfrm>
+                            <a:off x="3033395" y="2452370"/>
+                            <a:ext cx="762000" cy="330835"/>
+                          </a:xfrm>
+                          <a:prstGeom prst="rect">
+                            <a:avLst/>
+                          </a:prstGeom>
+                          <a:noFill/>
+                          <a:ln>
+                            <a:noFill/>
+                          </a:ln>
+                        </wps:spPr>
+                        <wps:txbx>
+                          <w:txbxContent>
+                            <w:p>
+                              <w:pPr>
+                                <w:rPr>
+                                  <w:rFonts w:hint="default" w:eastAsiaTheme="minorEastAsia"/>
+                                  <w:sz w:val="15"/>
+                                  <w:szCs w:val="15"/>
+                                  <w:lang w:val="en-US" w:eastAsia="zh-CN"/>
+                                </w:rPr>
+                              </w:pPr>
+                              <w:r>
+                                <w:rPr>
+                                  <w:rFonts w:hint="eastAsia"/>
+                                  <w:sz w:val="15"/>
+                                  <w:szCs w:val="15"/>
+                                  <w:lang w:val="en-US" w:eastAsia="zh-CN"/>
+                                </w:rPr>
+                                <w:t>活动报名名单管理</w:t>
+                              </w:r>
+                            </w:p>
+                          </w:txbxContent>
+                        </wps:txbx>
+                        <wps:bodyPr wrap="none" lIns="0" tIns="0" rIns="0" bIns="0" upright="1">
+                          <a:spAutoFit/>
+                        </wps:bodyPr>
+                      </wps:wsp>
+                      <wps:wsp>
+                        <wps:cNvPr id="209" name="椭圆 130"/>
+                        <wps:cNvSpPr/>
+                        <wps:spPr>
+                          <a:xfrm>
+                            <a:off x="1653540" y="1420495"/>
+                            <a:ext cx="572135" cy="337185"/>
+                          </a:xfrm>
+                          <a:prstGeom prst="ellipse">
+                            <a:avLst/>
+                          </a:prstGeom>
+                          <a:solidFill>
+                            <a:srgbClr val="FFFFCC"/>
+                          </a:solidFill>
+                          <a:ln w="2540" cap="flat" cmpd="sng">
+                            <a:solidFill>
+                              <a:srgbClr val="990033"/>
+                            </a:solidFill>
+                            <a:prstDash val="solid"/>
+                            <a:headEnd type="none" w="med" len="med"/>
+                            <a:tailEnd type="none" w="med" len="med"/>
+                          </a:ln>
+                        </wps:spPr>
+                        <wps:bodyPr upright="1"/>
+                      </wps:wsp>
+                      <wps:wsp>
+                        <wps:cNvPr id="210" name="矩形 131"/>
+                        <wps:cNvSpPr/>
+                        <wps:spPr>
+                          <a:xfrm>
+                            <a:off x="1572895" y="1788160"/>
+                            <a:ext cx="666750" cy="330835"/>
+                          </a:xfrm>
+                          <a:prstGeom prst="rect">
+                            <a:avLst/>
+                          </a:prstGeom>
+                          <a:noFill/>
+                          <a:ln>
+                            <a:noFill/>
+                          </a:ln>
+                        </wps:spPr>
+                        <wps:txbx>
+                          <w:txbxContent>
+                            <w:p>
+                              <w:pPr>
+                                <w:rPr>
+                                  <w:rFonts w:hint="default"/>
+                                  <w:sz w:val="15"/>
+                                  <w:szCs w:val="15"/>
+                                  <w:lang w:val="en-US"/>
+                                </w:rPr>
+                              </w:pPr>
+                              <w:r>
+                                <w:rPr>
+                                  <w:rFonts w:hint="eastAsia" w:ascii="宋体" w:cs="宋体"/>
+                                  <w:color w:val="000000"/>
+                                  <w:kern w:val="0"/>
+                                  <w:sz w:val="15"/>
+                                  <w:szCs w:val="15"/>
+                                  <w:lang w:val="en-US" w:eastAsia="zh-CN"/>
+                                </w:rPr>
+                                <w:t>活动发布与管理</w:t>
+                              </w:r>
+                            </w:p>
+                          </w:txbxContent>
+                        </wps:txbx>
+                        <wps:bodyPr wrap="none" lIns="0" tIns="0" rIns="0" bIns="0" upright="1">
+                          <a:spAutoFit/>
+                        </wps:bodyPr>
+                      </wps:wsp>
+                      <wps:wsp>
+                        <wps:cNvPr id="211" name="直接连接符 132"/>
+                        <wps:cNvCnPr/>
+                        <wps:spPr>
+                          <a:xfrm>
+                            <a:off x="1229360" y="1586230"/>
+                            <a:ext cx="414655" cy="635"/>
+                          </a:xfrm>
+                          <a:prstGeom prst="line">
+                            <a:avLst/>
+                          </a:prstGeom>
+                          <a:ln w="2540" cap="flat" cmpd="sng">
+                            <a:solidFill>
+                              <a:srgbClr val="990033"/>
+                            </a:solidFill>
+                            <a:prstDash val="solid"/>
+                            <a:headEnd type="none" w="med" len="med"/>
+                            <a:tailEnd type="none" w="med" len="med"/>
+                          </a:ln>
+                        </wps:spPr>
+                        <wps:bodyPr upright="1"/>
+                      </wps:wsp>
+                      <wps:wsp>
+                        <wps:cNvPr id="212" name="直接连接符 133"/>
+                        <wps:cNvCnPr/>
+                        <wps:spPr>
+                          <a:xfrm flipH="1">
+                            <a:off x="1548130" y="1586230"/>
+                            <a:ext cx="95885" cy="45720"/>
+                          </a:xfrm>
+                          <a:prstGeom prst="line">
+                            <a:avLst/>
+                          </a:prstGeom>
+                          <a:ln w="2540" cap="flat" cmpd="sng">
+                            <a:solidFill>
+                              <a:srgbClr val="990033"/>
+                            </a:solidFill>
+                            <a:prstDash val="solid"/>
+                            <a:headEnd type="none" w="med" len="med"/>
+                            <a:tailEnd type="none" w="med" len="med"/>
+                          </a:ln>
+                        </wps:spPr>
+                        <wps:bodyPr upright="1"/>
+                      </wps:wsp>
+                      <wps:wsp>
+                        <wps:cNvPr id="213" name="直接连接符 134"/>
+                        <wps:cNvCnPr/>
+                        <wps:spPr>
+                          <a:xfrm flipH="1" flipV="1">
+                            <a:off x="1548130" y="1540510"/>
+                            <a:ext cx="95885" cy="45720"/>
+                          </a:xfrm>
+                          <a:prstGeom prst="line">
+                            <a:avLst/>
+                          </a:prstGeom>
+                          <a:ln w="2540" cap="flat" cmpd="sng">
+                            <a:solidFill>
+                              <a:srgbClr val="990033"/>
+                            </a:solidFill>
+                            <a:prstDash val="solid"/>
+                            <a:headEnd type="none" w="med" len="med"/>
+                            <a:tailEnd type="none" w="med" len="med"/>
+                          </a:ln>
+                        </wps:spPr>
+                        <wps:bodyPr upright="1"/>
+                      </wps:wsp>
+                      <wps:wsp>
+                        <wps:cNvPr id="214" name="直接连接符 135"/>
+                        <wps:cNvCnPr/>
+                        <wps:spPr>
+                          <a:xfrm flipH="1">
+                            <a:off x="814070" y="1586230"/>
+                            <a:ext cx="415290" cy="635"/>
+                          </a:xfrm>
+                          <a:prstGeom prst="line">
+                            <a:avLst/>
+                          </a:prstGeom>
+                          <a:ln w="2540" cap="flat" cmpd="sng">
+                            <a:solidFill>
+                              <a:srgbClr val="990033"/>
+                            </a:solidFill>
+                            <a:prstDash val="solid"/>
+                            <a:headEnd type="none" w="med" len="med"/>
+                            <a:tailEnd type="none" w="med" len="med"/>
+                          </a:ln>
+                        </wps:spPr>
+                        <wps:bodyPr upright="1"/>
+                      </wps:wsp>
+                      <wps:wsp>
+                        <wps:cNvPr id="215" name="直接连接符 137"/>
+                        <wps:cNvCnPr/>
+                        <wps:spPr>
+                          <a:xfrm flipH="1">
+                            <a:off x="2968625" y="1144905"/>
+                            <a:ext cx="80645" cy="0"/>
+                          </a:xfrm>
+                          <a:prstGeom prst="line">
+                            <a:avLst/>
+                          </a:prstGeom>
+                          <a:ln w="2540" cap="flat" cmpd="sng">
+                            <a:solidFill>
+                              <a:srgbClr val="990033"/>
+                            </a:solidFill>
+                            <a:prstDash val="solid"/>
+                            <a:headEnd type="none" w="med" len="med"/>
+                            <a:tailEnd type="none" w="med" len="med"/>
+                          </a:ln>
+                        </wps:spPr>
+                        <wps:bodyPr upright="1"/>
+                      </wps:wsp>
+                      <wps:wsp>
+                        <wps:cNvPr id="216" name="直接连接符 138"/>
+                        <wps:cNvCnPr/>
+                        <wps:spPr>
+                          <a:xfrm flipV="1">
+                            <a:off x="3013710" y="1146175"/>
+                            <a:ext cx="54610" cy="83820"/>
+                          </a:xfrm>
+                          <a:prstGeom prst="line">
+                            <a:avLst/>
+                          </a:prstGeom>
+                          <a:ln w="2540" cap="flat" cmpd="sng">
+                            <a:solidFill>
+                              <a:srgbClr val="990033"/>
+                            </a:solidFill>
+                            <a:prstDash val="solid"/>
+                            <a:headEnd type="none" w="med" len="med"/>
+                            <a:tailEnd type="none" w="med" len="med"/>
+                          </a:ln>
+                        </wps:spPr>
+                        <wps:bodyPr upright="1"/>
+                      </wps:wsp>
+                      <wps:wsp>
+                        <wps:cNvPr id="217" name="直接连接符 139"/>
+                        <wps:cNvCnPr/>
+                        <wps:spPr>
+                          <a:xfrm flipH="1">
+                            <a:off x="2233930" y="1138555"/>
+                            <a:ext cx="838835" cy="359410"/>
+                          </a:xfrm>
+                          <a:prstGeom prst="line">
+                            <a:avLst/>
+                          </a:prstGeom>
+                          <a:ln w="2540" cap="flat" cmpd="sng">
+                            <a:solidFill>
+                              <a:srgbClr val="990033"/>
+                            </a:solidFill>
+                            <a:prstDash val="solid"/>
+                            <a:headEnd type="none" w="med" len="med"/>
+                            <a:tailEnd type="none" w="med" len="med"/>
+                          </a:ln>
+                        </wps:spPr>
+                        <wps:bodyPr upright="1"/>
+                      </wps:wsp>
+                      <wps:wsp>
+                        <wps:cNvPr id="218" name="矩形 140"/>
+                        <wps:cNvSpPr/>
+                        <wps:spPr>
+                          <a:xfrm>
+                            <a:off x="2389505" y="1181735"/>
+                            <a:ext cx="628650" cy="330835"/>
+                          </a:xfrm>
+                          <a:prstGeom prst="rect">
+                            <a:avLst/>
+                          </a:prstGeom>
+                          <a:noFill/>
+                          <a:ln>
+                            <a:noFill/>
+                          </a:ln>
+                        </wps:spPr>
+                        <wps:txbx>
+                          <w:txbxContent>
+                            <w:p>
+                              <w:r>
+                                <w:rPr>
+                                  <w:rFonts w:ascii="宋体" w:cs="宋体"/>
+                                  <w:color w:val="000000"/>
+                                  <w:kern w:val="0"/>
+                                  <w:sz w:val="18"/>
+                                  <w:szCs w:val="18"/>
+                                </w:rPr>
+                                <w:t>&lt;&lt;</w:t>
+                              </w:r>
+                              <w:r>
+                                <w:rPr>
+                                  <w:rFonts w:hint="eastAsia" w:ascii="宋体" w:cs="宋体"/>
+                                  <w:color w:val="000000"/>
+                                  <w:kern w:val="0"/>
+                                  <w:sz w:val="18"/>
+                                  <w:szCs w:val="18"/>
+                                  <w:lang w:val="en-US" w:eastAsia="zh-CN"/>
+                                </w:rPr>
+                                <w:t>include</w:t>
+                              </w:r>
+                              <w:r>
+                                <w:rPr>
+                                  <w:rFonts w:ascii="宋体" w:cs="宋体"/>
+                                  <w:color w:val="000000"/>
+                                  <w:kern w:val="0"/>
+                                  <w:sz w:val="18"/>
+                                  <w:szCs w:val="18"/>
+                                </w:rPr>
+                                <w:t>&gt;&gt;</w:t>
+                              </w:r>
+                            </w:p>
+                          </w:txbxContent>
+                        </wps:txbx>
+                        <wps:bodyPr wrap="none" lIns="0" tIns="0" rIns="0" bIns="0" upright="1">
+                          <a:spAutoFit/>
+                        </wps:bodyPr>
+                      </wps:wsp>
+                      <wps:wsp>
+                        <wps:cNvPr id="219" name="直接连接符 141"/>
+                        <wps:cNvCnPr/>
+                        <wps:spPr>
+                          <a:xfrm>
+                            <a:off x="2599055" y="2023745"/>
+                            <a:ext cx="399415" cy="264795"/>
+                          </a:xfrm>
+                          <a:prstGeom prst="line">
+                            <a:avLst/>
+                          </a:prstGeom>
+                          <a:ln w="2540" cap="flat" cmpd="sng">
+                            <a:solidFill>
+                              <a:srgbClr val="990033"/>
+                            </a:solidFill>
+                            <a:prstDash val="solid"/>
+                            <a:headEnd type="none" w="med" len="med"/>
+                            <a:tailEnd type="none" w="med" len="med"/>
+                          </a:ln>
+                        </wps:spPr>
+                        <wps:bodyPr upright="1"/>
+                      </wps:wsp>
+                      <wps:wsp>
+                        <wps:cNvPr id="220" name="直接连接符 142"/>
+                        <wps:cNvCnPr/>
+                        <wps:spPr>
+                          <a:xfrm flipH="1" flipV="1">
+                            <a:off x="2936875" y="2193925"/>
+                            <a:ext cx="61595" cy="94615"/>
+                          </a:xfrm>
+                          <a:prstGeom prst="line">
+                            <a:avLst/>
+                          </a:prstGeom>
+                          <a:ln w="2540" cap="flat" cmpd="sng">
+                            <a:solidFill>
+                              <a:srgbClr val="990033"/>
+                            </a:solidFill>
+                            <a:prstDash val="solid"/>
+                            <a:headEnd type="none" w="med" len="med"/>
+                            <a:tailEnd type="none" w="med" len="med"/>
+                          </a:ln>
+                        </wps:spPr>
+                        <wps:bodyPr upright="1"/>
+                      </wps:wsp>
+                      <wps:wsp>
+                        <wps:cNvPr id="221" name="直接连接符 143"/>
+                        <wps:cNvCnPr/>
+                        <wps:spPr>
+                          <a:xfrm flipH="1" flipV="1">
+                            <a:off x="2894330" y="2273300"/>
+                            <a:ext cx="104140" cy="15240"/>
+                          </a:xfrm>
+                          <a:prstGeom prst="line">
+                            <a:avLst/>
+                          </a:prstGeom>
+                          <a:ln w="2540" cap="flat" cmpd="sng">
+                            <a:solidFill>
+                              <a:srgbClr val="990033"/>
+                            </a:solidFill>
+                            <a:prstDash val="solid"/>
+                            <a:headEnd type="none" w="med" len="med"/>
+                            <a:tailEnd type="none" w="med" len="med"/>
+                          </a:ln>
+                        </wps:spPr>
+                        <wps:bodyPr upright="1"/>
+                      </wps:wsp>
+                      <wps:wsp>
+                        <wps:cNvPr id="222" name="直接连接符 144"/>
+                        <wps:cNvCnPr/>
+                        <wps:spPr>
+                          <a:xfrm flipH="1" flipV="1">
+                            <a:off x="2200275" y="1759585"/>
+                            <a:ext cx="398780" cy="264160"/>
+                          </a:xfrm>
+                          <a:prstGeom prst="line">
+                            <a:avLst/>
+                          </a:prstGeom>
+                          <a:ln w="2540" cap="flat" cmpd="sng">
+                            <a:solidFill>
+                              <a:srgbClr val="990033"/>
+                            </a:solidFill>
+                            <a:prstDash val="solid"/>
+                            <a:headEnd type="none" w="med" len="med"/>
+                            <a:tailEnd type="none" w="med" len="med"/>
+                          </a:ln>
+                        </wps:spPr>
+                        <wps:bodyPr upright="1"/>
+                      </wps:wsp>
+                      <wps:wsp>
+                        <wps:cNvPr id="223" name="矩形 145"/>
+                        <wps:cNvSpPr/>
+                        <wps:spPr>
+                          <a:xfrm>
+                            <a:off x="2393950" y="1993265"/>
+                            <a:ext cx="628650" cy="330835"/>
+                          </a:xfrm>
+                          <a:prstGeom prst="rect">
+                            <a:avLst/>
+                          </a:prstGeom>
+                          <a:noFill/>
+                          <a:ln>
+                            <a:noFill/>
+                          </a:ln>
+                        </wps:spPr>
+                        <wps:txbx>
+                          <w:txbxContent>
+                            <w:p>
+                              <w:r>
+                                <w:rPr>
+                                  <w:rFonts w:ascii="宋体" w:cs="宋体"/>
+                                  <w:color w:val="000000"/>
+                                  <w:kern w:val="0"/>
+                                  <w:sz w:val="18"/>
+                                  <w:szCs w:val="18"/>
+                                </w:rPr>
+                                <w:t>&lt;&lt;</w:t>
+                              </w:r>
+                              <w:r>
+                                <w:rPr>
+                                  <w:rFonts w:hint="eastAsia" w:ascii="宋体" w:cs="宋体"/>
+                                  <w:color w:val="000000"/>
+                                  <w:kern w:val="0"/>
+                                  <w:sz w:val="18"/>
+                                  <w:szCs w:val="18"/>
+                                  <w:lang w:val="en-US" w:eastAsia="zh-CN"/>
+                                </w:rPr>
+                                <w:t>include</w:t>
+                              </w:r>
+                              <w:r>
+                                <w:rPr>
+                                  <w:rFonts w:ascii="宋体" w:cs="宋体"/>
+                                  <w:color w:val="000000"/>
+                                  <w:kern w:val="0"/>
+                                  <w:sz w:val="18"/>
+                                  <w:szCs w:val="18"/>
+                                </w:rPr>
+                                <w:t>&gt;&gt;</w:t>
+                              </w:r>
+                            </w:p>
+                          </w:txbxContent>
+                        </wps:txbx>
+                        <wps:bodyPr wrap="none" lIns="0" tIns="0" rIns="0" bIns="0" upright="1">
+                          <a:spAutoFit/>
+                        </wps:bodyPr>
+                      </wps:wsp>
+                      <wps:wsp>
+                        <wps:cNvPr id="224" name="矩形 123"/>
+                        <wps:cNvSpPr/>
+                        <wps:spPr>
+                          <a:xfrm>
+                            <a:off x="3137535" y="1229360"/>
+                            <a:ext cx="571500" cy="330835"/>
+                          </a:xfrm>
+                          <a:prstGeom prst="rect">
+                            <a:avLst/>
+                          </a:prstGeom>
+                          <a:noFill/>
+                          <a:ln>
+                            <a:noFill/>
+                          </a:ln>
+                        </wps:spPr>
+                        <wps:txbx>
+                          <w:txbxContent>
+                            <w:p>
+                              <w:pPr>
+                                <w:rPr>
+                                  <w:rFonts w:hint="default" w:eastAsiaTheme="minorEastAsia"/>
+                                  <w:lang w:val="en-US" w:eastAsia="zh-CN"/>
+                                </w:rPr>
+                              </w:pPr>
+                              <w:r>
+                                <w:rPr>
+                                  <w:rFonts w:hint="eastAsia"/>
+                                  <w:sz w:val="15"/>
+                                  <w:szCs w:val="15"/>
+                                  <w:lang w:val="en-US" w:eastAsia="zh-CN"/>
+                                </w:rPr>
+                                <w:t>填写活动信息</w:t>
+                              </w:r>
+                            </w:p>
+                          </w:txbxContent>
+                        </wps:txbx>
+                        <wps:bodyPr wrap="none" lIns="0" tIns="0" rIns="0" bIns="0" upright="1">
+                          <a:spAutoFit/>
+                        </wps:bodyPr>
+                      </wps:wsp>
+                      <wps:wsp>
+                        <wps:cNvPr id="225" name="直接连接符 144"/>
+                        <wps:cNvCnPr/>
+                        <wps:spPr>
+                          <a:xfrm flipH="1" flipV="1">
+                            <a:off x="2235835" y="1616075"/>
+                            <a:ext cx="761365" cy="6350"/>
+                          </a:xfrm>
+                          <a:prstGeom prst="line">
+                            <a:avLst/>
+                          </a:prstGeom>
+                          <a:ln w="2540" cap="flat" cmpd="sng">
+                            <a:solidFill>
+                              <a:srgbClr val="990033"/>
+                            </a:solidFill>
+                            <a:prstDash val="solid"/>
+                            <a:headEnd type="none" w="med" len="med"/>
+                            <a:tailEnd type="none" w="med" len="med"/>
+                          </a:ln>
+                        </wps:spPr>
+                        <wps:bodyPr upright="1"/>
+                      </wps:wsp>
+                      <wps:wsp>
+                        <wps:cNvPr id="226" name="直接连接符 137"/>
+                        <wps:cNvCnPr/>
+                        <wps:spPr>
+                          <a:xfrm flipH="1" flipV="1">
+                            <a:off x="2900680" y="1578610"/>
+                            <a:ext cx="97155" cy="46355"/>
+                          </a:xfrm>
+                          <a:prstGeom prst="line">
+                            <a:avLst/>
+                          </a:prstGeom>
+                          <a:ln w="2540" cap="flat" cmpd="sng">
+                            <a:solidFill>
+                              <a:srgbClr val="990033"/>
+                            </a:solidFill>
+                            <a:prstDash val="solid"/>
+                            <a:headEnd type="none" w="med" len="med"/>
+                            <a:tailEnd type="none" w="med" len="med"/>
+                          </a:ln>
+                        </wps:spPr>
+                        <wps:bodyPr upright="1"/>
+                      </wps:wsp>
+                      <wps:wsp>
+                        <wps:cNvPr id="227" name="直接连接符 137"/>
+                        <wps:cNvCnPr/>
+                        <wps:spPr>
+                          <a:xfrm flipH="1">
+                            <a:off x="2924810" y="1626235"/>
+                            <a:ext cx="71755" cy="57785"/>
+                          </a:xfrm>
+                          <a:prstGeom prst="line">
+                            <a:avLst/>
+                          </a:prstGeom>
+                          <a:ln w="2540" cap="flat" cmpd="sng">
+                            <a:solidFill>
+                              <a:srgbClr val="990033"/>
+                            </a:solidFill>
+                            <a:prstDash val="solid"/>
+                            <a:headEnd type="none" w="med" len="med"/>
+                            <a:tailEnd type="none" w="med" len="med"/>
+                          </a:ln>
+                        </wps:spPr>
+                        <wps:bodyPr upright="1"/>
+                      </wps:wsp>
+                      <wps:wsp>
+                        <wps:cNvPr id="228" name="椭圆 120"/>
+                        <wps:cNvSpPr/>
+                        <wps:spPr>
+                          <a:xfrm>
+                            <a:off x="3113405" y="1419225"/>
+                            <a:ext cx="572135" cy="337185"/>
+                          </a:xfrm>
+                          <a:prstGeom prst="ellipse">
+                            <a:avLst/>
+                          </a:prstGeom>
+                          <a:solidFill>
+                            <a:srgbClr val="FFFFCC"/>
+                          </a:solidFill>
+                          <a:ln w="2540" cap="flat" cmpd="sng">
+                            <a:solidFill>
+                              <a:srgbClr val="990033"/>
+                            </a:solidFill>
+                            <a:prstDash val="solid"/>
+                            <a:headEnd type="none" w="med" len="med"/>
+                            <a:tailEnd type="none" w="med" len="med"/>
+                          </a:ln>
+                        </wps:spPr>
+                        <wps:bodyPr upright="1"/>
+                      </wps:wsp>
+                      <wps:wsp>
+                        <wps:cNvPr id="229" name="矩形 123"/>
+                        <wps:cNvSpPr/>
+                        <wps:spPr>
+                          <a:xfrm>
+                            <a:off x="3118485" y="1764665"/>
+                            <a:ext cx="571500" cy="245110"/>
+                          </a:xfrm>
+                          <a:prstGeom prst="rect">
+                            <a:avLst/>
+                          </a:prstGeom>
+                          <a:noFill/>
+                          <a:ln>
+                            <a:noFill/>
+                          </a:ln>
+                        </wps:spPr>
+                        <wps:txbx>
+                          <w:txbxContent>
+                            <w:p>
+                              <w:pPr>
+                                <w:rPr>
+                                  <w:rFonts w:hint="default" w:eastAsiaTheme="minorEastAsia"/>
+                                  <w:sz w:val="15"/>
+                                  <w:szCs w:val="15"/>
+                                  <w:lang w:val="en-US" w:eastAsia="zh-CN"/>
+                                </w:rPr>
+                              </w:pPr>
+                              <w:r>
+                                <w:rPr>
+                                  <w:rFonts w:hint="eastAsia"/>
+                                  <w:sz w:val="15"/>
+                                  <w:szCs w:val="15"/>
+                                  <w:lang w:val="en-US" w:eastAsia="zh-CN"/>
+                                </w:rPr>
+                                <w:t>活动审核上线</w:t>
+                              </w:r>
+                            </w:p>
+                          </w:txbxContent>
+                        </wps:txbx>
+                        <wps:bodyPr wrap="none" lIns="0" tIns="0" rIns="0" bIns="0" upright="1">
+                          <a:noAutofit/>
+                        </wps:bodyPr>
+                      </wps:wsp>
+                      <wps:wsp>
+                        <wps:cNvPr id="230" name="直接连接符 135"/>
+                        <wps:cNvCnPr/>
+                        <wps:spPr>
+                          <a:xfrm flipH="1">
+                            <a:off x="3592195" y="558165"/>
+                            <a:ext cx="595630" cy="311785"/>
+                          </a:xfrm>
+                          <a:prstGeom prst="line">
+                            <a:avLst/>
+                          </a:prstGeom>
+                          <a:ln w="2540" cap="flat" cmpd="sng">
+                            <a:solidFill>
+                              <a:srgbClr val="990033"/>
+                            </a:solidFill>
+                            <a:prstDash val="solid"/>
+                            <a:headEnd type="none" w="med" len="med"/>
+                            <a:tailEnd type="none" w="med" len="med"/>
+                          </a:ln>
+                        </wps:spPr>
+                        <wps:bodyPr upright="1"/>
+                      </wps:wsp>
+                      <wps:wsp>
+                        <wps:cNvPr id="231" name="矩形 145"/>
+                        <wps:cNvSpPr/>
+                        <wps:spPr>
+                          <a:xfrm>
+                            <a:off x="3486785" y="610235"/>
+                            <a:ext cx="628650" cy="215900"/>
+                          </a:xfrm>
+                          <a:prstGeom prst="rect">
+                            <a:avLst/>
+                          </a:prstGeom>
+                          <a:noFill/>
+                          <a:ln>
+                            <a:noFill/>
+                          </a:ln>
+                        </wps:spPr>
+                        <wps:txbx>
+                          <w:txbxContent>
+                            <w:p>
+                              <w:r>
+                                <w:rPr>
+                                  <w:rFonts w:ascii="宋体" w:cs="宋体"/>
+                                  <w:color w:val="000000"/>
+                                  <w:kern w:val="0"/>
+                                  <w:sz w:val="18"/>
+                                  <w:szCs w:val="18"/>
+                                </w:rPr>
+                                <w:t>&lt;&lt;</w:t>
+                              </w:r>
+                              <w:r>
+                                <w:rPr>
+                                  <w:rFonts w:hint="eastAsia" w:ascii="宋体" w:cs="宋体"/>
+                                  <w:color w:val="000000"/>
+                                  <w:kern w:val="0"/>
+                                  <w:sz w:val="18"/>
+                                  <w:szCs w:val="18"/>
+                                  <w:lang w:val="en-US" w:eastAsia="zh-CN"/>
+                                </w:rPr>
+                                <w:t>include</w:t>
+                              </w:r>
+                              <w:r>
+                                <w:rPr>
+                                  <w:rFonts w:ascii="宋体" w:cs="宋体"/>
+                                  <w:color w:val="000000"/>
+                                  <w:kern w:val="0"/>
+                                  <w:sz w:val="18"/>
+                                  <w:szCs w:val="18"/>
+                                </w:rPr>
+                                <w:t>&gt;&gt;</w:t>
+                              </w:r>
+                            </w:p>
+                          </w:txbxContent>
+                        </wps:txbx>
+                        <wps:bodyPr wrap="none" lIns="0" tIns="0" rIns="0" bIns="0" upright="1">
+                          <a:noAutofit/>
+                        </wps:bodyPr>
+                      </wps:wsp>
+                      <wps:wsp>
+                        <wps:cNvPr id="232" name="椭圆 130"/>
+                        <wps:cNvSpPr/>
+                        <wps:spPr>
+                          <a:xfrm>
+                            <a:off x="4243070" y="271145"/>
+                            <a:ext cx="572135" cy="337185"/>
+                          </a:xfrm>
+                          <a:prstGeom prst="ellipse">
+                            <a:avLst/>
+                          </a:prstGeom>
+                          <a:solidFill>
+                            <a:srgbClr val="FFFFCC"/>
+                          </a:solidFill>
+                          <a:ln w="2540" cap="flat" cmpd="sng">
+                            <a:solidFill>
+                              <a:srgbClr val="990033"/>
+                            </a:solidFill>
+                            <a:prstDash val="solid"/>
+                            <a:headEnd type="none" w="med" len="med"/>
+                            <a:tailEnd type="none" w="med" len="med"/>
+                          </a:ln>
+                        </wps:spPr>
+                        <wps:bodyPr upright="1"/>
+                      </wps:wsp>
+                      <wps:wsp>
+                        <wps:cNvPr id="233" name="矩形 123"/>
+                        <wps:cNvSpPr/>
+                        <wps:spPr>
+                          <a:xfrm>
+                            <a:off x="4271645" y="605155"/>
+                            <a:ext cx="571500" cy="312420"/>
+                          </a:xfrm>
+                          <a:prstGeom prst="rect">
+                            <a:avLst/>
+                          </a:prstGeom>
+                          <a:noFill/>
+                          <a:ln>
+                            <a:noFill/>
+                          </a:ln>
+                        </wps:spPr>
+                        <wps:txbx>
+                          <w:txbxContent>
+                            <w:p>
+                              <w:pPr>
+                                <w:rPr>
+                                  <w:rFonts w:hint="default" w:eastAsiaTheme="minorEastAsia"/>
+                                  <w:lang w:val="en-US" w:eastAsia="zh-CN"/>
+                                </w:rPr>
+                              </w:pPr>
+                              <w:r>
+                                <w:rPr>
+                                  <w:rFonts w:hint="eastAsia"/>
+                                  <w:sz w:val="15"/>
+                                  <w:szCs w:val="15"/>
+                                  <w:lang w:val="en-US" w:eastAsia="zh-CN"/>
+                                </w:rPr>
+                                <w:t>现场扫码签到</w:t>
+                              </w:r>
+                            </w:p>
+                          </w:txbxContent>
+                        </wps:txbx>
+                        <wps:bodyPr wrap="none" lIns="0" tIns="0" rIns="0" bIns="0" upright="1">
+                          <a:noAutofit/>
+                        </wps:bodyPr>
+                      </wps:wsp>
+                      <wps:wsp>
+                        <wps:cNvPr id="234" name="直接连接符 137"/>
+                        <wps:cNvCnPr/>
+                        <wps:spPr>
+                          <a:xfrm flipH="1" flipV="1">
+                            <a:off x="4070985" y="561975"/>
+                            <a:ext cx="92710" cy="635"/>
+                          </a:xfrm>
+                          <a:prstGeom prst="line">
+                            <a:avLst/>
+                          </a:prstGeom>
+                          <a:ln w="2540" cap="flat" cmpd="sng">
+                            <a:solidFill>
+                              <a:srgbClr val="990033"/>
+                            </a:solidFill>
+                            <a:prstDash val="solid"/>
+                            <a:headEnd type="none" w="med" len="med"/>
+                            <a:tailEnd type="none" w="med" len="med"/>
+                          </a:ln>
+                        </wps:spPr>
+                        <wps:bodyPr upright="1"/>
+                      </wps:wsp>
+                      <wps:wsp>
+                        <wps:cNvPr id="235" name="直接连接符 137"/>
+                        <wps:cNvCnPr/>
+                        <wps:spPr>
+                          <a:xfrm flipH="1">
+                            <a:off x="4130040" y="572770"/>
+                            <a:ext cx="38100" cy="81280"/>
+                          </a:xfrm>
+                          <a:prstGeom prst="line">
+                            <a:avLst/>
+                          </a:prstGeom>
+                          <a:ln w="2540" cap="flat" cmpd="sng">
+                            <a:solidFill>
+                              <a:srgbClr val="990033"/>
+                            </a:solidFill>
+                            <a:prstDash val="solid"/>
+                            <a:headEnd type="none" w="med" len="med"/>
+                            <a:tailEnd type="none" w="med" len="med"/>
+                          </a:ln>
+                        </wps:spPr>
+                        <wps:bodyPr upright="1"/>
+                      </wps:wsp>
+                      <wps:wsp>
+                        <wps:cNvPr id="241" name="直接连接符 144"/>
+                        <wps:cNvCnPr/>
+                        <wps:spPr>
+                          <a:xfrm flipH="1">
+                            <a:off x="3709035" y="1602740"/>
+                            <a:ext cx="635635" cy="635"/>
+                          </a:xfrm>
+                          <a:prstGeom prst="line">
+                            <a:avLst/>
+                          </a:prstGeom>
+                          <a:ln w="2540" cap="flat" cmpd="sng">
+                            <a:solidFill>
+                              <a:srgbClr val="990033"/>
+                            </a:solidFill>
+                            <a:prstDash val="solid"/>
+                            <a:headEnd type="none" w="med" len="med"/>
+                            <a:tailEnd type="none" w="med" len="med"/>
+                          </a:ln>
+                        </wps:spPr>
+                        <wps:bodyPr upright="1"/>
+                      </wps:wsp>
+                      <wps:wsp>
+                        <wps:cNvPr id="242" name="直接连接符 137"/>
+                        <wps:cNvCnPr/>
+                        <wps:spPr>
+                          <a:xfrm flipH="1" flipV="1">
+                            <a:off x="4237990" y="1562735"/>
+                            <a:ext cx="97155" cy="46355"/>
+                          </a:xfrm>
+                          <a:prstGeom prst="line">
+                            <a:avLst/>
+                          </a:prstGeom>
+                          <a:ln w="2540" cap="flat" cmpd="sng">
+                            <a:solidFill>
+                              <a:srgbClr val="990033"/>
+                            </a:solidFill>
+                            <a:prstDash val="solid"/>
+                            <a:headEnd type="none" w="med" len="med"/>
+                            <a:tailEnd type="none" w="med" len="med"/>
+                          </a:ln>
+                        </wps:spPr>
+                        <wps:bodyPr upright="1"/>
+                      </wps:wsp>
+                      <wps:wsp>
+                        <wps:cNvPr id="243" name="直接连接符 137"/>
+                        <wps:cNvCnPr/>
+                        <wps:spPr>
+                          <a:xfrm flipH="1">
+                            <a:off x="4243705" y="1615440"/>
+                            <a:ext cx="71755" cy="57785"/>
+                          </a:xfrm>
+                          <a:prstGeom prst="line">
+                            <a:avLst/>
+                          </a:prstGeom>
+                          <a:ln w="2540" cap="flat" cmpd="sng">
+                            <a:solidFill>
+                              <a:srgbClr val="990033"/>
+                            </a:solidFill>
+                            <a:prstDash val="solid"/>
+                            <a:headEnd type="none" w="med" len="med"/>
+                            <a:tailEnd type="none" w="med" len="med"/>
+                          </a:ln>
+                        </wps:spPr>
+                        <wps:bodyPr upright="1"/>
+                      </wps:wsp>
+                      <wps:wsp>
+                        <wps:cNvPr id="244" name="椭圆 130"/>
+                        <wps:cNvSpPr/>
+                        <wps:spPr>
+                          <a:xfrm>
+                            <a:off x="4387850" y="1405255"/>
+                            <a:ext cx="572135" cy="337185"/>
+                          </a:xfrm>
+                          <a:prstGeom prst="ellipse">
+                            <a:avLst/>
+                          </a:prstGeom>
+                          <a:solidFill>
+                            <a:srgbClr val="FFFFCC"/>
+                          </a:solidFill>
+                          <a:ln w="2540" cap="flat" cmpd="sng">
+                            <a:solidFill>
+                              <a:srgbClr val="990033"/>
+                            </a:solidFill>
+                            <a:prstDash val="solid"/>
+                            <a:headEnd type="none" w="med" len="med"/>
+                            <a:tailEnd type="none" w="med" len="med"/>
+                          </a:ln>
+                        </wps:spPr>
+                        <wps:bodyPr upright="1"/>
+                      </wps:wsp>
+                      <wps:wsp>
+                        <wps:cNvPr id="245" name="矩形 123"/>
+                        <wps:cNvSpPr/>
+                        <wps:spPr>
+                          <a:xfrm>
+                            <a:off x="4392930" y="1760220"/>
+                            <a:ext cx="603885" cy="312420"/>
+                          </a:xfrm>
+                          <a:prstGeom prst="rect">
+                            <a:avLst/>
+                          </a:prstGeom>
+                          <a:noFill/>
+                          <a:ln>
+                            <a:noFill/>
+                          </a:ln>
+                        </wps:spPr>
+                        <wps:txbx>
+                          <w:txbxContent>
+                            <w:p>
+                              <w:pPr>
+                                <w:rPr>
+                                  <w:rFonts w:hint="default" w:eastAsiaTheme="minorEastAsia"/>
+                                  <w:lang w:val="en-US" w:eastAsia="zh-CN"/>
+                                </w:rPr>
+                              </w:pPr>
+                              <w:r>
+                                <w:rPr>
+                                  <w:rFonts w:hint="eastAsia"/>
+                                  <w:sz w:val="15"/>
+                                  <w:szCs w:val="15"/>
+                                  <w:lang w:val="en-US" w:eastAsia="zh-CN"/>
+                                </w:rPr>
+                                <w:t>上传活动回顾</w:t>
+                              </w:r>
+                            </w:p>
+                          </w:txbxContent>
+                        </wps:txbx>
+                        <wps:bodyPr wrap="square" lIns="0" tIns="0" rIns="0" bIns="0" upright="1">
+                          <a:noAutofit/>
+                        </wps:bodyPr>
+                      </wps:wsp>
+                    </wpc:wpc>
+                  </a:graphicData>
+                </a:graphic>
+              </wp:inline>
+            </w:drawing>
+          </mc:Choice>
+          <mc:Fallback>
+            <w:pict>
+              <v:group id="_x0000_s1026" o:spid="_x0000_s1026" o:spt="203" style="height:292.8pt;width:404.65pt;" coordsize="5139055,3718560" editas="canvas" o:gfxdata="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">
+                <o:lock v:ext="edit" aspectratio="f"/>
+                <v:shape id="_x0000_s1026" o:spid="_x0000_s1026" style="position:absolute;left:0;top:0;height:3718560;width:5139055;" filled="f" stroked="f" coordsize="21600,21600" o:gfxdata="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">
+                  <v:fill on="f" focussize="0,0"/>
+                  <v:stroke on="f"/>
+                  <v:imagedata o:title=""/>
+                  <o:lock v:ext="edit" aspectratio="t"/>
+                </v:shape>
+                <v:group id="组合 117" o:spid="_x0000_s1026" o:spt="203" style="position:absolute;left:508000;top:1362710;height:475615;width:308610;" coordorigin="800,2146" coordsize="486,749" o:gfxdata="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">
+                  <o:lock v:ext="edit" aspectratio="f"/>
+                  <v:shape id="椭圆 113" o:spid="_x0000_s1026" o:spt="3" type="#_x0000_t3" style="position:absolute;left:937;top:2146;height:248;width:221;" filled="f" stroked="t" coordsize="21600,21600" o:gfxdata="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">
+                    <v:fill on="f" focussize="0,0"/>
+                    <v:stroke weight="0.25pt" color="#990033" joinstyle="round"/>
+                    <v:imagedata o:title=""/>
+                    <o:lock v:ext="edit" aspectratio="f"/>
+                  </v:shape>
+                  <v:line id="直接连接符 114" o:spid="_x0000_s1026" o:spt="20" style="position:absolute;left:1043;top:2391;height:232;width:1;" filled="f" stroked="t" coordsize="21600,21600" o:gfxdata="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">
+                    <v:fill on="f" focussize="0,0"/>
+                    <v:stroke weight="0.25pt" color="#990033" joinstyle="round"/>
+                    <v:imagedata o:title=""/>
+                    <o:lock v:ext="edit" aspectratio="f"/>
+                  </v:line>
+                  <v:line id="直接连接符 115" o:spid="_x0000_s1026" o:spt="20" style="position:absolute;left:868;top:2457;height:1;width:351;" filled="f" stroked="t" coordsize="21600,21600" o:gfxdata="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">
+                    <v:fill on="f" focussize="0,0"/>
+                    <v:stroke weight="0.25pt" color="#990033" joinstyle="round"/>
+                    <v:imagedata o:title=""/>
+                    <o:lock v:ext="edit" aspectratio="f"/>
+                  </v:line>
+                  <v:shape id="任意多边形 116" o:spid="_x0000_s1026" o:spt="100" style="position:absolute;left:800;top:2623;height:272;width:486;" filled="f" stroked="t" coordsize="108,54" o:gfxdata="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" path="m0,54l54,0,108,54e">
+                    <v:fill on="f" focussize="0,0"/>
+                    <v:stroke weight="0.25pt" color="#990033" joinstyle="round"/>
+                    <v:imagedata o:title=""/>
+                    <o:lock v:ext="edit" aspectratio="f"/>
+                  </v:shape>
+                </v:group>
+                <v:rect id="矩形 118" o:spid="_x0000_s1026" o:spt="1" style="position:absolute;left:158115;top:1856740;height:374015;width:1066800;" filled="f" stroked="f" coordsize="21600,21600" o:gfxdata="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">
+                  <v:fill on="f" focussize="0,0"/>
+                  <v:stroke on="f"/>
+                  <v:imagedata o:title=""/>
+                  <o:lock v:ext="edit" aspectratio="f"/>
+                  <v:textbox inset="0mm,0mm,0mm,0mm">
+                    <w:txbxContent>
+                      <w:p>
+                        <w:pPr>
+                          <w:rPr>
+                            <w:rFonts w:hint="default" w:eastAsiaTheme="minorEastAsia"/>
+                            <w:sz w:val="18"/>
+                            <w:szCs w:val="18"/>
+                            <w:lang w:val="en-US" w:eastAsia="zh-CN"/>
+                          </w:rPr>
+                        </w:pPr>
+                        <w:r>
+                          <w:rPr>
+                            <w:rFonts w:hint="eastAsia" w:ascii="宋体" w:cs="宋体"/>
+                            <w:color w:val="000000"/>
+                            <w:kern w:val="0"/>
+                            <w:sz w:val="18"/>
+                            <w:szCs w:val="18"/>
+                            <w:lang w:val="en-US" w:eastAsia="zh-CN"/>
+                          </w:rPr>
+                          <w:t>教职工/运营人员</w:t>
+                        </w:r>
+                      </w:p>
+                    </w:txbxContent>
+                  </v:textbox>
+                </v:rect>
+                <v:rect id="矩形 119" o:spid="_x0000_s1026" o:spt="1" style="position:absolute;left:347980;top:2060575;height:330835;width:444500;mso-wrap-style:none;" filled="f" stroked="f" coordsize="21600,21600" o:gfxdata="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">
+                  <v:fill on="f" focussize="0,0"/>
+                  <v:stroke on="f"/>
+                  <v:imagedata o:title=""/>
+                  <o:lock v:ext="edit" aspectratio="f"/>
+                  <v:textbox inset="0mm,0mm,0mm,0mm" style="mso-fit-shape-to-text:t;">
+                    <w:txbxContent>
+                      <w:p>
+                        <w:r>
+                          <w:rPr>
+                            <w:rFonts w:hint="eastAsia" w:ascii="宋体" w:cs="宋体"/>
+                            <w:color w:val="000000"/>
+                            <w:kern w:val="0"/>
+                            <w:sz w:val="14"/>
+                            <w:szCs w:val="14"/>
+                          </w:rPr>
+                          <w:t xml:space="preserve">(from </w:t>
+                        </w:r>
+                        <w:r>
+                          <w:rPr>
+                            <w:rFonts w:hint="eastAsia" w:ascii="宋体" w:cs="宋体"/>
+                            <w:color w:val="000000"/>
+                            <w:kern w:val="0"/>
+                            <w:sz w:val="14"/>
+                            <w:szCs w:val="14"/>
+                            <w:lang w:val="en-US" w:eastAsia="zh-CN"/>
+                          </w:rPr>
+                          <w:t>XDU</w:t>
+                        </w:r>
+                        <w:r>
+                          <w:rPr>
+                            <w:rFonts w:hint="eastAsia" w:ascii="宋体" w:cs="宋体"/>
+                            <w:color w:val="000000"/>
+                            <w:kern w:val="0"/>
+                            <w:sz w:val="14"/>
+                            <w:szCs w:val="14"/>
+                          </w:rPr>
+                          <w:t>)</w:t>
+                        </w:r>
+                      </w:p>
+                    </w:txbxContent>
+                  </v:textbox>
+                </v:rect>
+                <v:shape id="椭圆 120" o:spid="_x0000_s1026" o:spt="3" type="#_x0000_t3" style="position:absolute;left:3117215;top:873125;height:337185;width:572135;" fillcolor="#FFFFCC" filled="t" stroked="t" coordsize="21600,21600" o:gfxdata="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">
+                  <v:fill on="t" focussize="0,0"/>
+                  <v:stroke weight="0.2pt" color="#990033" joinstyle="round"/>
+                  <v:imagedata o:title=""/>
+                  <o:lock v:ext="edit" aspectratio="f"/>
+                </v:shape>
+                <v:rect id="矩形 121" o:spid="_x0000_s1026" o:spt="1" style="position:absolute;left:1898015;top:3325495;height:275590;width:1336675;" filled="f" stroked="f" coordsize="21600,21600" o:gfxdata="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">
+                  <v:fill on="f" focussize="0,0"/>
+                  <v:stroke on="f"/>
+                  <v:imagedata o:title=""/>
+                  <o:lock v:ext="edit" aspectratio="f"/>
+                  <v:textbox inset="0mm,0mm,0mm,0mm">
+                    <w:txbxContent>
+                      <w:p>
+                        <w:pPr>
+                          <w:rPr>
+                            <w:rFonts w:hint="default" w:eastAsiaTheme="minorEastAsia"/>
+                            <w:lang w:val="en-US" w:eastAsia="zh-CN"/>
+                          </w:rPr>
+                        </w:pPr>
+                        <w:r>
+                          <w:rPr>
+                            <w:rFonts w:hint="eastAsia"/>
+                            <w:lang w:val="en-US" w:eastAsia="zh-CN"/>
+                          </w:rPr>
+                          <w:t>校园小程序系统边界</w:t>
+                        </w:r>
+                      </w:p>
+                    </w:txbxContent>
+                  </v:textbox>
+                </v:rect>
+                <v:shape id="椭圆 122" o:spid="_x0000_s1026" o:spt="3" type="#_x0000_t3" style="position:absolute;left:3120390;top:2110105;height:337185;width:572135;" fillcolor="#FFFFCC" filled="t" stroked="t" coordsize="21600,21600" o:gfxdata="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">
+                  <v:fill on="t" focussize="0,0"/>
+                  <v:stroke weight="0.2pt" color="#990033" joinstyle="round"/>
+                  <v:imagedata o:title=""/>
+                  <o:lock v:ext="edit" aspectratio="f"/>
+                </v:shape>
+                <v:rect id="矩形 123" o:spid="_x0000_s1026" o:spt="1" style="position:absolute;left:3033395;top:2452370;height:330835;width:762000;mso-wrap-style:none;" filled="f" stroked="f" coordsize="21600,21600" o:gfxdata="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">
+                  <v:fill on="f" focussize="0,0"/>
+                  <v:stroke on="f"/>
+                  <v:imagedata o:title=""/>
+                  <o:lock v:ext="edit" aspectratio="f"/>
+                  <v:textbox inset="0mm,0mm,0mm,0mm" style="mso-fit-shape-to-text:t;">
+                    <w:txbxContent>
+                      <w:p>
+                        <w:pPr>
+                          <w:rPr>
+                            <w:rFonts w:hint="default" w:eastAsiaTheme="minorEastAsia"/>
+                            <w:sz w:val="15"/>
+                            <w:szCs w:val="15"/>
+                            <w:lang w:val="en-US" w:eastAsia="zh-CN"/>
+                          </w:rPr>
+                        </w:pPr>
+                        <w:r>
+                          <w:rPr>
+                            <w:rFonts w:hint="eastAsia"/>
+                            <w:sz w:val="15"/>
+                            <w:szCs w:val="15"/>
+                            <w:lang w:val="en-US" w:eastAsia="zh-CN"/>
+                          </w:rPr>
+                          <w:t>活动报名名单管理</w:t>
+                        </w:r>
+                      </w:p>
+                    </w:txbxContent>
+                  </v:textbox>
+                </v:rect>
+                <v:shape id="椭圆 130" o:spid="_x0000_s1026" o:spt="3" type="#_x0000_t3" style="position:absolute;left:1653540;top:1420495;height:337185;width:572135;" fillcolor="#FFFFCC" filled="t" stroked="t" coordsize="21600,21600" o:gfxdata="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">
+                  <v:fill on="t" focussize="0,0"/>
+                  <v:stroke weight="0.2pt" color="#990033" joinstyle="round"/>
+                  <v:imagedata o:title=""/>
+                  <o:lock v:ext="edit" aspectratio="f"/>
+                </v:shape>
+                <v:rect id="矩形 131" o:spid="_x0000_s1026" o:spt="1" style="position:absolute;left:1572895;top:1788160;height:330835;width:666750;mso-wrap-style:none;" filled="f" stroked="f" coordsize="21600,21600" o:gfxdata="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">
+                  <v:fill on="f" focussize="0,0"/>
+                  <v:stroke on="f"/>
+                  <v:imagedata o:title=""/>
+                  <o:lock v:ext="edit" aspectratio="f"/>
+                  <v:textbox inset="0mm,0mm,0mm,0mm" style="mso-fit-shape-to-text:t;">
+                    <w:txbxContent>
+                      <w:p>
+                        <w:pPr>
+                          <w:rPr>
+                            <w:rFonts w:hint="default"/>
+                            <w:sz w:val="15"/>
+                            <w:szCs w:val="15"/>
+                            <w:lang w:val="en-US"/>
+                          </w:rPr>
+                        </w:pPr>
+                        <w:r>
+                          <w:rPr>
+                            <w:rFonts w:hint="eastAsia" w:ascii="宋体" w:cs="宋体"/>
+                            <w:color w:val="000000"/>
+                            <w:kern w:val="0"/>
+                            <w:sz w:val="15"/>
+                            <w:szCs w:val="15"/>
+                            <w:lang w:val="en-US" w:eastAsia="zh-CN"/>
+                          </w:rPr>
+                          <w:t>活动发布与管理</w:t>
+                        </w:r>
+                      </w:p>
+                    </w:txbxContent>
+                  </v:textbox>
+                </v:rect>
+                <v:line id="直接连接符 132" o:spid="_x0000_s1026" o:spt="20" style="position:absolute;left:1229360;top:1586230;height:635;width:414655;" filled="f" stroked="t" coordsize="21600,21600" o:gfxdata="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">
+                  <v:fill on="f" focussize="0,0"/>
+                  <v:stroke weight="0.2pt" color="#990033" joinstyle="round"/>
+                  <v:imagedata o:title=""/>
+                  <o:lock v:ext="edit" aspectratio="f"/>
+                </v:line>
+                <v:line id="直接连接符 133" o:spid="_x0000_s1026" o:spt="20" style="position:absolute;left:1548130;top:1586230;flip:x;height:45720;width:95885;" filled="f" stroked="t" coordsize="21600,21600" o:gfxdata="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">
+                  <v:fill on="f" focussize="0,0"/>
+                  <v:stroke weight="0.2pt" color="#990033" joinstyle="round"/>
+                  <v:imagedata o:title=""/>
+                  <o:lock v:ext="edit" aspectratio="f"/>
+                </v:line>
+                <v:line id="直接连接符 134" o:spid="_x0000_s1026" o:spt="20" style="position:absolute;left:1548130;top:1540510;flip:x y;height:45720;width:95885;" filled="f" stroked="t" coordsize="21600,21600" o:gfxdata="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">
+                  <v:fill on="f" focussize="0,0"/>
+                  <v:stroke weight="0.2pt" color="#990033" joinstyle="round"/>
+                  <v:imagedata o:title=""/>
+                  <o:lock v:ext="edit" aspectratio="f"/>
+                </v:line>
+                <v:line id="直接连接符 135" o:spid="_x0000_s1026" o:spt="20" style="position:absolute;left:814070;top:1586230;flip:x;height:635;width:415290;" filled="f" stroked="t" coordsize="21600,21600" o:gfxdata="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">
+                  <v:fill on="f" focussize="0,0"/>
+                  <v:stroke weight="0.2pt" color="#990033" joinstyle="round"/>
+                  <v:imagedata o:title=""/>
+                  <o:lock v:ext="edit" aspectratio="f"/>
+                </v:line>
+                <v:line id="直接连接符 137" o:spid="_x0000_s1026" o:spt="20" style="position:absolute;left:2968625;top:1144905;flip:x;height:0;width:80645;" filled="f" stroked="t" coordsize="21600,21600" o:gfxdata="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">
+                  <v:fill on="f" focussize="0,0"/>
+                  <v:stroke weight="0.2pt" color="#990033" joinstyle="round"/>
+                  <v:imagedata o:title=""/>
+                  <o:lock v:ext="edit" aspectratio="f"/>
+                </v:line>
+                <v:line id="直接连接符 138" o:spid="_x0000_s1026" o:spt="20" style="position:absolute;left:3013710;top:1146175;flip:y;height:83820;width:54610;" filled="f" stroked="t" coordsize="21600,21600" o:gfxdata="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">
+                  <v:fill on="f" focussize="0,0"/>
+                  <v:stroke weight="0.2pt" color="#990033" joinstyle="round"/>
+                  <v:imagedata o:title=""/>
+                  <o:lock v:ext="edit" aspectratio="f"/>
+                </v:line>
+                <v:line id="直接连接符 139" o:spid="_x0000_s1026" o:spt="20" style="position:absolute;left:2233930;top:1138555;flip:x;height:359410;width:838835;" filled="f" stroked="t" coordsize="21600,21600" o:gfxdata="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">
+                  <v:fill on="f" focussize="0,0"/>
+                  <v:stroke weight="0.2pt" color="#990033" joinstyle="round"/>
+                  <v:imagedata o:title=""/>
+                  <o:lock v:ext="edit" aspectratio="f"/>
+                </v:line>
+                <v:rect id="矩形 140" o:spid="_x0000_s1026" o:spt="1" style="position:absolute;left:2389505;top:1181735;height:330835;width:628650;mso-wrap-style:none;" filled="f" stroked="f" coordsize="21600,21600" o:gfxdata="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">
+                  <v:fill on="f" focussize="0,0"/>
+                  <v:stroke on="f"/>
+                  <v:imagedata o:title=""/>
+                  <o:lock v:ext="edit" aspectratio="f"/>
+                  <v:textbox inset="0mm,0mm,0mm,0mm" style="mso-fit-shape-to-text:t;">
+                    <w:txbxContent>
+                      <w:p>
+                        <w:r>
+                          <w:rPr>
+                            <w:rFonts w:ascii="宋体" w:cs="宋体"/>
+                            <w:color w:val="000000"/>
+                            <w:kern w:val="0"/>
+                            <w:sz w:val="18"/>
+                            <w:szCs w:val="18"/>
+                          </w:rPr>
+                          <w:t>&lt;&lt;</w:t>
+                        </w:r>
+                        <w:r>
+                          <w:rPr>
+                            <w:rFonts w:hint="eastAsia" w:ascii="宋体" w:cs="宋体"/>
+                            <w:color w:val="000000"/>
+                            <w:kern w:val="0"/>
+                            <w:sz w:val="18"/>
+                            <w:szCs w:val="18"/>
+                            <w:lang w:val="en-US" w:eastAsia="zh-CN"/>
+                          </w:rPr>
+                          <w:t>include</w:t>
+                        </w:r>
+                        <w:r>
+                          <w:rPr>
+                            <w:rFonts w:ascii="宋体" w:cs="宋体"/>
+                            <w:color w:val="000000"/>
+                            <w:kern w:val="0"/>
+                            <w:sz w:val="18"/>
+                            <w:szCs w:val="18"/>
+                          </w:rPr>
+                          <w:t>&gt;&gt;</w:t>
+                        </w:r>
+                      </w:p>
+                    </w:txbxContent>
+                  </v:textbox>
+                </v:rect>
+                <v:line id="直接连接符 141" o:spid="_x0000_s1026" o:spt="20" style="position:absolute;left:2599055;top:2023745;height:264795;width:399415;" filled="f" stroked="t" coordsize="21600,21600" o:gfxdata="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">
+                  <v:fill on="f" focussize="0,0"/>
+                  <v:stroke weight="0.2pt" color="#990033" joinstyle="round"/>
+                  <v:imagedata o:title=""/>
+                  <o:lock v:ext="edit" aspectratio="f"/>
+                </v:line>
+                <v:line id="直接连接符 142" o:spid="_x0000_s1026" o:spt="20" style="position:absolute;left:2936875;top:2193925;flip:x y;height:94615;width:61595;" filled="f" stroked="t" coordsize="21600,21600" o:gfxdata="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">
+                  <v:fill on="f" focussize="0,0"/>
+                  <v:stroke weight="0.2pt" color="#990033" joinstyle="round"/>
+                  <v:imagedata o:title=""/>
+                  <o:lock v:ext="edit" aspectratio="f"/>
+                </v:line>
+                <v:line id="直接连接符 143" o:spid="_x0000_s1026" o:spt="20" style="position:absolute;left:2894330;top:2273300;flip:x y;height:15240;width:104140;" filled="f" stroked="t" coordsize="21600,21600" o:gfxdata="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">
+                  <v:fill on="f" focussize="0,0"/>
+                  <v:stroke weight="0.2pt" color="#990033" joinstyle="round"/>
+                  <v:imagedata o:title=""/>
+                  <o:lock v:ext="edit" aspectratio="f"/>
+                </v:line>
+                <v:line id="直接连接符 144" o:spid="_x0000_s1026" o:spt="20" style="position:absolute;left:2200275;top:1759585;flip:x y;height:264160;width:398780;" filled="f" stroked="t" coordsize="21600,21600" o:gfxdata="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">
+                  <v:fill on="f" focussize="0,0"/>
+                  <v:stroke weight="0.2pt" color="#990033" joinstyle="round"/>
+                  <v:imagedata o:title=""/>
+                  <o:lock v:ext="edit" aspectratio="f"/>
+                </v:line>
+                <v:rect id="矩形 145" o:spid="_x0000_s1026" o:spt="1" style="position:absolute;left:2393950;top:1993265;height:330835;width:628650;mso-wrap-style:none;" filled="f" stroked="f" coordsize="21600,21600" o:gfxdata="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">
+                  <v:fill on="f" focussize="0,0"/>
+                  <v:stroke on="f"/>
+                  <v:imagedata o:title=""/>
+                  <o:lock v:ext="edit" aspectratio="f"/>
+                  <v:textbox inset="0mm,0mm,0mm,0mm" style="mso-fit-shape-to-text:t;">
+                    <w:txbxContent>
+                      <w:p>
+                        <w:r>
+                          <w:rPr>
+                            <w:rFonts w:ascii="宋体" w:cs="宋体"/>
+                            <w:color w:val="000000"/>
+                            <w:kern w:val="0"/>
+                            <w:sz w:val="18"/>
+                            <w:szCs w:val="18"/>
+                          </w:rPr>
+                          <w:t>&lt;&lt;</w:t>
+                        </w:r>
+                        <w:r>
+                          <w:rPr>
+                            <w:rFonts w:hint="eastAsia" w:ascii="宋体" w:cs="宋体"/>
+                            <w:color w:val="000000"/>
+                            <w:kern w:val="0"/>
+                            <w:sz w:val="18"/>
+                            <w:szCs w:val="18"/>
+                            <w:lang w:val="en-US" w:eastAsia="zh-CN"/>
+                          </w:rPr>
+                          <w:t>include</w:t>
+                        </w:r>
+                        <w:r>
+                          <w:rPr>
+                            <w:rFonts w:ascii="宋体" w:cs="宋体"/>
+                            <w:color w:val="000000"/>
+                            <w:kern w:val="0"/>
+                            <w:sz w:val="18"/>
+                            <w:szCs w:val="18"/>
+                          </w:rPr>
+                          <w:t>&gt;&gt;</w:t>
+                        </w:r>
+                      </w:p>
+                    </w:txbxContent>
+                  </v:textbox>
+                </v:rect>
+                <v:rect id="矩形 123" o:spid="_x0000_s1026" o:spt="1" style="position:absolute;left:3137535;top:1229360;height:330835;width:571500;mso-wrap-style:none;" filled="f" stroked="f" coordsize="21600,21600" o:gfxdata="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">
+                  <v:fill on="f" focussize="0,0"/>
+                  <v:stroke on="f"/>
+                  <v:imagedata o:title=""/>
+                  <o:lock v:ext="edit" aspectratio="f"/>
+                  <v:textbox inset="0mm,0mm,0mm,0mm" style="mso-fit-shape-to-text:t;">
+                    <w:txbxContent>
+                      <w:p>
+                        <w:pPr>
+                          <w:rPr>
+                            <w:rFonts w:hint="default" w:eastAsiaTheme="minorEastAsia"/>
+                            <w:lang w:val="en-US" w:eastAsia="zh-CN"/>
+                          </w:rPr>
+                        </w:pPr>
+                        <w:r>
+                          <w:rPr>
+                            <w:rFonts w:hint="eastAsia"/>
+                            <w:sz w:val="15"/>
+                            <w:szCs w:val="15"/>
+                            <w:lang w:val="en-US" w:eastAsia="zh-CN"/>
+                          </w:rPr>
+                          <w:t>填写活动信息</w:t>
+                        </w:r>
+                      </w:p>
+                    </w:txbxContent>
+                  </v:textbox>
+                </v:rect>
+                <v:line id="直接连接符 144" o:spid="_x0000_s1026" o:spt="20" style="position:absolute;left:2235835;top:1616075;flip:x y;height:6350;width:761365;" filled="f" stroked="t" coordsize="21600,21600" o:gfxdata="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">
+                  <v:fill on="f" focussize="0,0"/>
+                  <v:stroke weight="0.2pt" color="#990033" joinstyle="round"/>
+                  <v:imagedata o:title=""/>
+                  <o:lock v:ext="edit" aspectratio="f"/>
+                </v:line>
+                <v:line id="直接连接符 137" o:spid="_x0000_s1026" o:spt="20" style="position:absolute;left:2900680;top:1578610;flip:x y;height:46355;width:97155;" filled="f" stroked="t" coordsize="21600,21600" o:gfxdata="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">
+                  <v:fill on="f" focussize="0,0"/>
+                  <v:stroke weight="0.2pt" color="#990033" joinstyle="round"/>
+                  <v:imagedata o:title=""/>
+                  <o:lock v:ext="edit" aspectratio="f"/>
+                </v:line>
+                <v:line id="直接连接符 137" o:spid="_x0000_s1026" o:spt="20" style="position:absolute;left:2924810;top:1626235;flip:x;height:57785;width:71755;" filled="f" stroked="t" coordsize="21600,21600" o:gfxdata="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">
+                  <v:fill on="f" focussize="0,0"/>
+                  <v:stroke weight="0.2pt" color="#990033" joinstyle="round"/>
+                  <v:imagedata o:title=""/>
+                  <o:lock v:ext="edit" aspectratio="f"/>
+                </v:line>
+                <v:shape id="椭圆 120" o:spid="_x0000_s1026" o:spt="3" type="#_x0000_t3" style="position:absolute;left:3113405;top:1419225;height:337185;width:572135;" fillcolor="#FFFFCC" filled="t" stroked="t" coordsize="21600,21600" o:gfxdata="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">
+                  <v:fill on="t" focussize="0,0"/>
+                  <v:stroke weight="0.2pt" color="#990033" joinstyle="round"/>
+                  <v:imagedata o:title=""/>
+                  <o:lock v:ext="edit" aspectratio="f"/>
+                </v:shape>
+                <v:rect id="矩形 123" o:spid="_x0000_s1026" o:spt="1" style="position:absolute;left:3118485;top:1764665;height:245110;width:571500;mso-wrap-style:none;" filled="f" stroked="f" coordsize="21600,21600" o:gfxdata="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">
+                  <v:fill on="f" focussize="0,0"/>
+                  <v:stroke on="f"/>
+                  <v:imagedata o:title=""/>
+                  <o:lock v:ext="edit" aspectratio="f"/>
+                  <v:textbox inset="0mm,0mm,0mm,0mm">
+                    <w:txbxContent>
+                      <w:p>
+                        <w:pPr>
+                          <w:rPr>
+                            <w:rFonts w:hint="default" w:eastAsiaTheme="minorEastAsia"/>
+                            <w:sz w:val="15"/>
+                            <w:szCs w:val="15"/>
+                            <w:lang w:val="en-US" w:eastAsia="zh-CN"/>
+                          </w:rPr>
+                        </w:pPr>
+                        <w:r>
+                          <w:rPr>
+                            <w:rFonts w:hint="eastAsia"/>
+                            <w:sz w:val="15"/>
+                            <w:szCs w:val="15"/>
+                            <w:lang w:val="en-US" w:eastAsia="zh-CN"/>
+                          </w:rPr>
+                          <w:t>活动审核上线</w:t>
+                        </w:r>
+                      </w:p>
+                    </w:txbxContent>
+                  </v:textbox>
+                </v:rect>
+                <v:line id="直接连接符 135" o:spid="_x0000_s1026" o:spt="20" style="position:absolute;left:3592195;top:558165;flip:x;height:311785;width:595630;" filled="f" stroked="t" coordsize="21600,21600" o:gfxdata="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">
+                  <v:fill on="f" focussize="0,0"/>
+                  <v:stroke weight="0.2pt" color="#990033" joinstyle="round"/>
+                  <v:imagedata o:title=""/>
+                  <o:lock v:ext="edit" aspectratio="f"/>
+                </v:line>
+                <v:rect id="矩形 145" o:spid="_x0000_s1026" o:spt="1" style="position:absolute;left:3486785;top:610235;height:215900;width:628650;mso-wrap-style:none;" filled="f" stroked="f" coordsize="21600,21600" o:gfxdata="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">
+                  <v:fill on="f" focussize="0,0"/>
+                  <v:stroke on="f"/>
+                  <v:imagedata o:title=""/>
+                  <o:lock v:ext="edit" aspectratio="f"/>
+                  <v:textbox inset="0mm,0mm,0mm,0mm">
+                    <w:txbxContent>
+                      <w:p>
+                        <w:r>
+                          <w:rPr>
+                            <w:rFonts w:ascii="宋体" w:cs="宋体"/>
+                            <w:color w:val="000000"/>
+                            <w:kern w:val="0"/>
+                            <w:sz w:val="18"/>
+                            <w:szCs w:val="18"/>
+                          </w:rPr>
+                          <w:t>&lt;&lt;</w:t>
+                        </w:r>
+                        <w:r>
+                          <w:rPr>
+                            <w:rFonts w:hint="eastAsia" w:ascii="宋体" w:cs="宋体"/>
+                            <w:color w:val="000000"/>
+                            <w:kern w:val="0"/>
+                            <w:sz w:val="18"/>
+                            <w:szCs w:val="18"/>
+                            <w:lang w:val="en-US" w:eastAsia="zh-CN"/>
+                          </w:rPr>
+                          <w:t>include</w:t>
+                        </w:r>
+                        <w:r>
+                          <w:rPr>
+                            <w:rFonts w:ascii="宋体" w:cs="宋体"/>
+                            <w:color w:val="000000"/>
+                            <w:kern w:val="0"/>
+                            <w:sz w:val="18"/>
+                            <w:szCs w:val="18"/>
+                          </w:rPr>
+                          <w:t>&gt;&gt;</w:t>
+                        </w:r>
+                      </w:p>
+                    </w:txbxContent>
+                  </v:textbox>
+                </v:rect>
+                <v:shape id="椭圆 130" o:spid="_x0000_s1026" o:spt="3" type="#_x0000_t3" style="position:absolute;left:4243070;top:271145;height:337185;width:572135;" fillcolor="#FFFFCC" filled="t" stroked="t" coordsize="21600,21600" o:gfxdata="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">
+                  <v:fill on="t" focussize="0,0"/>
+                  <v:stroke weight="0.2pt" color="#990033" joinstyle="round"/>
+                  <v:imagedata o:title=""/>
+                  <o:lock v:ext="edit" aspectratio="f"/>
+                </v:shape>
+                <v:rect id="矩形 123" o:spid="_x0000_s1026" o:spt="1" style="position:absolute;left:4271645;top:605155;height:312420;width:571500;mso-wrap-style:none;" filled="f" stroked="f" coordsize="21600,21600" o:gfxdata="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">
+                  <v:fill on="f" focussize="0,0"/>
+                  <v:stroke on="f"/>
+                  <v:imagedata o:title=""/>
+                  <o:lock v:ext="edit" aspectratio="f"/>
+                  <v:textbox inset="0mm,0mm,0mm,0mm">
+                    <w:txbxContent>
+                      <w:p>
+                        <w:pPr>
+                          <w:rPr>
+                            <w:rFonts w:hint="default" w:eastAsiaTheme="minorEastAsia"/>
+                            <w:lang w:val="en-US" w:eastAsia="zh-CN"/>
+                          </w:rPr>
+                        </w:pPr>
+                        <w:r>
+                          <w:rPr>
+                            <w:rFonts w:hint="eastAsia"/>
+                            <w:sz w:val="15"/>
+                            <w:szCs w:val="15"/>
+                            <w:lang w:val="en-US" w:eastAsia="zh-CN"/>
+                          </w:rPr>
+                          <w:t>现场扫码签到</w:t>
+                        </w:r>
+                      </w:p>
+                    </w:txbxContent>
+                  </v:textbox>
+                </v:rect>
+                <v:line id="直接连接符 137" o:spid="_x0000_s1026" o:spt="20" style="position:absolute;left:4070985;top:561975;flip:x y;height:635;width:92710;" filled="f" stroked="t" coordsize="21600,21600" o:gfxdata="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">
+                  <v:fill on="f" focussize="0,0"/>
+                  <v:stroke weight="0.2pt" color="#990033" joinstyle="round"/>
+                  <v:imagedata o:title=""/>
+                  <o:lock v:ext="edit" aspectratio="f"/>
+                </v:line>
+                <v:line id="直接连接符 137" o:spid="_x0000_s1026" o:spt="20" style="position:absolute;left:4130040;top:572770;flip:x;height:81280;width:38100;" filled="f" stroked="t" coordsize="21600,21600" o:gfxdata="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">
+                  <v:fill on="f" focussize="0,0"/>
+                  <v:stroke weight="0.2pt" color="#990033" joinstyle="round"/>
+                  <v:imagedata o:title=""/>
+                  <o:lock v:ext="edit" aspectratio="f"/>
+                </v:line>
+                <v:line id="直接连接符 144" o:spid="_x0000_s1026" o:spt="20" style="position:absolute;left:3709035;top:1602740;flip:x;height:635;width:635635;" filled="f" stroked="t" coordsize="21600,21600" o:gfxdata="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">
+                  <v:fill on="f" focussize="0,0"/>
+                  <v:stroke weight="0.2pt" color="#990033" joinstyle="round"/>
+                  <v:imagedata o:title=""/>
+                  <o:lock v:ext="edit" aspectratio="f"/>
+                </v:line>
+                <v:line id="直接连接符 137" o:spid="_x0000_s1026" o:spt="20" style="position:absolute;left:4237990;top:1562735;flip:x y;height:46355;width:97155;" filled="f" stroked="t" coordsize="21600,21600" o:gfxdata="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">
+                  <v:fill on="f" focussize="0,0"/>
+                  <v:stroke weight="0.2pt" color="#990033" joinstyle="round"/>
+                  <v:imagedata o:title=""/>
+                  <o:lock v:ext="edit" aspectratio="f"/>
+                </v:line>
+                <v:line id="直接连接符 137" o:spid="_x0000_s1026" o:spt="20" style="position:absolute;left:4243705;top:1615440;flip:x;height:57785;width:71755;" filled="f" stroked="t" coordsize="21600,21600" o:gfxdata="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">
+                  <v:fill on="f" focussize="0,0"/>
+                  <v:stroke weight="0.2pt" color="#990033" joinstyle="round"/>
+                  <v:imagedata o:title=""/>
+                  <o:lock v:ext="edit" aspectratio="f"/>
+                </v:line>
+                <v:shape id="椭圆 130" o:spid="_x0000_s1026" o:spt="3" type="#_x0000_t3" style="position:absolute;left:4387850;top:1405255;height:337185;width:572135;" fillcolor="#FFFFCC" filled="t" stroked="t" coordsize="21600,21600" o:gfxdata="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">
+                  <v:fill on="t" focussize="0,0"/>
+                  <v:stroke weight="0.2pt" color="#990033" joinstyle="round"/>
+                  <v:imagedata o:title=""/>
+                  <o:lock v:ext="edit" aspectratio="f"/>
+                </v:shape>
+                <v:rect id="矩形 123" o:spid="_x0000_s1026" o:spt="1" style="position:absolute;left:4392930;top:1760220;height:312420;width:603885;" filled="f" stroked="f" coordsize="21600,21600" o:gfxdata="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">
+                  <v:fill on="f" focussize="0,0"/>
+                  <v:stroke on="f"/>
+                  <v:imagedata o:title=""/>
+                  <o:lock v:ext="edit" aspectratio="f"/>
+                  <v:textbox inset="0mm,0mm,0mm,0mm">
+                    <w:txbxContent>
+                      <w:p>
+                        <w:pPr>
+                          <w:rPr>
+                            <w:rFonts w:hint="default" w:eastAsiaTheme="minorEastAsia"/>
+                            <w:lang w:val="en-US" w:eastAsia="zh-CN"/>
+                          </w:rPr>
+                        </w:pPr>
+                        <w:r>
+                          <w:rPr>
+                            <w:rFonts w:hint="eastAsia"/>
+                            <w:sz w:val="15"/>
+                            <w:szCs w:val="15"/>
+                            <w:lang w:val="en-US" w:eastAsia="zh-CN"/>
+                          </w:rPr>
+                          <w:t>上传活动回顾</w:t>
+                        </w:r>
+                      </w:p>
+                    </w:txbxContent>
+                  </v:textbox>
+                </v:rect>
+                <w10:wrap type="none"/>
+                <w10:anchorlock/>
+              </v:group>
+            </w:pict>
+          </mc:Fallback>
+        </mc:AlternateContent>
+      </w:r>
+      <w:bookmarkEnd w:id="0"/>
     </w:p>
     <w:p>
       <w:pPr>
